--- a/docs/Memoria TFM.docx
+++ b/docs/Memoria TFM.docx
@@ -289,7 +289,7 @@
           <w:sz w:val="41"/>
         </w:rPr>
         <w:drawing>
-          <wp:inline distT="0" distB="0" distL="0" distR="0" wp14:anchorId="3D94E395" wp14:editId="132A856C">
+          <wp:inline distT="0" distB="0" distL="0" distR="0" wp14:anchorId="3D94E395" wp14:editId="79D6AF5E">
             <wp:extent cx="2530021" cy="813853"/>
             <wp:effectExtent l="0" t="0" r="0" b="0"/>
             <wp:docPr id="303713419" name="Imagen 21" descr="Texto&#10;&#10;El contenido generado por IA puede ser incorrecto."/>
@@ -3106,41 +3106,6 @@
     </w:p>
     <w:p>
       <w:pPr>
-        <w:rPr>
-          <w:sz w:val="28"/>
-        </w:rPr>
-      </w:pPr>
-    </w:p>
-    <w:p>
-      <w:pPr>
-        <w:pStyle w:val="Ttulo1"/>
-      </w:pPr>
-      <w:bookmarkStart w:id="0" w:name="_Toc219717880"/>
-      <w:r>
-        <w:rPr>
-          <w:w w:val="115"/>
-        </w:rPr>
-        <w:lastRenderedPageBreak/>
-        <w:t>Índice</w:t>
-      </w:r>
-      <w:r>
-        <w:rPr>
-          <w:spacing w:val="18"/>
-          <w:w w:val="115"/>
-        </w:rPr>
-        <w:t xml:space="preserve"> </w:t>
-      </w:r>
-      <w:r>
-        <w:rPr>
-          <w:spacing w:val="-2"/>
-          <w:w w:val="115"/>
-        </w:rPr>
-        <w:t>general</w:t>
-      </w:r>
-      <w:bookmarkEnd w:id="0"/>
-    </w:p>
-    <w:p>
-      <w:pPr>
         <w:pStyle w:val="Textoindependiente"/>
         <w:rPr>
           <w:b/>
@@ -3182,24 +3147,24 @@
             <w:rPr>
               <w:rFonts w:ascii="Times New Roman" w:hAnsi="Times New Roman" w:cs="Times New Roman"/>
             </w:rPr>
-            <w:t>Tabla de contenido</w:t>
+            <w:t>Índice General</w:t>
           </w:r>
         </w:p>
         <w:p>
           <w:pPr>
             <w:pStyle w:val="TDC1"/>
             <w:tabs>
-              <w:tab w:val="right" w:leader="dot" w:pos="9770"/>
+              <w:tab w:val="right" w:leader="dot" w:pos="9736"/>
             </w:tabs>
             <w:rPr>
-              <w:rFonts w:ascii="Times New Roman" w:eastAsiaTheme="minorEastAsia" w:hAnsi="Times New Roman" w:cs="Times New Roman"/>
+              <w:rFonts w:eastAsiaTheme="minorEastAsia" w:cstheme="minorBidi"/>
               <w:b w:val="0"/>
               <w:bCs w:val="0"/>
               <w:i w:val="0"/>
               <w:iCs w:val="0"/>
               <w:noProof/>
               <w:kern w:val="2"/>
-              <w:lang w:eastAsia="es-ES_tradnl"/>
+              <w:lang w:eastAsia="es-ES"/>
               <w14:ligatures w14:val="standardContextual"/>
             </w:rPr>
           </w:pPr>
@@ -3225,39 +3190,17 @@
             </w:rPr>
             <w:fldChar w:fldCharType="separate"/>
           </w:r>
-          <w:hyperlink w:anchor="_Toc219717880" w:history="1">
+          <w:hyperlink w:anchor="_Toc226621084" w:history="1">
             <w:r>
               <w:rPr>
                 <w:rStyle w:val="Hipervnculo"/>
                 <w:rFonts w:ascii="Times New Roman" w:hAnsi="Times New Roman" w:cs="Times New Roman"/>
                 <w:noProof/>
-                <w:w w:val="115"/>
               </w:rPr>
-              <w:t>Índice</w:t>
+              <w:t>Índice de figuras</w:t>
             </w:r>
             <w:r>
               <w:rPr>
-                <w:rStyle w:val="Hipervnculo"/>
-                <w:rFonts w:ascii="Times New Roman" w:hAnsi="Times New Roman" w:cs="Times New Roman"/>
-                <w:noProof/>
-                <w:spacing w:val="18"/>
-                <w:w w:val="115"/>
-              </w:rPr>
-              <w:t xml:space="preserve"> </w:t>
-            </w:r>
-            <w:r>
-              <w:rPr>
-                <w:rStyle w:val="Hipervnculo"/>
-                <w:rFonts w:ascii="Times New Roman" w:hAnsi="Times New Roman" w:cs="Times New Roman"/>
-                <w:noProof/>
-                <w:spacing w:val="-2"/>
-                <w:w w:val="115"/>
-              </w:rPr>
-              <w:t>general</w:t>
-            </w:r>
-            <w:r>
-              <w:rPr>
-                <w:rFonts w:ascii="Times New Roman" w:hAnsi="Times New Roman" w:cs="Times New Roman"/>
                 <w:noProof/>
                 <w:webHidden/>
               </w:rPr>
@@ -3265,7 +3208,6 @@
             </w:r>
             <w:r>
               <w:rPr>
-                <w:rFonts w:ascii="Times New Roman" w:hAnsi="Times New Roman" w:cs="Times New Roman"/>
                 <w:noProof/>
                 <w:webHidden/>
               </w:rPr>
@@ -3273,22 +3215,19 @@
             </w:r>
             <w:r>
               <w:rPr>
-                <w:rFonts w:ascii="Times New Roman" w:hAnsi="Times New Roman" w:cs="Times New Roman"/>
                 <w:noProof/>
                 <w:webHidden/>
               </w:rPr>
-              <w:instrText xml:space="preserve"> PAGEREF _Toc219717880 \h </w:instrText>
+              <w:instrText xml:space="preserve"> PAGEREF _Toc226621084 \h </w:instrText>
             </w:r>
             <w:r>
               <w:rPr>
-                <w:rFonts w:ascii="Times New Roman" w:hAnsi="Times New Roman" w:cs="Times New Roman"/>
                 <w:noProof/>
                 <w:webHidden/>
               </w:rPr>
             </w:r>
             <w:r>
               <w:rPr>
-                <w:rFonts w:ascii="Times New Roman" w:hAnsi="Times New Roman" w:cs="Times New Roman"/>
                 <w:noProof/>
                 <w:webHidden/>
               </w:rPr>
@@ -3296,7 +3235,6 @@
             </w:r>
             <w:r>
               <w:rPr>
-                <w:rFonts w:ascii="Times New Roman" w:hAnsi="Times New Roman" w:cs="Times New Roman"/>
                 <w:noProof/>
                 <w:webHidden/>
               </w:rPr>
@@ -3304,7 +3242,6 @@
             </w:r>
             <w:r>
               <w:rPr>
-                <w:rFonts w:ascii="Times New Roman" w:hAnsi="Times New Roman" w:cs="Times New Roman"/>
                 <w:noProof/>
                 <w:webHidden/>
               </w:rPr>
@@ -3316,72 +3253,31 @@
           <w:pPr>
             <w:pStyle w:val="TDC1"/>
             <w:tabs>
-              <w:tab w:val="right" w:leader="dot" w:pos="9770"/>
+              <w:tab w:val="right" w:leader="dot" w:pos="9736"/>
             </w:tabs>
             <w:rPr>
-              <w:rFonts w:ascii="Times New Roman" w:eastAsiaTheme="minorEastAsia" w:hAnsi="Times New Roman" w:cs="Times New Roman"/>
+              <w:rFonts w:eastAsiaTheme="minorEastAsia" w:cstheme="minorBidi"/>
               <w:b w:val="0"/>
               <w:bCs w:val="0"/>
               <w:i w:val="0"/>
               <w:iCs w:val="0"/>
               <w:noProof/>
               <w:kern w:val="2"/>
-              <w:lang w:eastAsia="es-ES_tradnl"/>
+              <w:lang w:eastAsia="es-ES"/>
               <w14:ligatures w14:val="standardContextual"/>
             </w:rPr>
           </w:pPr>
-          <w:hyperlink w:anchor="_Toc219717881" w:history="1">
+          <w:hyperlink w:anchor="_Toc226621085" w:history="1">
             <w:r>
               <w:rPr>
                 <w:rStyle w:val="Hipervnculo"/>
                 <w:rFonts w:ascii="Times New Roman" w:hAnsi="Times New Roman" w:cs="Times New Roman"/>
                 <w:noProof/>
-                <w:w w:val="115"/>
               </w:rPr>
-              <w:t>Índice</w:t>
+              <w:t>Índice de tablas</w:t>
             </w:r>
             <w:r>
               <w:rPr>
-                <w:rStyle w:val="Hipervnculo"/>
-                <w:rFonts w:ascii="Times New Roman" w:hAnsi="Times New Roman" w:cs="Times New Roman"/>
-                <w:noProof/>
-                <w:spacing w:val="31"/>
-                <w:w w:val="115"/>
-              </w:rPr>
-              <w:t xml:space="preserve"> </w:t>
-            </w:r>
-            <w:r>
-              <w:rPr>
-                <w:rStyle w:val="Hipervnculo"/>
-                <w:rFonts w:ascii="Times New Roman" w:hAnsi="Times New Roman" w:cs="Times New Roman"/>
-                <w:noProof/>
-                <w:w w:val="115"/>
-              </w:rPr>
-              <w:t>de</w:t>
-            </w:r>
-            <w:r>
-              <w:rPr>
-                <w:rStyle w:val="Hipervnculo"/>
-                <w:rFonts w:ascii="Times New Roman" w:hAnsi="Times New Roman" w:cs="Times New Roman"/>
-                <w:noProof/>
-                <w:spacing w:val="32"/>
-                <w:w w:val="115"/>
-              </w:rPr>
-              <w:t xml:space="preserve"> </w:t>
-            </w:r>
-            <w:r>
-              <w:rPr>
-                <w:rStyle w:val="Hipervnculo"/>
-                <w:rFonts w:ascii="Times New Roman" w:hAnsi="Times New Roman" w:cs="Times New Roman"/>
-                <w:noProof/>
-                <w:spacing w:val="-2"/>
-                <w:w w:val="115"/>
-              </w:rPr>
-              <w:t>tablas</w:t>
-            </w:r>
-            <w:r>
-              <w:rPr>
-                <w:rFonts w:ascii="Times New Roman" w:hAnsi="Times New Roman" w:cs="Times New Roman"/>
                 <w:noProof/>
                 <w:webHidden/>
               </w:rPr>
@@ -3389,7 +3285,6 @@
             </w:r>
             <w:r>
               <w:rPr>
-                <w:rFonts w:ascii="Times New Roman" w:hAnsi="Times New Roman" w:cs="Times New Roman"/>
                 <w:noProof/>
                 <w:webHidden/>
               </w:rPr>
@@ -3397,22 +3292,19 @@
             </w:r>
             <w:r>
               <w:rPr>
-                <w:rFonts w:ascii="Times New Roman" w:hAnsi="Times New Roman" w:cs="Times New Roman"/>
                 <w:noProof/>
                 <w:webHidden/>
               </w:rPr>
-              <w:instrText xml:space="preserve"> PAGEREF _Toc219717881 \h </w:instrText>
+              <w:instrText xml:space="preserve"> PAGEREF _Toc226621085 \h </w:instrText>
             </w:r>
             <w:r>
               <w:rPr>
-                <w:rFonts w:ascii="Times New Roman" w:hAnsi="Times New Roman" w:cs="Times New Roman"/>
                 <w:noProof/>
                 <w:webHidden/>
               </w:rPr>
             </w:r>
             <w:r>
               <w:rPr>
-                <w:rFonts w:ascii="Times New Roman" w:hAnsi="Times New Roman" w:cs="Times New Roman"/>
                 <w:noProof/>
                 <w:webHidden/>
               </w:rPr>
@@ -3420,15 +3312,90 @@
             </w:r>
             <w:r>
               <w:rPr>
-                <w:rFonts w:ascii="Times New Roman" w:hAnsi="Times New Roman" w:cs="Times New Roman"/>
                 <w:noProof/>
                 <w:webHidden/>
               </w:rPr>
-              <w:t>11</w:t>
+              <w:t>7</w:t>
             </w:r>
             <w:r>
               <w:rPr>
+                <w:noProof/>
+                <w:webHidden/>
+              </w:rPr>
+              <w:fldChar w:fldCharType="end"/>
+            </w:r>
+          </w:hyperlink>
+        </w:p>
+        <w:p>
+          <w:pPr>
+            <w:pStyle w:val="TDC1"/>
+            <w:tabs>
+              <w:tab w:val="right" w:leader="dot" w:pos="9736"/>
+            </w:tabs>
+            <w:rPr>
+              <w:rFonts w:eastAsiaTheme="minorEastAsia" w:cstheme="minorBidi"/>
+              <w:b w:val="0"/>
+              <w:bCs w:val="0"/>
+              <w:i w:val="0"/>
+              <w:iCs w:val="0"/>
+              <w:noProof/>
+              <w:kern w:val="2"/>
+              <w:lang w:eastAsia="es-ES"/>
+              <w14:ligatures w14:val="standardContextual"/>
+            </w:rPr>
+          </w:pPr>
+          <w:hyperlink w:anchor="_Toc226621086" w:history="1">
+            <w:r>
+              <w:rPr>
+                <w:rStyle w:val="Hipervnculo"/>
                 <w:rFonts w:ascii="Times New Roman" w:hAnsi="Times New Roman" w:cs="Times New Roman"/>
+                <w:noProof/>
+              </w:rPr>
+              <w:t>Introducción</w:t>
+            </w:r>
+            <w:r>
+              <w:rPr>
+                <w:noProof/>
+                <w:webHidden/>
+              </w:rPr>
+              <w:tab/>
+            </w:r>
+            <w:r>
+              <w:rPr>
+                <w:noProof/>
+                <w:webHidden/>
+              </w:rPr>
+              <w:fldChar w:fldCharType="begin"/>
+            </w:r>
+            <w:r>
+              <w:rPr>
+                <w:noProof/>
+                <w:webHidden/>
+              </w:rPr>
+              <w:instrText xml:space="preserve"> PAGEREF _Toc226621086 \h </w:instrText>
+            </w:r>
+            <w:r>
+              <w:rPr>
+                <w:noProof/>
+                <w:webHidden/>
+              </w:rPr>
+            </w:r>
+            <w:r>
+              <w:rPr>
+                <w:noProof/>
+                <w:webHidden/>
+              </w:rPr>
+              <w:fldChar w:fldCharType="separate"/>
+            </w:r>
+            <w:r>
+              <w:rPr>
+                <w:noProof/>
+                <w:webHidden/>
+              </w:rPr>
+              <w:t>9</w:t>
+            </w:r>
+            <w:r>
+              <w:rPr>
                 <w:noProof/>
                 <w:webHidden/>
               </w:rPr>
@@ -3440,72 +3407,31 @@
           <w:pPr>
             <w:pStyle w:val="TDC2"/>
             <w:tabs>
-              <w:tab w:val="right" w:leader="dot" w:pos="9770"/>
+              <w:tab w:val="right" w:leader="dot" w:pos="9736"/>
             </w:tabs>
             <w:rPr>
-              <w:rFonts w:ascii="Times New Roman" w:eastAsiaTheme="minorEastAsia" w:hAnsi="Times New Roman" w:cs="Times New Roman"/>
+              <w:rFonts w:eastAsiaTheme="minorEastAsia" w:cstheme="minorBidi"/>
               <w:b w:val="0"/>
               <w:bCs w:val="0"/>
               <w:noProof/>
               <w:kern w:val="2"/>
               <w:sz w:val="24"/>
               <w:szCs w:val="24"/>
-              <w:lang w:eastAsia="es-ES_tradnl"/>
+              <w:lang w:eastAsia="es-ES"/>
               <w14:ligatures w14:val="standardContextual"/>
             </w:rPr>
           </w:pPr>
-          <w:hyperlink w:anchor="_Toc219717882" w:history="1">
+          <w:hyperlink w:anchor="_Toc226621087" w:history="1">
             <w:r>
               <w:rPr>
                 <w:rStyle w:val="Hipervnculo"/>
                 <w:rFonts w:ascii="Times New Roman" w:hAnsi="Times New Roman" w:cs="Times New Roman"/>
                 <w:noProof/>
-                <w:w w:val="115"/>
               </w:rPr>
-              <w:t>Abreviaturas</w:t>
+              <w:t>Introducción y Definición del Problema</w:t>
             </w:r>
             <w:r>
               <w:rPr>
-                <w:rStyle w:val="Hipervnculo"/>
-                <w:rFonts w:ascii="Times New Roman" w:hAnsi="Times New Roman" w:cs="Times New Roman"/>
-                <w:noProof/>
-                <w:spacing w:val="20"/>
-                <w:w w:val="115"/>
-              </w:rPr>
-              <w:t xml:space="preserve"> </w:t>
-            </w:r>
-            <w:r>
-              <w:rPr>
-                <w:rStyle w:val="Hipervnculo"/>
-                <w:rFonts w:ascii="Times New Roman" w:hAnsi="Times New Roman" w:cs="Times New Roman"/>
-                <w:noProof/>
-                <w:w w:val="115"/>
-              </w:rPr>
-              <w:t>y</w:t>
-            </w:r>
-            <w:r>
-              <w:rPr>
-                <w:rStyle w:val="Hipervnculo"/>
-                <w:rFonts w:ascii="Times New Roman" w:hAnsi="Times New Roman" w:cs="Times New Roman"/>
-                <w:noProof/>
-                <w:spacing w:val="20"/>
-                <w:w w:val="115"/>
-              </w:rPr>
-              <w:t xml:space="preserve"> </w:t>
-            </w:r>
-            <w:r>
-              <w:rPr>
-                <w:rStyle w:val="Hipervnculo"/>
-                <w:rFonts w:ascii="Times New Roman" w:hAnsi="Times New Roman" w:cs="Times New Roman"/>
-                <w:noProof/>
-                <w:spacing w:val="-2"/>
-                <w:w w:val="115"/>
-              </w:rPr>
-              <w:t>acrónimos</w:t>
-            </w:r>
-            <w:r>
-              <w:rPr>
-                <w:rFonts w:ascii="Times New Roman" w:hAnsi="Times New Roman" w:cs="Times New Roman"/>
                 <w:noProof/>
                 <w:webHidden/>
               </w:rPr>
@@ -3513,7 +3439,6 @@
             </w:r>
             <w:r>
               <w:rPr>
-                <w:rFonts w:ascii="Times New Roman" w:hAnsi="Times New Roman" w:cs="Times New Roman"/>
                 <w:noProof/>
                 <w:webHidden/>
               </w:rPr>
@@ -3521,22 +3446,19 @@
             </w:r>
             <w:r>
               <w:rPr>
-                <w:rFonts w:ascii="Times New Roman" w:hAnsi="Times New Roman" w:cs="Times New Roman"/>
                 <w:noProof/>
                 <w:webHidden/>
               </w:rPr>
-              <w:instrText xml:space="preserve"> PAGEREF _Toc219717882 \h </w:instrText>
+              <w:instrText xml:space="preserve"> PAGEREF _Toc226621087 \h </w:instrText>
             </w:r>
             <w:r>
               <w:rPr>
-                <w:rFonts w:ascii="Times New Roman" w:hAnsi="Times New Roman" w:cs="Times New Roman"/>
                 <w:noProof/>
                 <w:webHidden/>
               </w:rPr>
             </w:r>
             <w:r>
               <w:rPr>
-                <w:rFonts w:ascii="Times New Roman" w:hAnsi="Times New Roman" w:cs="Times New Roman"/>
                 <w:noProof/>
                 <w:webHidden/>
               </w:rPr>
@@ -3544,15 +3466,167 @@
             </w:r>
             <w:r>
               <w:rPr>
-                <w:rFonts w:ascii="Times New Roman" w:hAnsi="Times New Roman" w:cs="Times New Roman"/>
                 <w:noProof/>
                 <w:webHidden/>
               </w:rPr>
-              <w:t>12</w:t>
+              <w:t>9</w:t>
             </w:r>
             <w:r>
               <w:rPr>
+                <w:noProof/>
+                <w:webHidden/>
+              </w:rPr>
+              <w:fldChar w:fldCharType="end"/>
+            </w:r>
+          </w:hyperlink>
+        </w:p>
+        <w:p>
+          <w:pPr>
+            <w:pStyle w:val="TDC2"/>
+            <w:tabs>
+              <w:tab w:val="right" w:leader="dot" w:pos="9736"/>
+            </w:tabs>
+            <w:rPr>
+              <w:rFonts w:eastAsiaTheme="minorEastAsia" w:cstheme="minorBidi"/>
+              <w:b w:val="0"/>
+              <w:bCs w:val="0"/>
+              <w:noProof/>
+              <w:kern w:val="2"/>
+              <w:sz w:val="24"/>
+              <w:szCs w:val="24"/>
+              <w:lang w:eastAsia="es-ES"/>
+              <w14:ligatures w14:val="standardContextual"/>
+            </w:rPr>
+          </w:pPr>
+          <w:hyperlink w:anchor="_Toc226621088" w:history="1">
+            <w:r>
+              <w:rPr>
+                <w:rStyle w:val="Hipervnculo"/>
                 <w:rFonts w:ascii="Times New Roman" w:hAnsi="Times New Roman" w:cs="Times New Roman"/>
+                <w:noProof/>
+              </w:rPr>
+              <w:t>Motivación</w:t>
+            </w:r>
+            <w:r>
+              <w:rPr>
+                <w:noProof/>
+                <w:webHidden/>
+              </w:rPr>
+              <w:tab/>
+            </w:r>
+            <w:r>
+              <w:rPr>
+                <w:noProof/>
+                <w:webHidden/>
+              </w:rPr>
+              <w:fldChar w:fldCharType="begin"/>
+            </w:r>
+            <w:r>
+              <w:rPr>
+                <w:noProof/>
+                <w:webHidden/>
+              </w:rPr>
+              <w:instrText xml:space="preserve"> PAGEREF _Toc226621088 \h </w:instrText>
+            </w:r>
+            <w:r>
+              <w:rPr>
+                <w:noProof/>
+                <w:webHidden/>
+              </w:rPr>
+            </w:r>
+            <w:r>
+              <w:rPr>
+                <w:noProof/>
+                <w:webHidden/>
+              </w:rPr>
+              <w:fldChar w:fldCharType="separate"/>
+            </w:r>
+            <w:r>
+              <w:rPr>
+                <w:noProof/>
+                <w:webHidden/>
+              </w:rPr>
+              <w:t>10</w:t>
+            </w:r>
+            <w:r>
+              <w:rPr>
+                <w:noProof/>
+                <w:webHidden/>
+              </w:rPr>
+              <w:fldChar w:fldCharType="end"/>
+            </w:r>
+          </w:hyperlink>
+        </w:p>
+        <w:p>
+          <w:pPr>
+            <w:pStyle w:val="TDC2"/>
+            <w:tabs>
+              <w:tab w:val="right" w:leader="dot" w:pos="9736"/>
+            </w:tabs>
+            <w:rPr>
+              <w:rFonts w:eastAsiaTheme="minorEastAsia" w:cstheme="minorBidi"/>
+              <w:b w:val="0"/>
+              <w:bCs w:val="0"/>
+              <w:noProof/>
+              <w:kern w:val="2"/>
+              <w:sz w:val="24"/>
+              <w:szCs w:val="24"/>
+              <w:lang w:eastAsia="es-ES"/>
+              <w14:ligatures w14:val="standardContextual"/>
+            </w:rPr>
+          </w:pPr>
+          <w:hyperlink w:anchor="_Toc226621089" w:history="1">
+            <w:r>
+              <w:rPr>
+                <w:rStyle w:val="Hipervnculo"/>
+                <w:rFonts w:ascii="Times New Roman" w:hAnsi="Times New Roman" w:cs="Times New Roman"/>
+                <w:noProof/>
+              </w:rPr>
+              <w:t>Objetivos</w:t>
+            </w:r>
+            <w:r>
+              <w:rPr>
+                <w:noProof/>
+                <w:webHidden/>
+              </w:rPr>
+              <w:tab/>
+            </w:r>
+            <w:r>
+              <w:rPr>
+                <w:noProof/>
+                <w:webHidden/>
+              </w:rPr>
+              <w:fldChar w:fldCharType="begin"/>
+            </w:r>
+            <w:r>
+              <w:rPr>
+                <w:noProof/>
+                <w:webHidden/>
+              </w:rPr>
+              <w:instrText xml:space="preserve"> PAGEREF _Toc226621089 \h </w:instrText>
+            </w:r>
+            <w:r>
+              <w:rPr>
+                <w:noProof/>
+                <w:webHidden/>
+              </w:rPr>
+            </w:r>
+            <w:r>
+              <w:rPr>
+                <w:noProof/>
+                <w:webHidden/>
+              </w:rPr>
+              <w:fldChar w:fldCharType="separate"/>
+            </w:r>
+            <w:r>
+              <w:rPr>
+                <w:noProof/>
+                <w:webHidden/>
+              </w:rPr>
+              <w:t>11</w:t>
+            </w:r>
+            <w:r>
+              <w:rPr>
                 <w:noProof/>
                 <w:webHidden/>
               </w:rPr>
@@ -3564,55 +3638,31 @@
           <w:pPr>
             <w:pStyle w:val="TDC1"/>
             <w:tabs>
-              <w:tab w:val="left" w:pos="660"/>
-              <w:tab w:val="right" w:leader="dot" w:pos="9770"/>
+              <w:tab w:val="right" w:leader="dot" w:pos="9736"/>
             </w:tabs>
             <w:rPr>
-              <w:rFonts w:ascii="Times New Roman" w:eastAsiaTheme="minorEastAsia" w:hAnsi="Times New Roman" w:cs="Times New Roman"/>
+              <w:rFonts w:eastAsiaTheme="minorEastAsia" w:cstheme="minorBidi"/>
               <w:b w:val="0"/>
               <w:bCs w:val="0"/>
               <w:i w:val="0"/>
               <w:iCs w:val="0"/>
               <w:noProof/>
               <w:kern w:val="2"/>
-              <w:lang w:eastAsia="es-ES_tradnl"/>
+              <w:lang w:eastAsia="es-ES"/>
               <w14:ligatures w14:val="standardContextual"/>
             </w:rPr>
           </w:pPr>
-          <w:hyperlink w:anchor="_Toc219717883" w:history="1">
+          <w:hyperlink w:anchor="_Toc226621090" w:history="1">
             <w:r>
               <w:rPr>
                 <w:rStyle w:val="Hipervnculo"/>
                 <w:rFonts w:ascii="Times New Roman" w:hAnsi="Times New Roman" w:cs="Times New Roman"/>
                 <w:noProof/>
               </w:rPr>
-              <w:t>1.</w:t>
+              <w:t>Estado De La Cuestión</w:t>
             </w:r>
             <w:r>
               <w:rPr>
-                <w:rFonts w:ascii="Times New Roman" w:eastAsiaTheme="minorEastAsia" w:hAnsi="Times New Roman" w:cs="Times New Roman"/>
-                <w:b w:val="0"/>
-                <w:bCs w:val="0"/>
-                <w:i w:val="0"/>
-                <w:iCs w:val="0"/>
-                <w:noProof/>
-                <w:kern w:val="2"/>
-                <w:lang w:eastAsia="es-ES_tradnl"/>
-                <w14:ligatures w14:val="standardContextual"/>
-              </w:rPr>
-              <w:tab/>
-            </w:r>
-            <w:r>
-              <w:rPr>
-                <w:rStyle w:val="Hipervnculo"/>
-                <w:rFonts w:ascii="Times New Roman" w:hAnsi="Times New Roman" w:cs="Times New Roman"/>
-                <w:noProof/>
-              </w:rPr>
-              <w:t>Introducción</w:t>
-            </w:r>
-            <w:r>
-              <w:rPr>
-                <w:rFonts w:ascii="Times New Roman" w:hAnsi="Times New Roman" w:cs="Times New Roman"/>
                 <w:noProof/>
                 <w:webHidden/>
               </w:rPr>
@@ -3620,7 +3670,6 @@
             </w:r>
             <w:r>
               <w:rPr>
-                <w:rFonts w:ascii="Times New Roman" w:hAnsi="Times New Roman" w:cs="Times New Roman"/>
                 <w:noProof/>
                 <w:webHidden/>
               </w:rPr>
@@ -3628,22 +3677,19 @@
             </w:r>
             <w:r>
               <w:rPr>
-                <w:rFonts w:ascii="Times New Roman" w:hAnsi="Times New Roman" w:cs="Times New Roman"/>
                 <w:noProof/>
                 <w:webHidden/>
               </w:rPr>
-              <w:instrText xml:space="preserve"> PAGEREF _Toc219717883 \h </w:instrText>
+              <w:instrText xml:space="preserve"> PAGEREF _Toc226621090 \h </w:instrText>
             </w:r>
             <w:r>
               <w:rPr>
-                <w:rFonts w:ascii="Times New Roman" w:hAnsi="Times New Roman" w:cs="Times New Roman"/>
                 <w:noProof/>
                 <w:webHidden/>
               </w:rPr>
             </w:r>
             <w:r>
               <w:rPr>
-                <w:rFonts w:ascii="Times New Roman" w:hAnsi="Times New Roman" w:cs="Times New Roman"/>
                 <w:noProof/>
                 <w:webHidden/>
               </w:rPr>
@@ -3651,7 +3697,6 @@
             </w:r>
             <w:r>
               <w:rPr>
-                <w:rFonts w:ascii="Times New Roman" w:hAnsi="Times New Roman" w:cs="Times New Roman"/>
                 <w:noProof/>
                 <w:webHidden/>
               </w:rPr>
@@ -3659,7 +3704,6 @@
             </w:r>
             <w:r>
               <w:rPr>
-                <w:rFonts w:ascii="Times New Roman" w:hAnsi="Times New Roman" w:cs="Times New Roman"/>
                 <w:noProof/>
                 <w:webHidden/>
               </w:rPr>
@@ -3671,55 +3715,31 @@
           <w:pPr>
             <w:pStyle w:val="TDC2"/>
             <w:tabs>
-              <w:tab w:val="left" w:pos="880"/>
-              <w:tab w:val="right" w:leader="dot" w:pos="9770"/>
+              <w:tab w:val="right" w:leader="dot" w:pos="9736"/>
             </w:tabs>
             <w:rPr>
-              <w:rFonts w:ascii="Times New Roman" w:eastAsiaTheme="minorEastAsia" w:hAnsi="Times New Roman" w:cs="Times New Roman"/>
+              <w:rFonts w:eastAsiaTheme="minorEastAsia" w:cstheme="minorBidi"/>
               <w:b w:val="0"/>
               <w:bCs w:val="0"/>
               <w:noProof/>
               <w:kern w:val="2"/>
               <w:sz w:val="24"/>
               <w:szCs w:val="24"/>
-              <w:lang w:eastAsia="es-ES_tradnl"/>
+              <w:lang w:eastAsia="es-ES"/>
               <w14:ligatures w14:val="standardContextual"/>
             </w:rPr>
           </w:pPr>
-          <w:hyperlink w:anchor="_Toc219717884" w:history="1">
+          <w:hyperlink w:anchor="_Toc226621091" w:history="1">
             <w:r>
               <w:rPr>
                 <w:rStyle w:val="Hipervnculo"/>
                 <w:rFonts w:ascii="Times New Roman" w:hAnsi="Times New Roman" w:cs="Times New Roman"/>
                 <w:noProof/>
               </w:rPr>
-              <w:t>1.1.</w:t>
+              <w:t>Trabajos Previos Y Estudios Relevantes</w:t>
             </w:r>
             <w:r>
               <w:rPr>
-                <w:rFonts w:ascii="Times New Roman" w:eastAsiaTheme="minorEastAsia" w:hAnsi="Times New Roman" w:cs="Times New Roman"/>
-                <w:b w:val="0"/>
-                <w:bCs w:val="0"/>
-                <w:noProof/>
-                <w:kern w:val="2"/>
-                <w:sz w:val="24"/>
-                <w:szCs w:val="24"/>
-                <w:lang w:eastAsia="es-ES_tradnl"/>
-                <w14:ligatures w14:val="standardContextual"/>
-              </w:rPr>
-              <w:tab/>
-            </w:r>
-            <w:r>
-              <w:rPr>
-                <w:rStyle w:val="Hipervnculo"/>
-                <w:rFonts w:ascii="Times New Roman" w:hAnsi="Times New Roman" w:cs="Times New Roman"/>
-                <w:noProof/>
-              </w:rPr>
-              <w:t>Introducción y definición del problema</w:t>
-            </w:r>
-            <w:r>
-              <w:rPr>
-                <w:rFonts w:ascii="Times New Roman" w:hAnsi="Times New Roman" w:cs="Times New Roman"/>
                 <w:noProof/>
                 <w:webHidden/>
               </w:rPr>
@@ -3727,7 +3747,6 @@
             </w:r>
             <w:r>
               <w:rPr>
-                <w:rFonts w:ascii="Times New Roman" w:hAnsi="Times New Roman" w:cs="Times New Roman"/>
                 <w:noProof/>
                 <w:webHidden/>
               </w:rPr>
@@ -3735,22 +3754,19 @@
             </w:r>
             <w:r>
               <w:rPr>
-                <w:rFonts w:ascii="Times New Roman" w:hAnsi="Times New Roman" w:cs="Times New Roman"/>
                 <w:noProof/>
                 <w:webHidden/>
               </w:rPr>
-              <w:instrText xml:space="preserve"> PAGEREF _Toc219717884 \h </w:instrText>
+              <w:instrText xml:space="preserve"> PAGEREF _Toc226621091 \h </w:instrText>
             </w:r>
             <w:r>
               <w:rPr>
-                <w:rFonts w:ascii="Times New Roman" w:hAnsi="Times New Roman" w:cs="Times New Roman"/>
                 <w:noProof/>
                 <w:webHidden/>
               </w:rPr>
             </w:r>
             <w:r>
               <w:rPr>
-                <w:rFonts w:ascii="Times New Roman" w:hAnsi="Times New Roman" w:cs="Times New Roman"/>
                 <w:noProof/>
                 <w:webHidden/>
               </w:rPr>
@@ -3758,15 +3774,13 @@
             </w:r>
             <w:r>
               <w:rPr>
-                <w:rFonts w:ascii="Times New Roman" w:hAnsi="Times New Roman" w:cs="Times New Roman"/>
                 <w:noProof/>
                 <w:webHidden/>
               </w:rPr>
-              <w:t>12</w:t>
+              <w:t>13</w:t>
             </w:r>
             <w:r>
               <w:rPr>
-                <w:rFonts w:ascii="Times New Roman" w:hAnsi="Times New Roman" w:cs="Times New Roman"/>
                 <w:noProof/>
                 <w:webHidden/>
               </w:rPr>
@@ -3778,55 +3792,31 @@
           <w:pPr>
             <w:pStyle w:val="TDC2"/>
             <w:tabs>
-              <w:tab w:val="left" w:pos="880"/>
-              <w:tab w:val="right" w:leader="dot" w:pos="9770"/>
+              <w:tab w:val="right" w:leader="dot" w:pos="9736"/>
             </w:tabs>
             <w:rPr>
-              <w:rFonts w:ascii="Times New Roman" w:eastAsiaTheme="minorEastAsia" w:hAnsi="Times New Roman" w:cs="Times New Roman"/>
+              <w:rFonts w:eastAsiaTheme="minorEastAsia" w:cstheme="minorBidi"/>
               <w:b w:val="0"/>
               <w:bCs w:val="0"/>
               <w:noProof/>
               <w:kern w:val="2"/>
               <w:sz w:val="24"/>
               <w:szCs w:val="24"/>
-              <w:lang w:eastAsia="es-ES_tradnl"/>
+              <w:lang w:eastAsia="es-ES"/>
               <w14:ligatures w14:val="standardContextual"/>
             </w:rPr>
           </w:pPr>
-          <w:hyperlink w:anchor="_Toc219717885" w:history="1">
+          <w:hyperlink w:anchor="_Toc226621092" w:history="1">
             <w:r>
               <w:rPr>
                 <w:rStyle w:val="Hipervnculo"/>
                 <w:rFonts w:ascii="Times New Roman" w:hAnsi="Times New Roman" w:cs="Times New Roman"/>
                 <w:noProof/>
               </w:rPr>
-              <w:t>1.2.</w:t>
+              <w:t>Limitaciones En La Literatura</w:t>
             </w:r>
             <w:r>
               <w:rPr>
-                <w:rFonts w:ascii="Times New Roman" w:eastAsiaTheme="minorEastAsia" w:hAnsi="Times New Roman" w:cs="Times New Roman"/>
-                <w:b w:val="0"/>
-                <w:bCs w:val="0"/>
-                <w:noProof/>
-                <w:kern w:val="2"/>
-                <w:sz w:val="24"/>
-                <w:szCs w:val="24"/>
-                <w:lang w:eastAsia="es-ES_tradnl"/>
-                <w14:ligatures w14:val="standardContextual"/>
-              </w:rPr>
-              <w:tab/>
-            </w:r>
-            <w:r>
-              <w:rPr>
-                <w:rStyle w:val="Hipervnculo"/>
-                <w:rFonts w:ascii="Times New Roman" w:hAnsi="Times New Roman" w:cs="Times New Roman"/>
-                <w:noProof/>
-              </w:rPr>
-              <w:t>Motivación</w:t>
-            </w:r>
-            <w:r>
-              <w:rPr>
-                <w:rFonts w:ascii="Times New Roman" w:hAnsi="Times New Roman" w:cs="Times New Roman"/>
                 <w:noProof/>
                 <w:webHidden/>
               </w:rPr>
@@ -3834,7 +3824,6 @@
             </w:r>
             <w:r>
               <w:rPr>
-                <w:rFonts w:ascii="Times New Roman" w:hAnsi="Times New Roman" w:cs="Times New Roman"/>
                 <w:noProof/>
                 <w:webHidden/>
               </w:rPr>
@@ -3842,22 +3831,19 @@
             </w:r>
             <w:r>
               <w:rPr>
-                <w:rFonts w:ascii="Times New Roman" w:hAnsi="Times New Roman" w:cs="Times New Roman"/>
                 <w:noProof/>
                 <w:webHidden/>
               </w:rPr>
-              <w:instrText xml:space="preserve"> PAGEREF _Toc219717885 \h </w:instrText>
+              <w:instrText xml:space="preserve"> PAGEREF _Toc226621092 \h </w:instrText>
             </w:r>
             <w:r>
               <w:rPr>
-                <w:rFonts w:ascii="Times New Roman" w:hAnsi="Times New Roman" w:cs="Times New Roman"/>
                 <w:noProof/>
                 <w:webHidden/>
               </w:rPr>
             </w:r>
             <w:r>
               <w:rPr>
-                <w:rFonts w:ascii="Times New Roman" w:hAnsi="Times New Roman" w:cs="Times New Roman"/>
                 <w:noProof/>
                 <w:webHidden/>
               </w:rPr>
@@ -3865,15 +3851,90 @@
             </w:r>
             <w:r>
               <w:rPr>
-                <w:rFonts w:ascii="Times New Roman" w:hAnsi="Times New Roman" w:cs="Times New Roman"/>
                 <w:noProof/>
                 <w:webHidden/>
               </w:rPr>
-              <w:t>12</w:t>
+              <w:t>14</w:t>
             </w:r>
             <w:r>
               <w:rPr>
+                <w:noProof/>
+                <w:webHidden/>
+              </w:rPr>
+              <w:fldChar w:fldCharType="end"/>
+            </w:r>
+          </w:hyperlink>
+        </w:p>
+        <w:p>
+          <w:pPr>
+            <w:pStyle w:val="TDC1"/>
+            <w:tabs>
+              <w:tab w:val="right" w:leader="dot" w:pos="9736"/>
+            </w:tabs>
+            <w:rPr>
+              <w:rFonts w:eastAsiaTheme="minorEastAsia" w:cstheme="minorBidi"/>
+              <w:b w:val="0"/>
+              <w:bCs w:val="0"/>
+              <w:i w:val="0"/>
+              <w:iCs w:val="0"/>
+              <w:noProof/>
+              <w:kern w:val="2"/>
+              <w:lang w:eastAsia="es-ES"/>
+              <w14:ligatures w14:val="standardContextual"/>
+            </w:rPr>
+          </w:pPr>
+          <w:hyperlink w:anchor="_Toc226621093" w:history="1">
+            <w:r>
+              <w:rPr>
+                <w:rStyle w:val="Hipervnculo"/>
                 <w:rFonts w:ascii="Times New Roman" w:hAnsi="Times New Roman" w:cs="Times New Roman"/>
+                <w:noProof/>
+              </w:rPr>
+              <w:t>Material Y Métodos</w:t>
+            </w:r>
+            <w:r>
+              <w:rPr>
+                <w:noProof/>
+                <w:webHidden/>
+              </w:rPr>
+              <w:tab/>
+            </w:r>
+            <w:r>
+              <w:rPr>
+                <w:noProof/>
+                <w:webHidden/>
+              </w:rPr>
+              <w:fldChar w:fldCharType="begin"/>
+            </w:r>
+            <w:r>
+              <w:rPr>
+                <w:noProof/>
+                <w:webHidden/>
+              </w:rPr>
+              <w:instrText xml:space="preserve"> PAGEREF _Toc226621093 \h </w:instrText>
+            </w:r>
+            <w:r>
+              <w:rPr>
+                <w:noProof/>
+                <w:webHidden/>
+              </w:rPr>
+            </w:r>
+            <w:r>
+              <w:rPr>
+                <w:noProof/>
+                <w:webHidden/>
+              </w:rPr>
+              <w:fldChar w:fldCharType="separate"/>
+            </w:r>
+            <w:r>
+              <w:rPr>
+                <w:noProof/>
+                <w:webHidden/>
+              </w:rPr>
+              <w:t>15</w:t>
+            </w:r>
+            <w:r>
+              <w:rPr>
                 <w:noProof/>
                 <w:webHidden/>
               </w:rPr>
@@ -3885,55 +3946,31 @@
           <w:pPr>
             <w:pStyle w:val="TDC2"/>
             <w:tabs>
-              <w:tab w:val="left" w:pos="880"/>
-              <w:tab w:val="right" w:leader="dot" w:pos="9770"/>
+              <w:tab w:val="right" w:leader="dot" w:pos="9736"/>
             </w:tabs>
             <w:rPr>
-              <w:rFonts w:ascii="Times New Roman" w:eastAsiaTheme="minorEastAsia" w:hAnsi="Times New Roman" w:cs="Times New Roman"/>
+              <w:rFonts w:eastAsiaTheme="minorEastAsia" w:cstheme="minorBidi"/>
               <w:b w:val="0"/>
               <w:bCs w:val="0"/>
               <w:noProof/>
               <w:kern w:val="2"/>
               <w:sz w:val="24"/>
               <w:szCs w:val="24"/>
-              <w:lang w:eastAsia="es-ES_tradnl"/>
+              <w:lang w:eastAsia="es-ES"/>
               <w14:ligatures w14:val="standardContextual"/>
             </w:rPr>
           </w:pPr>
-          <w:hyperlink w:anchor="_Toc219717886" w:history="1">
+          <w:hyperlink w:anchor="_Toc226621094" w:history="1">
             <w:r>
               <w:rPr>
                 <w:rStyle w:val="Hipervnculo"/>
                 <w:rFonts w:ascii="Times New Roman" w:hAnsi="Times New Roman" w:cs="Times New Roman"/>
                 <w:noProof/>
               </w:rPr>
-              <w:t>1.3.</w:t>
+              <w:t>Descripción Del Dataset</w:t>
             </w:r>
             <w:r>
               <w:rPr>
-                <w:rFonts w:ascii="Times New Roman" w:eastAsiaTheme="minorEastAsia" w:hAnsi="Times New Roman" w:cs="Times New Roman"/>
-                <w:b w:val="0"/>
-                <w:bCs w:val="0"/>
-                <w:noProof/>
-                <w:kern w:val="2"/>
-                <w:sz w:val="24"/>
-                <w:szCs w:val="24"/>
-                <w:lang w:eastAsia="es-ES_tradnl"/>
-                <w14:ligatures w14:val="standardContextual"/>
-              </w:rPr>
-              <w:tab/>
-            </w:r>
-            <w:r>
-              <w:rPr>
-                <w:rStyle w:val="Hipervnculo"/>
-                <w:rFonts w:ascii="Times New Roman" w:hAnsi="Times New Roman" w:cs="Times New Roman"/>
-                <w:noProof/>
-              </w:rPr>
-              <w:t>Objetivos</w:t>
-            </w:r>
-            <w:r>
-              <w:rPr>
-                <w:rFonts w:ascii="Times New Roman" w:hAnsi="Times New Roman" w:cs="Times New Roman"/>
                 <w:noProof/>
                 <w:webHidden/>
               </w:rPr>
@@ -3941,7 +3978,6 @@
             </w:r>
             <w:r>
               <w:rPr>
-                <w:rFonts w:ascii="Times New Roman" w:hAnsi="Times New Roman" w:cs="Times New Roman"/>
                 <w:noProof/>
                 <w:webHidden/>
               </w:rPr>
@@ -3949,22 +3985,19 @@
             </w:r>
             <w:r>
               <w:rPr>
-                <w:rFonts w:ascii="Times New Roman" w:hAnsi="Times New Roman" w:cs="Times New Roman"/>
                 <w:noProof/>
                 <w:webHidden/>
               </w:rPr>
-              <w:instrText xml:space="preserve"> PAGEREF _Toc219717886 \h </w:instrText>
+              <w:instrText xml:space="preserve"> PAGEREF _Toc226621094 \h </w:instrText>
             </w:r>
             <w:r>
               <w:rPr>
-                <w:rFonts w:ascii="Times New Roman" w:hAnsi="Times New Roman" w:cs="Times New Roman"/>
                 <w:noProof/>
                 <w:webHidden/>
               </w:rPr>
             </w:r>
             <w:r>
               <w:rPr>
-                <w:rFonts w:ascii="Times New Roman" w:hAnsi="Times New Roman" w:cs="Times New Roman"/>
                 <w:noProof/>
                 <w:webHidden/>
               </w:rPr>
@@ -3972,122 +4005,13 @@
             </w:r>
             <w:r>
               <w:rPr>
-                <w:rFonts w:ascii="Times New Roman" w:hAnsi="Times New Roman" w:cs="Times New Roman"/>
                 <w:noProof/>
                 <w:webHidden/>
               </w:rPr>
-              <w:t>12</w:t>
+              <w:t>15</w:t>
             </w:r>
             <w:r>
               <w:rPr>
-                <w:rFonts w:ascii="Times New Roman" w:hAnsi="Times New Roman" w:cs="Times New Roman"/>
-                <w:noProof/>
-                <w:webHidden/>
-              </w:rPr>
-              <w:fldChar w:fldCharType="end"/>
-            </w:r>
-          </w:hyperlink>
-        </w:p>
-        <w:p>
-          <w:pPr>
-            <w:pStyle w:val="TDC1"/>
-            <w:tabs>
-              <w:tab w:val="left" w:pos="660"/>
-              <w:tab w:val="right" w:leader="dot" w:pos="9770"/>
-            </w:tabs>
-            <w:rPr>
-              <w:rFonts w:ascii="Times New Roman" w:eastAsiaTheme="minorEastAsia" w:hAnsi="Times New Roman" w:cs="Times New Roman"/>
-              <w:b w:val="0"/>
-              <w:bCs w:val="0"/>
-              <w:i w:val="0"/>
-              <w:iCs w:val="0"/>
-              <w:noProof/>
-              <w:kern w:val="2"/>
-              <w:lang w:eastAsia="es-ES_tradnl"/>
-              <w14:ligatures w14:val="standardContextual"/>
-            </w:rPr>
-          </w:pPr>
-          <w:hyperlink w:anchor="_Toc219717887" w:history="1">
-            <w:r>
-              <w:rPr>
-                <w:rStyle w:val="Hipervnculo"/>
-                <w:rFonts w:ascii="Times New Roman" w:hAnsi="Times New Roman" w:cs="Times New Roman"/>
-                <w:noProof/>
-              </w:rPr>
-              <w:t>2.</w:t>
-            </w:r>
-            <w:r>
-              <w:rPr>
-                <w:rFonts w:ascii="Times New Roman" w:eastAsiaTheme="minorEastAsia" w:hAnsi="Times New Roman" w:cs="Times New Roman"/>
-                <w:b w:val="0"/>
-                <w:bCs w:val="0"/>
-                <w:i w:val="0"/>
-                <w:iCs w:val="0"/>
-                <w:noProof/>
-                <w:kern w:val="2"/>
-                <w:lang w:eastAsia="es-ES_tradnl"/>
-                <w14:ligatures w14:val="standardContextual"/>
-              </w:rPr>
-              <w:tab/>
-            </w:r>
-            <w:r>
-              <w:rPr>
-                <w:rStyle w:val="Hipervnculo"/>
-                <w:rFonts w:ascii="Times New Roman" w:hAnsi="Times New Roman" w:cs="Times New Roman"/>
-                <w:noProof/>
-              </w:rPr>
-              <w:t>Estado de la cuestión</w:t>
-            </w:r>
-            <w:r>
-              <w:rPr>
-                <w:rFonts w:ascii="Times New Roman" w:hAnsi="Times New Roman" w:cs="Times New Roman"/>
-                <w:noProof/>
-                <w:webHidden/>
-              </w:rPr>
-              <w:tab/>
-            </w:r>
-            <w:r>
-              <w:rPr>
-                <w:rFonts w:ascii="Times New Roman" w:hAnsi="Times New Roman" w:cs="Times New Roman"/>
-                <w:noProof/>
-                <w:webHidden/>
-              </w:rPr>
-              <w:fldChar w:fldCharType="begin"/>
-            </w:r>
-            <w:r>
-              <w:rPr>
-                <w:rFonts w:ascii="Times New Roman" w:hAnsi="Times New Roman" w:cs="Times New Roman"/>
-                <w:noProof/>
-                <w:webHidden/>
-              </w:rPr>
-              <w:instrText xml:space="preserve"> PAGEREF _Toc219717887 \h </w:instrText>
-            </w:r>
-            <w:r>
-              <w:rPr>
-                <w:rFonts w:ascii="Times New Roman" w:hAnsi="Times New Roman" w:cs="Times New Roman"/>
-                <w:noProof/>
-                <w:webHidden/>
-              </w:rPr>
-            </w:r>
-            <w:r>
-              <w:rPr>
-                <w:rFonts w:ascii="Times New Roman" w:hAnsi="Times New Roman" w:cs="Times New Roman"/>
-                <w:noProof/>
-                <w:webHidden/>
-              </w:rPr>
-              <w:fldChar w:fldCharType="separate"/>
-            </w:r>
-            <w:r>
-              <w:rPr>
-                <w:rFonts w:ascii="Times New Roman" w:hAnsi="Times New Roman" w:cs="Times New Roman"/>
-                <w:noProof/>
-                <w:webHidden/>
-              </w:rPr>
-              <w:t>13</w:t>
-            </w:r>
-            <w:r>
-              <w:rPr>
-                <w:rFonts w:ascii="Times New Roman" w:hAnsi="Times New Roman" w:cs="Times New Roman"/>
                 <w:noProof/>
                 <w:webHidden/>
               </w:rPr>
@@ -4099,55 +4023,31 @@
           <w:pPr>
             <w:pStyle w:val="TDC2"/>
             <w:tabs>
-              <w:tab w:val="left" w:pos="880"/>
-              <w:tab w:val="right" w:leader="dot" w:pos="9770"/>
+              <w:tab w:val="right" w:leader="dot" w:pos="9736"/>
             </w:tabs>
             <w:rPr>
-              <w:rFonts w:ascii="Times New Roman" w:eastAsiaTheme="minorEastAsia" w:hAnsi="Times New Roman" w:cs="Times New Roman"/>
+              <w:rFonts w:eastAsiaTheme="minorEastAsia" w:cstheme="minorBidi"/>
               <w:b w:val="0"/>
               <w:bCs w:val="0"/>
               <w:noProof/>
               <w:kern w:val="2"/>
               <w:sz w:val="24"/>
               <w:szCs w:val="24"/>
-              <w:lang w:eastAsia="es-ES_tradnl"/>
+              <w:lang w:eastAsia="es-ES"/>
               <w14:ligatures w14:val="standardContextual"/>
             </w:rPr>
           </w:pPr>
-          <w:hyperlink w:anchor="_Toc219717888" w:history="1">
+          <w:hyperlink w:anchor="_Toc226621095" w:history="1">
             <w:r>
               <w:rPr>
                 <w:rStyle w:val="Hipervnculo"/>
                 <w:rFonts w:ascii="Times New Roman" w:hAnsi="Times New Roman" w:cs="Times New Roman"/>
                 <w:noProof/>
               </w:rPr>
-              <w:t>2.1.</w:t>
+              <w:t>Resultados En Modelos Baseline</w:t>
             </w:r>
             <w:r>
               <w:rPr>
-                <w:rFonts w:ascii="Times New Roman" w:eastAsiaTheme="minorEastAsia" w:hAnsi="Times New Roman" w:cs="Times New Roman"/>
-                <w:b w:val="0"/>
-                <w:bCs w:val="0"/>
-                <w:noProof/>
-                <w:kern w:val="2"/>
-                <w:sz w:val="24"/>
-                <w:szCs w:val="24"/>
-                <w:lang w:eastAsia="es-ES_tradnl"/>
-                <w14:ligatures w14:val="standardContextual"/>
-              </w:rPr>
-              <w:tab/>
-            </w:r>
-            <w:r>
-              <w:rPr>
-                <w:rStyle w:val="Hipervnculo"/>
-                <w:rFonts w:ascii="Times New Roman" w:hAnsi="Times New Roman" w:cs="Times New Roman"/>
-                <w:noProof/>
-              </w:rPr>
-              <w:t>Trabajos previos y estudios relevantes</w:t>
-            </w:r>
-            <w:r>
-              <w:rPr>
-                <w:rFonts w:ascii="Times New Roman" w:hAnsi="Times New Roman" w:cs="Times New Roman"/>
                 <w:noProof/>
                 <w:webHidden/>
               </w:rPr>
@@ -4155,7 +4055,6 @@
             </w:r>
             <w:r>
               <w:rPr>
-                <w:rFonts w:ascii="Times New Roman" w:hAnsi="Times New Roman" w:cs="Times New Roman"/>
                 <w:noProof/>
                 <w:webHidden/>
               </w:rPr>
@@ -4163,22 +4062,19 @@
             </w:r>
             <w:r>
               <w:rPr>
-                <w:rFonts w:ascii="Times New Roman" w:hAnsi="Times New Roman" w:cs="Times New Roman"/>
                 <w:noProof/>
                 <w:webHidden/>
               </w:rPr>
-              <w:instrText xml:space="preserve"> PAGEREF _Toc219717888 \h </w:instrText>
+              <w:instrText xml:space="preserve"> PAGEREF _Toc226621095 \h </w:instrText>
             </w:r>
             <w:r>
               <w:rPr>
-                <w:rFonts w:ascii="Times New Roman" w:hAnsi="Times New Roman" w:cs="Times New Roman"/>
                 <w:noProof/>
                 <w:webHidden/>
               </w:rPr>
             </w:r>
             <w:r>
               <w:rPr>
-                <w:rFonts w:ascii="Times New Roman" w:hAnsi="Times New Roman" w:cs="Times New Roman"/>
                 <w:noProof/>
                 <w:webHidden/>
               </w:rPr>
@@ -4186,15 +4082,13 @@
             </w:r>
             <w:r>
               <w:rPr>
-                <w:rFonts w:ascii="Times New Roman" w:hAnsi="Times New Roman" w:cs="Times New Roman"/>
                 <w:noProof/>
                 <w:webHidden/>
               </w:rPr>
-              <w:t>13</w:t>
+              <w:t>16</w:t>
             </w:r>
             <w:r>
               <w:rPr>
-                <w:rFonts w:ascii="Times New Roman" w:hAnsi="Times New Roman" w:cs="Times New Roman"/>
                 <w:noProof/>
                 <w:webHidden/>
               </w:rPr>
@@ -4206,55 +4100,31 @@
           <w:pPr>
             <w:pStyle w:val="TDC2"/>
             <w:tabs>
-              <w:tab w:val="left" w:pos="880"/>
-              <w:tab w:val="right" w:leader="dot" w:pos="9770"/>
+              <w:tab w:val="right" w:leader="dot" w:pos="9736"/>
             </w:tabs>
             <w:rPr>
-              <w:rFonts w:ascii="Times New Roman" w:eastAsiaTheme="minorEastAsia" w:hAnsi="Times New Roman" w:cs="Times New Roman"/>
+              <w:rFonts w:eastAsiaTheme="minorEastAsia" w:cstheme="minorBidi"/>
               <w:b w:val="0"/>
               <w:bCs w:val="0"/>
               <w:noProof/>
               <w:kern w:val="2"/>
               <w:sz w:val="24"/>
               <w:szCs w:val="24"/>
-              <w:lang w:eastAsia="es-ES_tradnl"/>
+              <w:lang w:eastAsia="es-ES"/>
               <w14:ligatures w14:val="standardContextual"/>
             </w:rPr>
           </w:pPr>
-          <w:hyperlink w:anchor="_Toc219717889" w:history="1">
+          <w:hyperlink w:anchor="_Toc226621096" w:history="1">
             <w:r>
               <w:rPr>
                 <w:rStyle w:val="Hipervnculo"/>
                 <w:rFonts w:ascii="Times New Roman" w:hAnsi="Times New Roman" w:cs="Times New Roman"/>
                 <w:noProof/>
               </w:rPr>
-              <w:t>2.2.</w:t>
+              <w:t>Metodología Y Entrenamiento</w:t>
             </w:r>
             <w:r>
               <w:rPr>
-                <w:rFonts w:ascii="Times New Roman" w:eastAsiaTheme="minorEastAsia" w:hAnsi="Times New Roman" w:cs="Times New Roman"/>
-                <w:b w:val="0"/>
-                <w:bCs w:val="0"/>
-                <w:noProof/>
-                <w:kern w:val="2"/>
-                <w:sz w:val="24"/>
-                <w:szCs w:val="24"/>
-                <w:lang w:eastAsia="es-ES_tradnl"/>
-                <w14:ligatures w14:val="standardContextual"/>
-              </w:rPr>
-              <w:tab/>
-            </w:r>
-            <w:r>
-              <w:rPr>
-                <w:rStyle w:val="Hipervnculo"/>
-                <w:rFonts w:ascii="Times New Roman" w:hAnsi="Times New Roman" w:cs="Times New Roman"/>
-                <w:noProof/>
-              </w:rPr>
-              <w:t>Limitaciones en la literatura</w:t>
-            </w:r>
-            <w:r>
-              <w:rPr>
-                <w:rFonts w:ascii="Times New Roman" w:hAnsi="Times New Roman" w:cs="Times New Roman"/>
                 <w:noProof/>
                 <w:webHidden/>
               </w:rPr>
@@ -4262,7 +4132,6 @@
             </w:r>
             <w:r>
               <w:rPr>
-                <w:rFonts w:ascii="Times New Roman" w:hAnsi="Times New Roman" w:cs="Times New Roman"/>
                 <w:noProof/>
                 <w:webHidden/>
               </w:rPr>
@@ -4270,22 +4139,19 @@
             </w:r>
             <w:r>
               <w:rPr>
-                <w:rFonts w:ascii="Times New Roman" w:hAnsi="Times New Roman" w:cs="Times New Roman"/>
                 <w:noProof/>
                 <w:webHidden/>
               </w:rPr>
-              <w:instrText xml:space="preserve"> PAGEREF _Toc219717889 \h </w:instrText>
+              <w:instrText xml:space="preserve"> PAGEREF _Toc226621096 \h </w:instrText>
             </w:r>
             <w:r>
               <w:rPr>
-                <w:rFonts w:ascii="Times New Roman" w:hAnsi="Times New Roman" w:cs="Times New Roman"/>
                 <w:noProof/>
                 <w:webHidden/>
               </w:rPr>
             </w:r>
             <w:r>
               <w:rPr>
-                <w:rFonts w:ascii="Times New Roman" w:hAnsi="Times New Roman" w:cs="Times New Roman"/>
                 <w:noProof/>
                 <w:webHidden/>
               </w:rPr>
@@ -4293,1077 +4159,6 @@
             </w:r>
             <w:r>
               <w:rPr>
-                <w:rFonts w:ascii="Times New Roman" w:hAnsi="Times New Roman" w:cs="Times New Roman"/>
-                <w:noProof/>
-                <w:webHidden/>
-              </w:rPr>
-              <w:t>13</w:t>
-            </w:r>
-            <w:r>
-              <w:rPr>
-                <w:rFonts w:ascii="Times New Roman" w:hAnsi="Times New Roman" w:cs="Times New Roman"/>
-                <w:noProof/>
-                <w:webHidden/>
-              </w:rPr>
-              <w:fldChar w:fldCharType="end"/>
-            </w:r>
-          </w:hyperlink>
-        </w:p>
-        <w:p>
-          <w:pPr>
-            <w:pStyle w:val="TDC1"/>
-            <w:tabs>
-              <w:tab w:val="left" w:pos="660"/>
-              <w:tab w:val="right" w:leader="dot" w:pos="9770"/>
-            </w:tabs>
-            <w:rPr>
-              <w:rFonts w:ascii="Times New Roman" w:eastAsiaTheme="minorEastAsia" w:hAnsi="Times New Roman" w:cs="Times New Roman"/>
-              <w:b w:val="0"/>
-              <w:bCs w:val="0"/>
-              <w:i w:val="0"/>
-              <w:iCs w:val="0"/>
-              <w:noProof/>
-              <w:kern w:val="2"/>
-              <w:lang w:eastAsia="es-ES_tradnl"/>
-              <w14:ligatures w14:val="standardContextual"/>
-            </w:rPr>
-          </w:pPr>
-          <w:hyperlink w:anchor="_Toc219717890" w:history="1">
-            <w:r>
-              <w:rPr>
-                <w:rStyle w:val="Hipervnculo"/>
-                <w:rFonts w:ascii="Times New Roman" w:hAnsi="Times New Roman" w:cs="Times New Roman"/>
-                <w:noProof/>
-              </w:rPr>
-              <w:t>3.</w:t>
-            </w:r>
-            <w:r>
-              <w:rPr>
-                <w:rFonts w:ascii="Times New Roman" w:eastAsiaTheme="minorEastAsia" w:hAnsi="Times New Roman" w:cs="Times New Roman"/>
-                <w:b w:val="0"/>
-                <w:bCs w:val="0"/>
-                <w:i w:val="0"/>
-                <w:iCs w:val="0"/>
-                <w:noProof/>
-                <w:kern w:val="2"/>
-                <w:lang w:eastAsia="es-ES_tradnl"/>
-                <w14:ligatures w14:val="standardContextual"/>
-              </w:rPr>
-              <w:tab/>
-            </w:r>
-            <w:r>
-              <w:rPr>
-                <w:rStyle w:val="Hipervnculo"/>
-                <w:rFonts w:ascii="Times New Roman" w:hAnsi="Times New Roman" w:cs="Times New Roman"/>
-                <w:noProof/>
-              </w:rPr>
-              <w:t>Material y métodos</w:t>
-            </w:r>
-            <w:r>
-              <w:rPr>
-                <w:rFonts w:ascii="Times New Roman" w:hAnsi="Times New Roman" w:cs="Times New Roman"/>
-                <w:noProof/>
-                <w:webHidden/>
-              </w:rPr>
-              <w:tab/>
-            </w:r>
-            <w:r>
-              <w:rPr>
-                <w:rFonts w:ascii="Times New Roman" w:hAnsi="Times New Roman" w:cs="Times New Roman"/>
-                <w:noProof/>
-                <w:webHidden/>
-              </w:rPr>
-              <w:fldChar w:fldCharType="begin"/>
-            </w:r>
-            <w:r>
-              <w:rPr>
-                <w:rFonts w:ascii="Times New Roman" w:hAnsi="Times New Roman" w:cs="Times New Roman"/>
-                <w:noProof/>
-                <w:webHidden/>
-              </w:rPr>
-              <w:instrText xml:space="preserve"> PAGEREF _Toc219717890 \h </w:instrText>
-            </w:r>
-            <w:r>
-              <w:rPr>
-                <w:rFonts w:ascii="Times New Roman" w:hAnsi="Times New Roman" w:cs="Times New Roman"/>
-                <w:noProof/>
-                <w:webHidden/>
-              </w:rPr>
-            </w:r>
-            <w:r>
-              <w:rPr>
-                <w:rFonts w:ascii="Times New Roman" w:hAnsi="Times New Roman" w:cs="Times New Roman"/>
-                <w:noProof/>
-                <w:webHidden/>
-              </w:rPr>
-              <w:fldChar w:fldCharType="separate"/>
-            </w:r>
-            <w:r>
-              <w:rPr>
-                <w:rFonts w:ascii="Times New Roman" w:hAnsi="Times New Roman" w:cs="Times New Roman"/>
-                <w:noProof/>
-                <w:webHidden/>
-              </w:rPr>
-              <w:t>14</w:t>
-            </w:r>
-            <w:r>
-              <w:rPr>
-                <w:rFonts w:ascii="Times New Roman" w:hAnsi="Times New Roman" w:cs="Times New Roman"/>
-                <w:noProof/>
-                <w:webHidden/>
-              </w:rPr>
-              <w:fldChar w:fldCharType="end"/>
-            </w:r>
-          </w:hyperlink>
-        </w:p>
-        <w:p>
-          <w:pPr>
-            <w:pStyle w:val="TDC2"/>
-            <w:tabs>
-              <w:tab w:val="left" w:pos="880"/>
-              <w:tab w:val="right" w:leader="dot" w:pos="9770"/>
-            </w:tabs>
-            <w:rPr>
-              <w:rFonts w:ascii="Times New Roman" w:eastAsiaTheme="minorEastAsia" w:hAnsi="Times New Roman" w:cs="Times New Roman"/>
-              <w:b w:val="0"/>
-              <w:bCs w:val="0"/>
-              <w:noProof/>
-              <w:kern w:val="2"/>
-              <w:sz w:val="24"/>
-              <w:szCs w:val="24"/>
-              <w:lang w:eastAsia="es-ES_tradnl"/>
-              <w14:ligatures w14:val="standardContextual"/>
-            </w:rPr>
-          </w:pPr>
-          <w:hyperlink w:anchor="_Toc219717891" w:history="1">
-            <w:r>
-              <w:rPr>
-                <w:rStyle w:val="Hipervnculo"/>
-                <w:rFonts w:ascii="Times New Roman" w:hAnsi="Times New Roman" w:cs="Times New Roman"/>
-                <w:noProof/>
-              </w:rPr>
-              <w:t>3.1.</w:t>
-            </w:r>
-            <w:r>
-              <w:rPr>
-                <w:rFonts w:ascii="Times New Roman" w:eastAsiaTheme="minorEastAsia" w:hAnsi="Times New Roman" w:cs="Times New Roman"/>
-                <w:b w:val="0"/>
-                <w:bCs w:val="0"/>
-                <w:noProof/>
-                <w:kern w:val="2"/>
-                <w:sz w:val="24"/>
-                <w:szCs w:val="24"/>
-                <w:lang w:eastAsia="es-ES_tradnl"/>
-                <w14:ligatures w14:val="standardContextual"/>
-              </w:rPr>
-              <w:tab/>
-            </w:r>
-            <w:r>
-              <w:rPr>
-                <w:rStyle w:val="Hipervnculo"/>
-                <w:rFonts w:ascii="Times New Roman" w:hAnsi="Times New Roman" w:cs="Times New Roman"/>
-                <w:noProof/>
-              </w:rPr>
-              <w:t>Descripción del dataset</w:t>
-            </w:r>
-            <w:r>
-              <w:rPr>
-                <w:rFonts w:ascii="Times New Roman" w:hAnsi="Times New Roman" w:cs="Times New Roman"/>
-                <w:noProof/>
-                <w:webHidden/>
-              </w:rPr>
-              <w:tab/>
-            </w:r>
-            <w:r>
-              <w:rPr>
-                <w:rFonts w:ascii="Times New Roman" w:hAnsi="Times New Roman" w:cs="Times New Roman"/>
-                <w:noProof/>
-                <w:webHidden/>
-              </w:rPr>
-              <w:fldChar w:fldCharType="begin"/>
-            </w:r>
-            <w:r>
-              <w:rPr>
-                <w:rFonts w:ascii="Times New Roman" w:hAnsi="Times New Roman" w:cs="Times New Roman"/>
-                <w:noProof/>
-                <w:webHidden/>
-              </w:rPr>
-              <w:instrText xml:space="preserve"> PAGEREF _Toc219717891 \h </w:instrText>
-            </w:r>
-            <w:r>
-              <w:rPr>
-                <w:rFonts w:ascii="Times New Roman" w:hAnsi="Times New Roman" w:cs="Times New Roman"/>
-                <w:noProof/>
-                <w:webHidden/>
-              </w:rPr>
-            </w:r>
-            <w:r>
-              <w:rPr>
-                <w:rFonts w:ascii="Times New Roman" w:hAnsi="Times New Roman" w:cs="Times New Roman"/>
-                <w:noProof/>
-                <w:webHidden/>
-              </w:rPr>
-              <w:fldChar w:fldCharType="separate"/>
-            </w:r>
-            <w:r>
-              <w:rPr>
-                <w:rFonts w:ascii="Times New Roman" w:hAnsi="Times New Roman" w:cs="Times New Roman"/>
-                <w:noProof/>
-                <w:webHidden/>
-              </w:rPr>
-              <w:t>14</w:t>
-            </w:r>
-            <w:r>
-              <w:rPr>
-                <w:rFonts w:ascii="Times New Roman" w:hAnsi="Times New Roman" w:cs="Times New Roman"/>
-                <w:noProof/>
-                <w:webHidden/>
-              </w:rPr>
-              <w:fldChar w:fldCharType="end"/>
-            </w:r>
-          </w:hyperlink>
-        </w:p>
-        <w:p>
-          <w:pPr>
-            <w:pStyle w:val="TDC2"/>
-            <w:tabs>
-              <w:tab w:val="left" w:pos="880"/>
-              <w:tab w:val="right" w:leader="dot" w:pos="9770"/>
-            </w:tabs>
-            <w:rPr>
-              <w:rFonts w:ascii="Times New Roman" w:eastAsiaTheme="minorEastAsia" w:hAnsi="Times New Roman" w:cs="Times New Roman"/>
-              <w:b w:val="0"/>
-              <w:bCs w:val="0"/>
-              <w:noProof/>
-              <w:kern w:val="2"/>
-              <w:sz w:val="24"/>
-              <w:szCs w:val="24"/>
-              <w:lang w:eastAsia="es-ES_tradnl"/>
-              <w14:ligatures w14:val="standardContextual"/>
-            </w:rPr>
-          </w:pPr>
-          <w:hyperlink w:anchor="_Toc219717892" w:history="1">
-            <w:r>
-              <w:rPr>
-                <w:rStyle w:val="Hipervnculo"/>
-                <w:rFonts w:ascii="Times New Roman" w:hAnsi="Times New Roman" w:cs="Times New Roman"/>
-                <w:noProof/>
-              </w:rPr>
-              <w:t>3.2.</w:t>
-            </w:r>
-            <w:r>
-              <w:rPr>
-                <w:rFonts w:ascii="Times New Roman" w:eastAsiaTheme="minorEastAsia" w:hAnsi="Times New Roman" w:cs="Times New Roman"/>
-                <w:b w:val="0"/>
-                <w:bCs w:val="0"/>
-                <w:noProof/>
-                <w:kern w:val="2"/>
-                <w:sz w:val="24"/>
-                <w:szCs w:val="24"/>
-                <w:lang w:eastAsia="es-ES_tradnl"/>
-                <w14:ligatures w14:val="standardContextual"/>
-              </w:rPr>
-              <w:tab/>
-            </w:r>
-            <w:r>
-              <w:rPr>
-                <w:rStyle w:val="Hipervnculo"/>
-                <w:rFonts w:ascii="Times New Roman" w:hAnsi="Times New Roman" w:cs="Times New Roman"/>
-                <w:noProof/>
-              </w:rPr>
-              <w:t>Resultados en modelos baseline</w:t>
-            </w:r>
-            <w:r>
-              <w:rPr>
-                <w:rFonts w:ascii="Times New Roman" w:hAnsi="Times New Roman" w:cs="Times New Roman"/>
-                <w:noProof/>
-                <w:webHidden/>
-              </w:rPr>
-              <w:tab/>
-            </w:r>
-            <w:r>
-              <w:rPr>
-                <w:rFonts w:ascii="Times New Roman" w:hAnsi="Times New Roman" w:cs="Times New Roman"/>
-                <w:noProof/>
-                <w:webHidden/>
-              </w:rPr>
-              <w:fldChar w:fldCharType="begin"/>
-            </w:r>
-            <w:r>
-              <w:rPr>
-                <w:rFonts w:ascii="Times New Roman" w:hAnsi="Times New Roman" w:cs="Times New Roman"/>
-                <w:noProof/>
-                <w:webHidden/>
-              </w:rPr>
-              <w:instrText xml:space="preserve"> PAGEREF _Toc219717892 \h </w:instrText>
-            </w:r>
-            <w:r>
-              <w:rPr>
-                <w:rFonts w:ascii="Times New Roman" w:hAnsi="Times New Roman" w:cs="Times New Roman"/>
-                <w:noProof/>
-                <w:webHidden/>
-              </w:rPr>
-            </w:r>
-            <w:r>
-              <w:rPr>
-                <w:rFonts w:ascii="Times New Roman" w:hAnsi="Times New Roman" w:cs="Times New Roman"/>
-                <w:noProof/>
-                <w:webHidden/>
-              </w:rPr>
-              <w:fldChar w:fldCharType="separate"/>
-            </w:r>
-            <w:r>
-              <w:rPr>
-                <w:rFonts w:ascii="Times New Roman" w:hAnsi="Times New Roman" w:cs="Times New Roman"/>
-                <w:noProof/>
-                <w:webHidden/>
-              </w:rPr>
-              <w:t>14</w:t>
-            </w:r>
-            <w:r>
-              <w:rPr>
-                <w:rFonts w:ascii="Times New Roman" w:hAnsi="Times New Roman" w:cs="Times New Roman"/>
-                <w:noProof/>
-                <w:webHidden/>
-              </w:rPr>
-              <w:fldChar w:fldCharType="end"/>
-            </w:r>
-          </w:hyperlink>
-        </w:p>
-        <w:p>
-          <w:pPr>
-            <w:pStyle w:val="TDC2"/>
-            <w:tabs>
-              <w:tab w:val="left" w:pos="880"/>
-              <w:tab w:val="right" w:leader="dot" w:pos="9770"/>
-            </w:tabs>
-            <w:rPr>
-              <w:rFonts w:ascii="Times New Roman" w:eastAsiaTheme="minorEastAsia" w:hAnsi="Times New Roman" w:cs="Times New Roman"/>
-              <w:b w:val="0"/>
-              <w:bCs w:val="0"/>
-              <w:noProof/>
-              <w:kern w:val="2"/>
-              <w:sz w:val="24"/>
-              <w:szCs w:val="24"/>
-              <w:lang w:eastAsia="es-ES_tradnl"/>
-              <w14:ligatures w14:val="standardContextual"/>
-            </w:rPr>
-          </w:pPr>
-          <w:hyperlink w:anchor="_Toc219717893" w:history="1">
-            <w:r>
-              <w:rPr>
-                <w:rStyle w:val="Hipervnculo"/>
-                <w:rFonts w:ascii="Times New Roman" w:hAnsi="Times New Roman" w:cs="Times New Roman"/>
-                <w:noProof/>
-              </w:rPr>
-              <w:t>3.3.</w:t>
-            </w:r>
-            <w:r>
-              <w:rPr>
-                <w:rFonts w:ascii="Times New Roman" w:eastAsiaTheme="minorEastAsia" w:hAnsi="Times New Roman" w:cs="Times New Roman"/>
-                <w:b w:val="0"/>
-                <w:bCs w:val="0"/>
-                <w:noProof/>
-                <w:kern w:val="2"/>
-                <w:sz w:val="24"/>
-                <w:szCs w:val="24"/>
-                <w:lang w:eastAsia="es-ES_tradnl"/>
-                <w14:ligatures w14:val="standardContextual"/>
-              </w:rPr>
-              <w:tab/>
-            </w:r>
-            <w:r>
-              <w:rPr>
-                <w:rStyle w:val="Hipervnculo"/>
-                <w:rFonts w:ascii="Times New Roman" w:hAnsi="Times New Roman" w:cs="Times New Roman"/>
-                <w:noProof/>
-              </w:rPr>
-              <w:t>Metodología y entrenamiento</w:t>
-            </w:r>
-            <w:r>
-              <w:rPr>
-                <w:rFonts w:ascii="Times New Roman" w:hAnsi="Times New Roman" w:cs="Times New Roman"/>
-                <w:noProof/>
-                <w:webHidden/>
-              </w:rPr>
-              <w:tab/>
-            </w:r>
-            <w:r>
-              <w:rPr>
-                <w:rFonts w:ascii="Times New Roman" w:hAnsi="Times New Roman" w:cs="Times New Roman"/>
-                <w:noProof/>
-                <w:webHidden/>
-              </w:rPr>
-              <w:fldChar w:fldCharType="begin"/>
-            </w:r>
-            <w:r>
-              <w:rPr>
-                <w:rFonts w:ascii="Times New Roman" w:hAnsi="Times New Roman" w:cs="Times New Roman"/>
-                <w:noProof/>
-                <w:webHidden/>
-              </w:rPr>
-              <w:instrText xml:space="preserve"> PAGEREF _Toc219717893 \h </w:instrText>
-            </w:r>
-            <w:r>
-              <w:rPr>
-                <w:rFonts w:ascii="Times New Roman" w:hAnsi="Times New Roman" w:cs="Times New Roman"/>
-                <w:noProof/>
-                <w:webHidden/>
-              </w:rPr>
-            </w:r>
-            <w:r>
-              <w:rPr>
-                <w:rFonts w:ascii="Times New Roman" w:hAnsi="Times New Roman" w:cs="Times New Roman"/>
-                <w:noProof/>
-                <w:webHidden/>
-              </w:rPr>
-              <w:fldChar w:fldCharType="separate"/>
-            </w:r>
-            <w:r>
-              <w:rPr>
-                <w:rFonts w:ascii="Times New Roman" w:hAnsi="Times New Roman" w:cs="Times New Roman"/>
-                <w:noProof/>
-                <w:webHidden/>
-              </w:rPr>
-              <w:t>14</w:t>
-            </w:r>
-            <w:r>
-              <w:rPr>
-                <w:rFonts w:ascii="Times New Roman" w:hAnsi="Times New Roman" w:cs="Times New Roman"/>
-                <w:noProof/>
-                <w:webHidden/>
-              </w:rPr>
-              <w:fldChar w:fldCharType="end"/>
-            </w:r>
-          </w:hyperlink>
-        </w:p>
-        <w:p>
-          <w:pPr>
-            <w:pStyle w:val="TDC1"/>
-            <w:tabs>
-              <w:tab w:val="left" w:pos="660"/>
-              <w:tab w:val="right" w:leader="dot" w:pos="9770"/>
-            </w:tabs>
-            <w:rPr>
-              <w:rFonts w:ascii="Times New Roman" w:eastAsiaTheme="minorEastAsia" w:hAnsi="Times New Roman" w:cs="Times New Roman"/>
-              <w:b w:val="0"/>
-              <w:bCs w:val="0"/>
-              <w:i w:val="0"/>
-              <w:iCs w:val="0"/>
-              <w:noProof/>
-              <w:kern w:val="2"/>
-              <w:lang w:eastAsia="es-ES_tradnl"/>
-              <w14:ligatures w14:val="standardContextual"/>
-            </w:rPr>
-          </w:pPr>
-          <w:hyperlink w:anchor="_Toc219717894" w:history="1">
-            <w:r>
-              <w:rPr>
-                <w:rStyle w:val="Hipervnculo"/>
-                <w:rFonts w:ascii="Times New Roman" w:hAnsi="Times New Roman" w:cs="Times New Roman"/>
-                <w:noProof/>
-              </w:rPr>
-              <w:t>4.</w:t>
-            </w:r>
-            <w:r>
-              <w:rPr>
-                <w:rFonts w:ascii="Times New Roman" w:eastAsiaTheme="minorEastAsia" w:hAnsi="Times New Roman" w:cs="Times New Roman"/>
-                <w:b w:val="0"/>
-                <w:bCs w:val="0"/>
-                <w:i w:val="0"/>
-                <w:iCs w:val="0"/>
-                <w:noProof/>
-                <w:kern w:val="2"/>
-                <w:lang w:eastAsia="es-ES_tradnl"/>
-                <w14:ligatures w14:val="standardContextual"/>
-              </w:rPr>
-              <w:tab/>
-            </w:r>
-            <w:r>
-              <w:rPr>
-                <w:rStyle w:val="Hipervnculo"/>
-                <w:rFonts w:ascii="Times New Roman" w:hAnsi="Times New Roman" w:cs="Times New Roman"/>
-                <w:noProof/>
-              </w:rPr>
-              <w:t>Resultados y análisis</w:t>
-            </w:r>
-            <w:r>
-              <w:rPr>
-                <w:rFonts w:ascii="Times New Roman" w:hAnsi="Times New Roman" w:cs="Times New Roman"/>
-                <w:noProof/>
-                <w:webHidden/>
-              </w:rPr>
-              <w:tab/>
-            </w:r>
-            <w:r>
-              <w:rPr>
-                <w:rFonts w:ascii="Times New Roman" w:hAnsi="Times New Roman" w:cs="Times New Roman"/>
-                <w:noProof/>
-                <w:webHidden/>
-              </w:rPr>
-              <w:fldChar w:fldCharType="begin"/>
-            </w:r>
-            <w:r>
-              <w:rPr>
-                <w:rFonts w:ascii="Times New Roman" w:hAnsi="Times New Roman" w:cs="Times New Roman"/>
-                <w:noProof/>
-                <w:webHidden/>
-              </w:rPr>
-              <w:instrText xml:space="preserve"> PAGEREF _Toc219717894 \h </w:instrText>
-            </w:r>
-            <w:r>
-              <w:rPr>
-                <w:rFonts w:ascii="Times New Roman" w:hAnsi="Times New Roman" w:cs="Times New Roman"/>
-                <w:noProof/>
-                <w:webHidden/>
-              </w:rPr>
-            </w:r>
-            <w:r>
-              <w:rPr>
-                <w:rFonts w:ascii="Times New Roman" w:hAnsi="Times New Roman" w:cs="Times New Roman"/>
-                <w:noProof/>
-                <w:webHidden/>
-              </w:rPr>
-              <w:fldChar w:fldCharType="separate"/>
-            </w:r>
-            <w:r>
-              <w:rPr>
-                <w:rFonts w:ascii="Times New Roman" w:hAnsi="Times New Roman" w:cs="Times New Roman"/>
-                <w:noProof/>
-                <w:webHidden/>
-              </w:rPr>
-              <w:t>15</w:t>
-            </w:r>
-            <w:r>
-              <w:rPr>
-                <w:rFonts w:ascii="Times New Roman" w:hAnsi="Times New Roman" w:cs="Times New Roman"/>
-                <w:noProof/>
-                <w:webHidden/>
-              </w:rPr>
-              <w:fldChar w:fldCharType="end"/>
-            </w:r>
-          </w:hyperlink>
-        </w:p>
-        <w:p>
-          <w:pPr>
-            <w:pStyle w:val="TDC2"/>
-            <w:tabs>
-              <w:tab w:val="left" w:pos="880"/>
-              <w:tab w:val="right" w:leader="dot" w:pos="9770"/>
-            </w:tabs>
-            <w:rPr>
-              <w:rFonts w:ascii="Times New Roman" w:eastAsiaTheme="minorEastAsia" w:hAnsi="Times New Roman" w:cs="Times New Roman"/>
-              <w:b w:val="0"/>
-              <w:bCs w:val="0"/>
-              <w:noProof/>
-              <w:kern w:val="2"/>
-              <w:sz w:val="24"/>
-              <w:szCs w:val="24"/>
-              <w:lang w:eastAsia="es-ES_tradnl"/>
-              <w14:ligatures w14:val="standardContextual"/>
-            </w:rPr>
-          </w:pPr>
-          <w:hyperlink w:anchor="_Toc219717895" w:history="1">
-            <w:r>
-              <w:rPr>
-                <w:rStyle w:val="Hipervnculo"/>
-                <w:rFonts w:ascii="Times New Roman" w:hAnsi="Times New Roman" w:cs="Times New Roman"/>
-                <w:noProof/>
-              </w:rPr>
-              <w:t>4.1.</w:t>
-            </w:r>
-            <w:r>
-              <w:rPr>
-                <w:rFonts w:ascii="Times New Roman" w:eastAsiaTheme="minorEastAsia" w:hAnsi="Times New Roman" w:cs="Times New Roman"/>
-                <w:b w:val="0"/>
-                <w:bCs w:val="0"/>
-                <w:noProof/>
-                <w:kern w:val="2"/>
-                <w:sz w:val="24"/>
-                <w:szCs w:val="24"/>
-                <w:lang w:eastAsia="es-ES_tradnl"/>
-                <w14:ligatures w14:val="standardContextual"/>
-              </w:rPr>
-              <w:tab/>
-            </w:r>
-            <w:r>
-              <w:rPr>
-                <w:rStyle w:val="Hipervnculo"/>
-                <w:rFonts w:ascii="Times New Roman" w:hAnsi="Times New Roman" w:cs="Times New Roman"/>
-                <w:noProof/>
-              </w:rPr>
-              <w:t>Resultados obtenidos</w:t>
-            </w:r>
-            <w:r>
-              <w:rPr>
-                <w:rFonts w:ascii="Times New Roman" w:hAnsi="Times New Roman" w:cs="Times New Roman"/>
-                <w:noProof/>
-                <w:webHidden/>
-              </w:rPr>
-              <w:tab/>
-            </w:r>
-            <w:r>
-              <w:rPr>
-                <w:rFonts w:ascii="Times New Roman" w:hAnsi="Times New Roman" w:cs="Times New Roman"/>
-                <w:noProof/>
-                <w:webHidden/>
-              </w:rPr>
-              <w:fldChar w:fldCharType="begin"/>
-            </w:r>
-            <w:r>
-              <w:rPr>
-                <w:rFonts w:ascii="Times New Roman" w:hAnsi="Times New Roman" w:cs="Times New Roman"/>
-                <w:noProof/>
-                <w:webHidden/>
-              </w:rPr>
-              <w:instrText xml:space="preserve"> PAGEREF _Toc219717895 \h </w:instrText>
-            </w:r>
-            <w:r>
-              <w:rPr>
-                <w:rFonts w:ascii="Times New Roman" w:hAnsi="Times New Roman" w:cs="Times New Roman"/>
-                <w:noProof/>
-                <w:webHidden/>
-              </w:rPr>
-            </w:r>
-            <w:r>
-              <w:rPr>
-                <w:rFonts w:ascii="Times New Roman" w:hAnsi="Times New Roman" w:cs="Times New Roman"/>
-                <w:noProof/>
-                <w:webHidden/>
-              </w:rPr>
-              <w:fldChar w:fldCharType="separate"/>
-            </w:r>
-            <w:r>
-              <w:rPr>
-                <w:rFonts w:ascii="Times New Roman" w:hAnsi="Times New Roman" w:cs="Times New Roman"/>
-                <w:noProof/>
-                <w:webHidden/>
-              </w:rPr>
-              <w:t>15</w:t>
-            </w:r>
-            <w:r>
-              <w:rPr>
-                <w:rFonts w:ascii="Times New Roman" w:hAnsi="Times New Roman" w:cs="Times New Roman"/>
-                <w:noProof/>
-                <w:webHidden/>
-              </w:rPr>
-              <w:fldChar w:fldCharType="end"/>
-            </w:r>
-          </w:hyperlink>
-        </w:p>
-        <w:p>
-          <w:pPr>
-            <w:pStyle w:val="TDC2"/>
-            <w:tabs>
-              <w:tab w:val="left" w:pos="880"/>
-              <w:tab w:val="right" w:leader="dot" w:pos="9770"/>
-            </w:tabs>
-            <w:rPr>
-              <w:rFonts w:ascii="Times New Roman" w:eastAsiaTheme="minorEastAsia" w:hAnsi="Times New Roman" w:cs="Times New Roman"/>
-              <w:b w:val="0"/>
-              <w:bCs w:val="0"/>
-              <w:noProof/>
-              <w:kern w:val="2"/>
-              <w:sz w:val="24"/>
-              <w:szCs w:val="24"/>
-              <w:lang w:eastAsia="es-ES_tradnl"/>
-              <w14:ligatures w14:val="standardContextual"/>
-            </w:rPr>
-          </w:pPr>
-          <w:hyperlink w:anchor="_Toc219717896" w:history="1">
-            <w:r>
-              <w:rPr>
-                <w:rStyle w:val="Hipervnculo"/>
-                <w:rFonts w:ascii="Times New Roman" w:hAnsi="Times New Roman" w:cs="Times New Roman"/>
-                <w:noProof/>
-              </w:rPr>
-              <w:t>4.2.</w:t>
-            </w:r>
-            <w:r>
-              <w:rPr>
-                <w:rFonts w:ascii="Times New Roman" w:eastAsiaTheme="minorEastAsia" w:hAnsi="Times New Roman" w:cs="Times New Roman"/>
-                <w:b w:val="0"/>
-                <w:bCs w:val="0"/>
-                <w:noProof/>
-                <w:kern w:val="2"/>
-                <w:sz w:val="24"/>
-                <w:szCs w:val="24"/>
-                <w:lang w:eastAsia="es-ES_tradnl"/>
-                <w14:ligatures w14:val="standardContextual"/>
-              </w:rPr>
-              <w:tab/>
-            </w:r>
-            <w:r>
-              <w:rPr>
-                <w:rStyle w:val="Hipervnculo"/>
-                <w:rFonts w:ascii="Times New Roman" w:hAnsi="Times New Roman" w:cs="Times New Roman"/>
-                <w:noProof/>
-              </w:rPr>
-              <w:t>Comparativa con otros enfoques y baseline</w:t>
-            </w:r>
-            <w:r>
-              <w:rPr>
-                <w:rFonts w:ascii="Times New Roman" w:hAnsi="Times New Roman" w:cs="Times New Roman"/>
-                <w:noProof/>
-                <w:webHidden/>
-              </w:rPr>
-              <w:tab/>
-            </w:r>
-            <w:r>
-              <w:rPr>
-                <w:rFonts w:ascii="Times New Roman" w:hAnsi="Times New Roman" w:cs="Times New Roman"/>
-                <w:noProof/>
-                <w:webHidden/>
-              </w:rPr>
-              <w:fldChar w:fldCharType="begin"/>
-            </w:r>
-            <w:r>
-              <w:rPr>
-                <w:rFonts w:ascii="Times New Roman" w:hAnsi="Times New Roman" w:cs="Times New Roman"/>
-                <w:noProof/>
-                <w:webHidden/>
-              </w:rPr>
-              <w:instrText xml:space="preserve"> PAGEREF _Toc219717896 \h </w:instrText>
-            </w:r>
-            <w:r>
-              <w:rPr>
-                <w:rFonts w:ascii="Times New Roman" w:hAnsi="Times New Roman" w:cs="Times New Roman"/>
-                <w:noProof/>
-                <w:webHidden/>
-              </w:rPr>
-            </w:r>
-            <w:r>
-              <w:rPr>
-                <w:rFonts w:ascii="Times New Roman" w:hAnsi="Times New Roman" w:cs="Times New Roman"/>
-                <w:noProof/>
-                <w:webHidden/>
-              </w:rPr>
-              <w:fldChar w:fldCharType="separate"/>
-            </w:r>
-            <w:r>
-              <w:rPr>
-                <w:rFonts w:ascii="Times New Roman" w:hAnsi="Times New Roman" w:cs="Times New Roman"/>
-                <w:noProof/>
-                <w:webHidden/>
-              </w:rPr>
-              <w:t>15</w:t>
-            </w:r>
-            <w:r>
-              <w:rPr>
-                <w:rFonts w:ascii="Times New Roman" w:hAnsi="Times New Roman" w:cs="Times New Roman"/>
-                <w:noProof/>
-                <w:webHidden/>
-              </w:rPr>
-              <w:fldChar w:fldCharType="end"/>
-            </w:r>
-          </w:hyperlink>
-        </w:p>
-        <w:p>
-          <w:pPr>
-            <w:pStyle w:val="TDC1"/>
-            <w:tabs>
-              <w:tab w:val="left" w:pos="660"/>
-              <w:tab w:val="right" w:leader="dot" w:pos="9770"/>
-            </w:tabs>
-            <w:rPr>
-              <w:rFonts w:ascii="Times New Roman" w:eastAsiaTheme="minorEastAsia" w:hAnsi="Times New Roman" w:cs="Times New Roman"/>
-              <w:b w:val="0"/>
-              <w:bCs w:val="0"/>
-              <w:i w:val="0"/>
-              <w:iCs w:val="0"/>
-              <w:noProof/>
-              <w:kern w:val="2"/>
-              <w:lang w:eastAsia="es-ES_tradnl"/>
-              <w14:ligatures w14:val="standardContextual"/>
-            </w:rPr>
-          </w:pPr>
-          <w:hyperlink w:anchor="_Toc219717897" w:history="1">
-            <w:r>
-              <w:rPr>
-                <w:rStyle w:val="Hipervnculo"/>
-                <w:rFonts w:ascii="Times New Roman" w:hAnsi="Times New Roman" w:cs="Times New Roman"/>
-                <w:noProof/>
-              </w:rPr>
-              <w:t>5.</w:t>
-            </w:r>
-            <w:r>
-              <w:rPr>
-                <w:rFonts w:ascii="Times New Roman" w:eastAsiaTheme="minorEastAsia" w:hAnsi="Times New Roman" w:cs="Times New Roman"/>
-                <w:b w:val="0"/>
-                <w:bCs w:val="0"/>
-                <w:i w:val="0"/>
-                <w:iCs w:val="0"/>
-                <w:noProof/>
-                <w:kern w:val="2"/>
-                <w:lang w:eastAsia="es-ES_tradnl"/>
-                <w14:ligatures w14:val="standardContextual"/>
-              </w:rPr>
-              <w:tab/>
-            </w:r>
-            <w:r>
-              <w:rPr>
-                <w:rStyle w:val="Hipervnculo"/>
-                <w:rFonts w:ascii="Times New Roman" w:hAnsi="Times New Roman" w:cs="Times New Roman"/>
-                <w:noProof/>
-              </w:rPr>
-              <w:t>Despliegue (OPCIONAL)</w:t>
-            </w:r>
-            <w:r>
-              <w:rPr>
-                <w:rFonts w:ascii="Times New Roman" w:hAnsi="Times New Roman" w:cs="Times New Roman"/>
-                <w:noProof/>
-                <w:webHidden/>
-              </w:rPr>
-              <w:tab/>
-            </w:r>
-            <w:r>
-              <w:rPr>
-                <w:rFonts w:ascii="Times New Roman" w:hAnsi="Times New Roman" w:cs="Times New Roman"/>
-                <w:noProof/>
-                <w:webHidden/>
-              </w:rPr>
-              <w:fldChar w:fldCharType="begin"/>
-            </w:r>
-            <w:r>
-              <w:rPr>
-                <w:rFonts w:ascii="Times New Roman" w:hAnsi="Times New Roman" w:cs="Times New Roman"/>
-                <w:noProof/>
-                <w:webHidden/>
-              </w:rPr>
-              <w:instrText xml:space="preserve"> PAGEREF _Toc219717897 \h </w:instrText>
-            </w:r>
-            <w:r>
-              <w:rPr>
-                <w:rFonts w:ascii="Times New Roman" w:hAnsi="Times New Roman" w:cs="Times New Roman"/>
-                <w:noProof/>
-                <w:webHidden/>
-              </w:rPr>
-            </w:r>
-            <w:r>
-              <w:rPr>
-                <w:rFonts w:ascii="Times New Roman" w:hAnsi="Times New Roman" w:cs="Times New Roman"/>
-                <w:noProof/>
-                <w:webHidden/>
-              </w:rPr>
-              <w:fldChar w:fldCharType="separate"/>
-            </w:r>
-            <w:r>
-              <w:rPr>
-                <w:rFonts w:ascii="Times New Roman" w:hAnsi="Times New Roman" w:cs="Times New Roman"/>
-                <w:noProof/>
-                <w:webHidden/>
-              </w:rPr>
-              <w:t>16</w:t>
-            </w:r>
-            <w:r>
-              <w:rPr>
-                <w:rFonts w:ascii="Times New Roman" w:hAnsi="Times New Roman" w:cs="Times New Roman"/>
-                <w:noProof/>
-                <w:webHidden/>
-              </w:rPr>
-              <w:fldChar w:fldCharType="end"/>
-            </w:r>
-          </w:hyperlink>
-        </w:p>
-        <w:p>
-          <w:pPr>
-            <w:pStyle w:val="TDC2"/>
-            <w:tabs>
-              <w:tab w:val="left" w:pos="880"/>
-              <w:tab w:val="right" w:leader="dot" w:pos="9770"/>
-            </w:tabs>
-            <w:rPr>
-              <w:rFonts w:ascii="Times New Roman" w:eastAsiaTheme="minorEastAsia" w:hAnsi="Times New Roman" w:cs="Times New Roman"/>
-              <w:b w:val="0"/>
-              <w:bCs w:val="0"/>
-              <w:noProof/>
-              <w:kern w:val="2"/>
-              <w:sz w:val="24"/>
-              <w:szCs w:val="24"/>
-              <w:lang w:eastAsia="es-ES_tradnl"/>
-              <w14:ligatures w14:val="standardContextual"/>
-            </w:rPr>
-          </w:pPr>
-          <w:hyperlink w:anchor="_Toc219717898" w:history="1">
-            <w:r>
-              <w:rPr>
-                <w:rStyle w:val="Hipervnculo"/>
-                <w:rFonts w:ascii="Times New Roman" w:hAnsi="Times New Roman" w:cs="Times New Roman"/>
-                <w:noProof/>
-              </w:rPr>
-              <w:t>5.1.</w:t>
-            </w:r>
-            <w:r>
-              <w:rPr>
-                <w:rFonts w:ascii="Times New Roman" w:eastAsiaTheme="minorEastAsia" w:hAnsi="Times New Roman" w:cs="Times New Roman"/>
-                <w:b w:val="0"/>
-                <w:bCs w:val="0"/>
-                <w:noProof/>
-                <w:kern w:val="2"/>
-                <w:sz w:val="24"/>
-                <w:szCs w:val="24"/>
-                <w:lang w:eastAsia="es-ES_tradnl"/>
-                <w14:ligatures w14:val="standardContextual"/>
-              </w:rPr>
-              <w:tab/>
-            </w:r>
-            <w:r>
-              <w:rPr>
-                <w:rStyle w:val="Hipervnculo"/>
-                <w:rFonts w:ascii="Times New Roman" w:hAnsi="Times New Roman" w:cs="Times New Roman"/>
-                <w:noProof/>
-              </w:rPr>
-              <w:t>Desarrollo de API</w:t>
-            </w:r>
-            <w:r>
-              <w:rPr>
-                <w:rFonts w:ascii="Times New Roman" w:hAnsi="Times New Roman" w:cs="Times New Roman"/>
-                <w:noProof/>
-                <w:webHidden/>
-              </w:rPr>
-              <w:tab/>
-            </w:r>
-            <w:r>
-              <w:rPr>
-                <w:rFonts w:ascii="Times New Roman" w:hAnsi="Times New Roman" w:cs="Times New Roman"/>
-                <w:noProof/>
-                <w:webHidden/>
-              </w:rPr>
-              <w:fldChar w:fldCharType="begin"/>
-            </w:r>
-            <w:r>
-              <w:rPr>
-                <w:rFonts w:ascii="Times New Roman" w:hAnsi="Times New Roman" w:cs="Times New Roman"/>
-                <w:noProof/>
-                <w:webHidden/>
-              </w:rPr>
-              <w:instrText xml:space="preserve"> PAGEREF _Toc219717898 \h </w:instrText>
-            </w:r>
-            <w:r>
-              <w:rPr>
-                <w:rFonts w:ascii="Times New Roman" w:hAnsi="Times New Roman" w:cs="Times New Roman"/>
-                <w:noProof/>
-                <w:webHidden/>
-              </w:rPr>
-            </w:r>
-            <w:r>
-              <w:rPr>
-                <w:rFonts w:ascii="Times New Roman" w:hAnsi="Times New Roman" w:cs="Times New Roman"/>
-                <w:noProof/>
-                <w:webHidden/>
-              </w:rPr>
-              <w:fldChar w:fldCharType="separate"/>
-            </w:r>
-            <w:r>
-              <w:rPr>
-                <w:rFonts w:ascii="Times New Roman" w:hAnsi="Times New Roman" w:cs="Times New Roman"/>
-                <w:noProof/>
-                <w:webHidden/>
-              </w:rPr>
-              <w:t>16</w:t>
-            </w:r>
-            <w:r>
-              <w:rPr>
-                <w:rFonts w:ascii="Times New Roman" w:hAnsi="Times New Roman" w:cs="Times New Roman"/>
-                <w:noProof/>
-                <w:webHidden/>
-              </w:rPr>
-              <w:fldChar w:fldCharType="end"/>
-            </w:r>
-          </w:hyperlink>
-        </w:p>
-        <w:p>
-          <w:pPr>
-            <w:pStyle w:val="TDC1"/>
-            <w:tabs>
-              <w:tab w:val="left" w:pos="660"/>
-              <w:tab w:val="right" w:leader="dot" w:pos="9770"/>
-            </w:tabs>
-            <w:rPr>
-              <w:rFonts w:ascii="Times New Roman" w:eastAsiaTheme="minorEastAsia" w:hAnsi="Times New Roman" w:cs="Times New Roman"/>
-              <w:b w:val="0"/>
-              <w:bCs w:val="0"/>
-              <w:i w:val="0"/>
-              <w:iCs w:val="0"/>
-              <w:noProof/>
-              <w:kern w:val="2"/>
-              <w:lang w:eastAsia="es-ES_tradnl"/>
-              <w14:ligatures w14:val="standardContextual"/>
-            </w:rPr>
-          </w:pPr>
-          <w:hyperlink w:anchor="_Toc219717899" w:history="1">
-            <w:r>
-              <w:rPr>
-                <w:rStyle w:val="Hipervnculo"/>
-                <w:rFonts w:ascii="Times New Roman" w:hAnsi="Times New Roman" w:cs="Times New Roman"/>
-                <w:noProof/>
-              </w:rPr>
-              <w:t>6.</w:t>
-            </w:r>
-            <w:r>
-              <w:rPr>
-                <w:rFonts w:ascii="Times New Roman" w:eastAsiaTheme="minorEastAsia" w:hAnsi="Times New Roman" w:cs="Times New Roman"/>
-                <w:b w:val="0"/>
-                <w:bCs w:val="0"/>
-                <w:i w:val="0"/>
-                <w:iCs w:val="0"/>
-                <w:noProof/>
-                <w:kern w:val="2"/>
-                <w:lang w:eastAsia="es-ES_tradnl"/>
-                <w14:ligatures w14:val="standardContextual"/>
-              </w:rPr>
-              <w:tab/>
-            </w:r>
-            <w:r>
-              <w:rPr>
-                <w:rStyle w:val="Hipervnculo"/>
-                <w:rFonts w:ascii="Times New Roman" w:hAnsi="Times New Roman" w:cs="Times New Roman"/>
-                <w:noProof/>
-              </w:rPr>
-              <w:t>Aspectos éticos/limitaciones</w:t>
-            </w:r>
-            <w:r>
-              <w:rPr>
-                <w:rFonts w:ascii="Times New Roman" w:hAnsi="Times New Roman" w:cs="Times New Roman"/>
-                <w:noProof/>
-                <w:webHidden/>
-              </w:rPr>
-              <w:tab/>
-            </w:r>
-            <w:r>
-              <w:rPr>
-                <w:rFonts w:ascii="Times New Roman" w:hAnsi="Times New Roman" w:cs="Times New Roman"/>
-                <w:noProof/>
-                <w:webHidden/>
-              </w:rPr>
-              <w:fldChar w:fldCharType="begin"/>
-            </w:r>
-            <w:r>
-              <w:rPr>
-                <w:rFonts w:ascii="Times New Roman" w:hAnsi="Times New Roman" w:cs="Times New Roman"/>
-                <w:noProof/>
-                <w:webHidden/>
-              </w:rPr>
-              <w:instrText xml:space="preserve"> PAGEREF _Toc219717899 \h </w:instrText>
-            </w:r>
-            <w:r>
-              <w:rPr>
-                <w:rFonts w:ascii="Times New Roman" w:hAnsi="Times New Roman" w:cs="Times New Roman"/>
-                <w:noProof/>
-                <w:webHidden/>
-              </w:rPr>
-            </w:r>
-            <w:r>
-              <w:rPr>
-                <w:rFonts w:ascii="Times New Roman" w:hAnsi="Times New Roman" w:cs="Times New Roman"/>
-                <w:noProof/>
-                <w:webHidden/>
-              </w:rPr>
-              <w:fldChar w:fldCharType="separate"/>
-            </w:r>
-            <w:r>
-              <w:rPr>
-                <w:rFonts w:ascii="Times New Roman" w:hAnsi="Times New Roman" w:cs="Times New Roman"/>
                 <w:noProof/>
                 <w:webHidden/>
               </w:rPr>
@@ -5371,436 +4166,6 @@
             </w:r>
             <w:r>
               <w:rPr>
-                <w:rFonts w:ascii="Times New Roman" w:hAnsi="Times New Roman" w:cs="Times New Roman"/>
-                <w:noProof/>
-                <w:webHidden/>
-              </w:rPr>
-              <w:fldChar w:fldCharType="end"/>
-            </w:r>
-          </w:hyperlink>
-        </w:p>
-        <w:p>
-          <w:pPr>
-            <w:pStyle w:val="TDC1"/>
-            <w:tabs>
-              <w:tab w:val="left" w:pos="660"/>
-              <w:tab w:val="right" w:leader="dot" w:pos="9770"/>
-            </w:tabs>
-            <w:rPr>
-              <w:rFonts w:ascii="Times New Roman" w:eastAsiaTheme="minorEastAsia" w:hAnsi="Times New Roman" w:cs="Times New Roman"/>
-              <w:b w:val="0"/>
-              <w:bCs w:val="0"/>
-              <w:i w:val="0"/>
-              <w:iCs w:val="0"/>
-              <w:noProof/>
-              <w:kern w:val="2"/>
-              <w:lang w:eastAsia="es-ES_tradnl"/>
-              <w14:ligatures w14:val="standardContextual"/>
-            </w:rPr>
-          </w:pPr>
-          <w:hyperlink w:anchor="_Toc219717900" w:history="1">
-            <w:r>
-              <w:rPr>
-                <w:rStyle w:val="Hipervnculo"/>
-                <w:rFonts w:ascii="Times New Roman" w:hAnsi="Times New Roman" w:cs="Times New Roman"/>
-                <w:noProof/>
-              </w:rPr>
-              <w:t>7.</w:t>
-            </w:r>
-            <w:r>
-              <w:rPr>
-                <w:rFonts w:ascii="Times New Roman" w:eastAsiaTheme="minorEastAsia" w:hAnsi="Times New Roman" w:cs="Times New Roman"/>
-                <w:b w:val="0"/>
-                <w:bCs w:val="0"/>
-                <w:i w:val="0"/>
-                <w:iCs w:val="0"/>
-                <w:noProof/>
-                <w:kern w:val="2"/>
-                <w:lang w:eastAsia="es-ES_tradnl"/>
-                <w14:ligatures w14:val="standardContextual"/>
-              </w:rPr>
-              <w:tab/>
-            </w:r>
-            <w:r>
-              <w:rPr>
-                <w:rStyle w:val="Hipervnculo"/>
-                <w:rFonts w:ascii="Times New Roman" w:hAnsi="Times New Roman" w:cs="Times New Roman"/>
-                <w:noProof/>
-              </w:rPr>
-              <w:t>Reproducibilidad</w:t>
-            </w:r>
-            <w:r>
-              <w:rPr>
-                <w:rFonts w:ascii="Times New Roman" w:hAnsi="Times New Roman" w:cs="Times New Roman"/>
-                <w:noProof/>
-                <w:webHidden/>
-              </w:rPr>
-              <w:tab/>
-            </w:r>
-            <w:r>
-              <w:rPr>
-                <w:rFonts w:ascii="Times New Roman" w:hAnsi="Times New Roman" w:cs="Times New Roman"/>
-                <w:noProof/>
-                <w:webHidden/>
-              </w:rPr>
-              <w:fldChar w:fldCharType="begin"/>
-            </w:r>
-            <w:r>
-              <w:rPr>
-                <w:rFonts w:ascii="Times New Roman" w:hAnsi="Times New Roman" w:cs="Times New Roman"/>
-                <w:noProof/>
-                <w:webHidden/>
-              </w:rPr>
-              <w:instrText xml:space="preserve"> PAGEREF _Toc219717900 \h </w:instrText>
-            </w:r>
-            <w:r>
-              <w:rPr>
-                <w:rFonts w:ascii="Times New Roman" w:hAnsi="Times New Roman" w:cs="Times New Roman"/>
-                <w:noProof/>
-                <w:webHidden/>
-              </w:rPr>
-            </w:r>
-            <w:r>
-              <w:rPr>
-                <w:rFonts w:ascii="Times New Roman" w:hAnsi="Times New Roman" w:cs="Times New Roman"/>
-                <w:noProof/>
-                <w:webHidden/>
-              </w:rPr>
-              <w:fldChar w:fldCharType="separate"/>
-            </w:r>
-            <w:r>
-              <w:rPr>
-                <w:rFonts w:ascii="Times New Roman" w:hAnsi="Times New Roman" w:cs="Times New Roman"/>
-                <w:noProof/>
-                <w:webHidden/>
-              </w:rPr>
-              <w:t>18</w:t>
-            </w:r>
-            <w:r>
-              <w:rPr>
-                <w:rFonts w:ascii="Times New Roman" w:hAnsi="Times New Roman" w:cs="Times New Roman"/>
-                <w:noProof/>
-                <w:webHidden/>
-              </w:rPr>
-              <w:fldChar w:fldCharType="end"/>
-            </w:r>
-          </w:hyperlink>
-        </w:p>
-        <w:p>
-          <w:pPr>
-            <w:pStyle w:val="TDC2"/>
-            <w:tabs>
-              <w:tab w:val="left" w:pos="880"/>
-              <w:tab w:val="right" w:leader="dot" w:pos="9770"/>
-            </w:tabs>
-            <w:rPr>
-              <w:rFonts w:ascii="Times New Roman" w:eastAsiaTheme="minorEastAsia" w:hAnsi="Times New Roman" w:cs="Times New Roman"/>
-              <w:b w:val="0"/>
-              <w:bCs w:val="0"/>
-              <w:noProof/>
-              <w:kern w:val="2"/>
-              <w:sz w:val="24"/>
-              <w:szCs w:val="24"/>
-              <w:lang w:eastAsia="es-ES_tradnl"/>
-              <w14:ligatures w14:val="standardContextual"/>
-            </w:rPr>
-          </w:pPr>
-          <w:hyperlink w:anchor="_Toc219717901" w:history="1">
-            <w:r>
-              <w:rPr>
-                <w:rStyle w:val="Hipervnculo"/>
-                <w:rFonts w:ascii="Times New Roman" w:hAnsi="Times New Roman" w:cs="Times New Roman"/>
-                <w:noProof/>
-              </w:rPr>
-              <w:t>7.1.</w:t>
-            </w:r>
-            <w:r>
-              <w:rPr>
-                <w:rFonts w:ascii="Times New Roman" w:eastAsiaTheme="minorEastAsia" w:hAnsi="Times New Roman" w:cs="Times New Roman"/>
-                <w:b w:val="0"/>
-                <w:bCs w:val="0"/>
-                <w:noProof/>
-                <w:kern w:val="2"/>
-                <w:sz w:val="24"/>
-                <w:szCs w:val="24"/>
-                <w:lang w:eastAsia="es-ES_tradnl"/>
-                <w14:ligatures w14:val="standardContextual"/>
-              </w:rPr>
-              <w:tab/>
-            </w:r>
-            <w:r>
-              <w:rPr>
-                <w:rStyle w:val="Hipervnculo"/>
-                <w:rFonts w:ascii="Times New Roman" w:hAnsi="Times New Roman" w:cs="Times New Roman"/>
-                <w:noProof/>
-              </w:rPr>
-              <w:t>Enlace a repositorio GitHub</w:t>
-            </w:r>
-            <w:r>
-              <w:rPr>
-                <w:rFonts w:ascii="Times New Roman" w:hAnsi="Times New Roman" w:cs="Times New Roman"/>
-                <w:noProof/>
-                <w:webHidden/>
-              </w:rPr>
-              <w:tab/>
-            </w:r>
-            <w:r>
-              <w:rPr>
-                <w:rFonts w:ascii="Times New Roman" w:hAnsi="Times New Roman" w:cs="Times New Roman"/>
-                <w:noProof/>
-                <w:webHidden/>
-              </w:rPr>
-              <w:fldChar w:fldCharType="begin"/>
-            </w:r>
-            <w:r>
-              <w:rPr>
-                <w:rFonts w:ascii="Times New Roman" w:hAnsi="Times New Roman" w:cs="Times New Roman"/>
-                <w:noProof/>
-                <w:webHidden/>
-              </w:rPr>
-              <w:instrText xml:space="preserve"> PAGEREF _Toc219717901 \h </w:instrText>
-            </w:r>
-            <w:r>
-              <w:rPr>
-                <w:rFonts w:ascii="Times New Roman" w:hAnsi="Times New Roman" w:cs="Times New Roman"/>
-                <w:noProof/>
-                <w:webHidden/>
-              </w:rPr>
-            </w:r>
-            <w:r>
-              <w:rPr>
-                <w:rFonts w:ascii="Times New Roman" w:hAnsi="Times New Roman" w:cs="Times New Roman"/>
-                <w:noProof/>
-                <w:webHidden/>
-              </w:rPr>
-              <w:fldChar w:fldCharType="separate"/>
-            </w:r>
-            <w:r>
-              <w:rPr>
-                <w:rFonts w:ascii="Times New Roman" w:hAnsi="Times New Roman" w:cs="Times New Roman"/>
-                <w:noProof/>
-                <w:webHidden/>
-              </w:rPr>
-              <w:t>18</w:t>
-            </w:r>
-            <w:r>
-              <w:rPr>
-                <w:rFonts w:ascii="Times New Roman" w:hAnsi="Times New Roman" w:cs="Times New Roman"/>
-                <w:noProof/>
-                <w:webHidden/>
-              </w:rPr>
-              <w:fldChar w:fldCharType="end"/>
-            </w:r>
-          </w:hyperlink>
-        </w:p>
-        <w:p>
-          <w:pPr>
-            <w:pStyle w:val="TDC1"/>
-            <w:tabs>
-              <w:tab w:val="left" w:pos="660"/>
-              <w:tab w:val="right" w:leader="dot" w:pos="9770"/>
-            </w:tabs>
-            <w:rPr>
-              <w:rFonts w:ascii="Times New Roman" w:eastAsiaTheme="minorEastAsia" w:hAnsi="Times New Roman" w:cs="Times New Roman"/>
-              <w:b w:val="0"/>
-              <w:bCs w:val="0"/>
-              <w:i w:val="0"/>
-              <w:iCs w:val="0"/>
-              <w:noProof/>
-              <w:kern w:val="2"/>
-              <w:lang w:eastAsia="es-ES_tradnl"/>
-              <w14:ligatures w14:val="standardContextual"/>
-            </w:rPr>
-          </w:pPr>
-          <w:hyperlink w:anchor="_Toc219717902" w:history="1">
-            <w:r>
-              <w:rPr>
-                <w:rStyle w:val="Hipervnculo"/>
-                <w:rFonts w:ascii="Times New Roman" w:hAnsi="Times New Roman" w:cs="Times New Roman"/>
-                <w:noProof/>
-              </w:rPr>
-              <w:t>8.</w:t>
-            </w:r>
-            <w:r>
-              <w:rPr>
-                <w:rFonts w:ascii="Times New Roman" w:eastAsiaTheme="minorEastAsia" w:hAnsi="Times New Roman" w:cs="Times New Roman"/>
-                <w:b w:val="0"/>
-                <w:bCs w:val="0"/>
-                <w:i w:val="0"/>
-                <w:iCs w:val="0"/>
-                <w:noProof/>
-                <w:kern w:val="2"/>
-                <w:lang w:eastAsia="es-ES_tradnl"/>
-                <w14:ligatures w14:val="standardContextual"/>
-              </w:rPr>
-              <w:tab/>
-            </w:r>
-            <w:r>
-              <w:rPr>
-                <w:rStyle w:val="Hipervnculo"/>
-                <w:rFonts w:ascii="Times New Roman" w:hAnsi="Times New Roman" w:cs="Times New Roman"/>
-                <w:noProof/>
-              </w:rPr>
-              <w:t>Conclusiones</w:t>
-            </w:r>
-            <w:r>
-              <w:rPr>
-                <w:rFonts w:ascii="Times New Roman" w:hAnsi="Times New Roman" w:cs="Times New Roman"/>
-                <w:noProof/>
-                <w:webHidden/>
-              </w:rPr>
-              <w:tab/>
-            </w:r>
-            <w:r>
-              <w:rPr>
-                <w:rFonts w:ascii="Times New Roman" w:hAnsi="Times New Roman" w:cs="Times New Roman"/>
-                <w:noProof/>
-                <w:webHidden/>
-              </w:rPr>
-              <w:fldChar w:fldCharType="begin"/>
-            </w:r>
-            <w:r>
-              <w:rPr>
-                <w:rFonts w:ascii="Times New Roman" w:hAnsi="Times New Roman" w:cs="Times New Roman"/>
-                <w:noProof/>
-                <w:webHidden/>
-              </w:rPr>
-              <w:instrText xml:space="preserve"> PAGEREF _Toc219717902 \h </w:instrText>
-            </w:r>
-            <w:r>
-              <w:rPr>
-                <w:rFonts w:ascii="Times New Roman" w:hAnsi="Times New Roman" w:cs="Times New Roman"/>
-                <w:noProof/>
-                <w:webHidden/>
-              </w:rPr>
-            </w:r>
-            <w:r>
-              <w:rPr>
-                <w:rFonts w:ascii="Times New Roman" w:hAnsi="Times New Roman" w:cs="Times New Roman"/>
-                <w:noProof/>
-                <w:webHidden/>
-              </w:rPr>
-              <w:fldChar w:fldCharType="separate"/>
-            </w:r>
-            <w:r>
-              <w:rPr>
-                <w:rFonts w:ascii="Times New Roman" w:hAnsi="Times New Roman" w:cs="Times New Roman"/>
-                <w:noProof/>
-                <w:webHidden/>
-              </w:rPr>
-              <w:t>19</w:t>
-            </w:r>
-            <w:r>
-              <w:rPr>
-                <w:rFonts w:ascii="Times New Roman" w:hAnsi="Times New Roman" w:cs="Times New Roman"/>
-                <w:noProof/>
-                <w:webHidden/>
-              </w:rPr>
-              <w:fldChar w:fldCharType="end"/>
-            </w:r>
-          </w:hyperlink>
-        </w:p>
-        <w:p>
-          <w:pPr>
-            <w:pStyle w:val="TDC1"/>
-            <w:tabs>
-              <w:tab w:val="left" w:pos="660"/>
-              <w:tab w:val="right" w:leader="dot" w:pos="9770"/>
-            </w:tabs>
-            <w:rPr>
-              <w:rFonts w:ascii="Times New Roman" w:eastAsiaTheme="minorEastAsia" w:hAnsi="Times New Roman" w:cs="Times New Roman"/>
-              <w:b w:val="0"/>
-              <w:bCs w:val="0"/>
-              <w:i w:val="0"/>
-              <w:iCs w:val="0"/>
-              <w:noProof/>
-              <w:kern w:val="2"/>
-              <w:lang w:eastAsia="es-ES_tradnl"/>
-              <w14:ligatures w14:val="standardContextual"/>
-            </w:rPr>
-          </w:pPr>
-          <w:hyperlink w:anchor="_Toc219717903" w:history="1">
-            <w:r>
-              <w:rPr>
-                <w:rStyle w:val="Hipervnculo"/>
-                <w:rFonts w:ascii="Times New Roman" w:hAnsi="Times New Roman" w:cs="Times New Roman"/>
-                <w:noProof/>
-              </w:rPr>
-              <w:t>9.</w:t>
-            </w:r>
-            <w:r>
-              <w:rPr>
-                <w:rFonts w:ascii="Times New Roman" w:eastAsiaTheme="minorEastAsia" w:hAnsi="Times New Roman" w:cs="Times New Roman"/>
-                <w:b w:val="0"/>
-                <w:bCs w:val="0"/>
-                <w:i w:val="0"/>
-                <w:iCs w:val="0"/>
-                <w:noProof/>
-                <w:kern w:val="2"/>
-                <w:lang w:eastAsia="es-ES_tradnl"/>
-                <w14:ligatures w14:val="standardContextual"/>
-              </w:rPr>
-              <w:tab/>
-            </w:r>
-            <w:r>
-              <w:rPr>
-                <w:rStyle w:val="Hipervnculo"/>
-                <w:rFonts w:ascii="Times New Roman" w:hAnsi="Times New Roman" w:cs="Times New Roman"/>
-                <w:noProof/>
-                <w:w w:val="115"/>
-              </w:rPr>
-              <w:t>Anexos</w:t>
-            </w:r>
-            <w:r>
-              <w:rPr>
-                <w:rFonts w:ascii="Times New Roman" w:hAnsi="Times New Roman" w:cs="Times New Roman"/>
-                <w:noProof/>
-                <w:webHidden/>
-              </w:rPr>
-              <w:tab/>
-            </w:r>
-            <w:r>
-              <w:rPr>
-                <w:rFonts w:ascii="Times New Roman" w:hAnsi="Times New Roman" w:cs="Times New Roman"/>
-                <w:noProof/>
-                <w:webHidden/>
-              </w:rPr>
-              <w:fldChar w:fldCharType="begin"/>
-            </w:r>
-            <w:r>
-              <w:rPr>
-                <w:rFonts w:ascii="Times New Roman" w:hAnsi="Times New Roman" w:cs="Times New Roman"/>
-                <w:noProof/>
-                <w:webHidden/>
-              </w:rPr>
-              <w:instrText xml:space="preserve"> PAGEREF _Toc219717903 \h </w:instrText>
-            </w:r>
-            <w:r>
-              <w:rPr>
-                <w:rFonts w:ascii="Times New Roman" w:hAnsi="Times New Roman" w:cs="Times New Roman"/>
-                <w:noProof/>
-                <w:webHidden/>
-              </w:rPr>
-            </w:r>
-            <w:r>
-              <w:rPr>
-                <w:rFonts w:ascii="Times New Roman" w:hAnsi="Times New Roman" w:cs="Times New Roman"/>
-                <w:noProof/>
-                <w:webHidden/>
-              </w:rPr>
-              <w:fldChar w:fldCharType="separate"/>
-            </w:r>
-            <w:r>
-              <w:rPr>
-                <w:rFonts w:ascii="Times New Roman" w:hAnsi="Times New Roman" w:cs="Times New Roman"/>
-                <w:noProof/>
-                <w:webHidden/>
-              </w:rPr>
-              <w:t>15</w:t>
-            </w:r>
-            <w:r>
-              <w:rPr>
-                <w:rFonts w:ascii="Times New Roman" w:hAnsi="Times New Roman" w:cs="Times New Roman"/>
                 <w:noProof/>
                 <w:webHidden/>
               </w:rPr>
@@ -5904,56 +4269,21 @@
     </w:p>
     <w:p>
       <w:pPr>
-        <w:ind w:left="177"/>
-        <w:rPr>
-          <w:b/>
-          <w:sz w:val="49"/>
-        </w:rPr>
-      </w:pPr>
-      <w:r>
-        <w:rPr>
-          <w:b/>
-          <w:w w:val="115"/>
-          <w:sz w:val="49"/>
-        </w:rPr>
-        <w:lastRenderedPageBreak/>
-        <w:t>Índice</w:t>
-      </w:r>
-      <w:r>
-        <w:rPr>
-          <w:b/>
-          <w:spacing w:val="31"/>
-          <w:w w:val="115"/>
-          <w:sz w:val="49"/>
-        </w:rPr>
-        <w:t xml:space="preserve"> </w:t>
-      </w:r>
-      <w:r>
-        <w:rPr>
-          <w:b/>
-          <w:w w:val="115"/>
-          <w:sz w:val="49"/>
-        </w:rPr>
-        <w:t>de</w:t>
-      </w:r>
-      <w:r>
-        <w:rPr>
-          <w:b/>
-          <w:spacing w:val="32"/>
-          <w:w w:val="115"/>
-          <w:sz w:val="49"/>
-        </w:rPr>
-        <w:t xml:space="preserve"> </w:t>
-      </w:r>
-      <w:r>
-        <w:rPr>
-          <w:b/>
-          <w:spacing w:val="-2"/>
-          <w:w w:val="115"/>
-          <w:sz w:val="49"/>
-        </w:rPr>
-        <w:t>figuras</w:t>
-      </w:r>
+        <w:pStyle w:val="Ttulo1"/>
+        <w:rPr>
+          <w:rStyle w:val="normaltextrun"/>
+          <w:rFonts w:ascii="Times New Roman" w:hAnsi="Times New Roman" w:cs="Times New Roman"/>
+        </w:rPr>
+      </w:pPr>
+      <w:bookmarkStart w:id="0" w:name="_Toc226621084"/>
+      <w:r>
+        <w:rPr>
+          <w:rStyle w:val="normaltextrun"/>
+          <w:rFonts w:ascii="Times New Roman" w:hAnsi="Times New Roman" w:cs="Times New Roman"/>
+        </w:rPr>
+        <w:t>Índice de figuras</w:t>
+      </w:r>
+      <w:bookmarkEnd w:id="0"/>
     </w:p>
     <w:p>
       <w:pPr>
@@ -6295,40 +4625,18 @@
     <w:p>
       <w:pPr>
         <w:pStyle w:val="Ttulo1"/>
-      </w:pPr>
-      <w:bookmarkStart w:id="1" w:name="_Toc219717881"/>
-      <w:r>
-        <w:rPr>
-          <w:w w:val="115"/>
-        </w:rPr>
-        <w:t>Índice</w:t>
-      </w:r>
-      <w:r>
-        <w:rPr>
-          <w:spacing w:val="31"/>
-          <w:w w:val="115"/>
-        </w:rPr>
-        <w:t xml:space="preserve"> </w:t>
-      </w:r>
-      <w:r>
-        <w:rPr>
-          <w:w w:val="115"/>
-        </w:rPr>
-        <w:t>de</w:t>
-      </w:r>
-      <w:r>
-        <w:rPr>
-          <w:spacing w:val="32"/>
-          <w:w w:val="115"/>
-        </w:rPr>
-        <w:t xml:space="preserve"> </w:t>
-      </w:r>
-      <w:r>
-        <w:rPr>
-          <w:spacing w:val="-2"/>
-          <w:w w:val="115"/>
-        </w:rPr>
-        <w:t>tablas</w:t>
+        <w:rPr>
+          <w:rStyle w:val="normaltextrun"/>
+          <w:rFonts w:ascii="Times New Roman" w:hAnsi="Times New Roman" w:cs="Times New Roman"/>
+        </w:rPr>
+      </w:pPr>
+      <w:bookmarkStart w:id="1" w:name="_Toc226621085"/>
+      <w:r>
+        <w:rPr>
+          <w:rStyle w:val="normaltextrun"/>
+          <w:rFonts w:ascii="Times New Roman" w:hAnsi="Times New Roman" w:cs="Times New Roman"/>
+        </w:rPr>
+        <w:t>Índice de tablas</w:t>
       </w:r>
       <w:bookmarkEnd w:id="1"/>
     </w:p>
@@ -6731,7 +5039,6 @@
           <w:rFonts w:ascii="Times New Roman" w:hAnsi="Times New Roman" w:cs="Times New Roman"/>
         </w:rPr>
       </w:pPr>
-      <w:bookmarkStart w:id="2" w:name="_Toc219717883"/>
       <w:r>
         <w:rPr>
           <w:rStyle w:val="normaltextrun"/>
@@ -6743,7 +5050,6 @@
           <w:rStyle w:val="normaltextrun"/>
           <w:rFonts w:ascii="Times New Roman" w:hAnsi="Times New Roman" w:cs="Times New Roman"/>
         </w:rPr>
-        <w:lastRenderedPageBreak/>
         <w:br/>
       </w:r>
       <w:r>
@@ -6774,169 +5080,29 @@
     </w:p>
     <w:p>
       <w:pPr>
-        <w:pStyle w:val="Ttulo"/>
+        <w:pStyle w:val="Ttulo1"/>
         <w:rPr>
           <w:rStyle w:val="normaltextrun"/>
           <w:rFonts w:ascii="Times New Roman" w:hAnsi="Times New Roman" w:cs="Times New Roman"/>
         </w:rPr>
       </w:pPr>
     </w:p>
-    <w:p>
-      <w:pPr>
-        <w:pStyle w:val="Ttulo"/>
+    <w:p/>
+    <w:p/>
+    <w:p>
+      <w:pPr>
+        <w:pStyle w:val="Ttulo1"/>
+      </w:pPr>
+      <w:bookmarkStart w:id="2" w:name="_Toc226621086"/>
+      <w:r>
         <w:rPr>
           <w:rStyle w:val="normaltextrun"/>
           <w:rFonts w:ascii="Times New Roman" w:hAnsi="Times New Roman" w:cs="Times New Roman"/>
         </w:rPr>
-      </w:pPr>
-    </w:p>
-    <w:p>
-      <w:pPr>
-        <w:pStyle w:val="Ttulo"/>
-        <w:rPr>
-          <w:rStyle w:val="normaltextrun"/>
-          <w:rFonts w:ascii="Times New Roman" w:hAnsi="Times New Roman" w:cs="Times New Roman"/>
-        </w:rPr>
-      </w:pPr>
-    </w:p>
-    <w:p>
-      <w:pPr>
-        <w:pStyle w:val="Ttulo"/>
-        <w:rPr>
-          <w:rStyle w:val="normaltextrun"/>
-          <w:rFonts w:ascii="Times New Roman" w:hAnsi="Times New Roman" w:cs="Times New Roman"/>
-        </w:rPr>
-      </w:pPr>
-    </w:p>
-    <w:p>
-      <w:pPr>
-        <w:pStyle w:val="Ttulo"/>
-        <w:rPr>
-          <w:rStyle w:val="normaltextrun"/>
-          <w:rFonts w:ascii="Times New Roman" w:hAnsi="Times New Roman" w:cs="Times New Roman"/>
-        </w:rPr>
-      </w:pPr>
-    </w:p>
-    <w:p>
-      <w:pPr>
-        <w:pStyle w:val="Ttulo"/>
-        <w:rPr>
-          <w:rStyle w:val="normaltextrun"/>
-          <w:rFonts w:ascii="Times New Roman" w:hAnsi="Times New Roman" w:cs="Times New Roman"/>
-        </w:rPr>
-      </w:pPr>
-    </w:p>
-    <w:p>
-      <w:pPr>
-        <w:pStyle w:val="Ttulo"/>
-        <w:rPr>
-          <w:rStyle w:val="normaltextrun"/>
-          <w:rFonts w:ascii="Times New Roman" w:hAnsi="Times New Roman" w:cs="Times New Roman"/>
-        </w:rPr>
-      </w:pPr>
-    </w:p>
-    <w:p>
-      <w:pPr>
-        <w:pStyle w:val="Ttulo"/>
-        <w:rPr>
-          <w:rStyle w:val="normaltextrun"/>
-          <w:rFonts w:ascii="Times New Roman" w:hAnsi="Times New Roman" w:cs="Times New Roman"/>
-        </w:rPr>
-      </w:pPr>
-    </w:p>
-    <w:p>
-      <w:pPr>
-        <w:pStyle w:val="Ttulo"/>
-        <w:rPr>
-          <w:rStyle w:val="normaltextrun"/>
-          <w:rFonts w:ascii="Times New Roman" w:hAnsi="Times New Roman" w:cs="Times New Roman"/>
-        </w:rPr>
-      </w:pPr>
-    </w:p>
-    <w:p>
-      <w:pPr>
-        <w:pStyle w:val="Ttulo"/>
-        <w:rPr>
-          <w:rStyle w:val="normaltextrun"/>
-          <w:rFonts w:ascii="Times New Roman" w:hAnsi="Times New Roman" w:cs="Times New Roman"/>
-        </w:rPr>
-      </w:pPr>
-    </w:p>
-    <w:p>
-      <w:pPr>
-        <w:pStyle w:val="Ttulo"/>
-        <w:rPr>
-          <w:rStyle w:val="normaltextrun"/>
-          <w:rFonts w:ascii="Times New Roman" w:hAnsi="Times New Roman" w:cs="Times New Roman"/>
-        </w:rPr>
-      </w:pPr>
-    </w:p>
-    <w:p>
-      <w:pPr>
-        <w:pStyle w:val="Ttulo"/>
-        <w:rPr>
-          <w:rStyle w:val="normaltextrun"/>
-          <w:rFonts w:ascii="Times New Roman" w:hAnsi="Times New Roman" w:cs="Times New Roman"/>
-        </w:rPr>
-      </w:pPr>
-    </w:p>
-    <w:p>
-      <w:pPr>
-        <w:pStyle w:val="Ttulo"/>
-        <w:rPr>
-          <w:rStyle w:val="normaltextrun"/>
-          <w:rFonts w:ascii="Times New Roman" w:hAnsi="Times New Roman" w:cs="Times New Roman"/>
-        </w:rPr>
-      </w:pPr>
-    </w:p>
-    <w:p>
-      <w:pPr>
-        <w:pStyle w:val="Ttulo"/>
-        <w:rPr>
-          <w:rStyle w:val="normaltextrun"/>
-          <w:rFonts w:ascii="Times New Roman" w:hAnsi="Times New Roman" w:cs="Times New Roman"/>
-        </w:rPr>
-      </w:pPr>
-    </w:p>
-    <w:p>
-      <w:pPr>
-        <w:pStyle w:val="Ttulo"/>
-        <w:rPr>
-          <w:rStyle w:val="normaltextrun"/>
-          <w:rFonts w:ascii="Times New Roman" w:hAnsi="Times New Roman" w:cs="Times New Roman"/>
-        </w:rPr>
-      </w:pPr>
-    </w:p>
-    <w:p>
-      <w:pPr>
-        <w:pStyle w:val="Ttulo"/>
-        <w:rPr>
-          <w:rStyle w:val="normaltextrun"/>
-          <w:rFonts w:ascii="Times New Roman" w:hAnsi="Times New Roman" w:cs="Times New Roman"/>
-        </w:rPr>
-      </w:pPr>
-    </w:p>
-    <w:p>
-      <w:pPr>
-        <w:pStyle w:val="Ttulo1"/>
-        <w:rPr>
-          <w:rStyle w:val="normaltextrun"/>
-        </w:rPr>
-      </w:pPr>
-      <w:r>
-        <w:rPr>
-          <w:rStyle w:val="normaltextrun"/>
-          <w:rFonts w:ascii="Times New Roman" w:hAnsi="Times New Roman" w:cs="Times New Roman"/>
-        </w:rPr>
         <w:lastRenderedPageBreak/>
         <w:t>Introducción</w:t>
       </w:r>
       <w:bookmarkEnd w:id="2"/>
-    </w:p>
-    <w:p>
-      <w:pPr>
-        <w:pStyle w:val="TableParagraph"/>
-      </w:pPr>
     </w:p>
     <w:p>
       <w:pPr>
@@ -7075,10 +5241,18 @@
       <w:pPr>
         <w:pStyle w:val="Ttulo2"/>
         <w:jc w:val="both"/>
-      </w:pPr>
-      <w:r>
+        <w:rPr>
+          <w:rFonts w:ascii="Times New Roman" w:hAnsi="Times New Roman" w:cs="Times New Roman"/>
+        </w:rPr>
+      </w:pPr>
+      <w:bookmarkStart w:id="3" w:name="_Toc226621087"/>
+      <w:r>
+        <w:rPr>
+          <w:rFonts w:ascii="Times New Roman" w:hAnsi="Times New Roman" w:cs="Times New Roman"/>
+        </w:rPr>
         <w:t>Introducción y Definición del Problema</w:t>
       </w:r>
+      <w:bookmarkEnd w:id="3"/>
     </w:p>
     <w:p>
       <w:pPr>
@@ -7139,7 +5313,7 @@
           <w:sz w:val="24"/>
           <w:szCs w:val="20"/>
         </w:rPr>
-        <w:t xml:space="preserve">En tercer lugar, si el sistema genera código automáticamente, debe existir algún mecanismo de control </w:t>
+        <w:t xml:space="preserve">En tercer lugar, si el sistema genera código automáticamente, debe existir algún mecanismo de control sobre ese código. La generación automática de scripts puede aportar flexibilidad, pero también </w:t>
       </w:r>
       <w:r>
         <w:rPr>
@@ -7147,7 +5321,7 @@
           <w:szCs w:val="20"/>
         </w:rPr>
         <w:lastRenderedPageBreak/>
-        <w:t>sobre ese código. La generación automática de scripts puede aportar flexibilidad, pero también introduce riesgos si no se valida correctamente su entrada, si se ejecuta sin restricciones o si la salida no se interpreta de forma estructurada. En el contexto financiero, además, resulta especialmente importante que la respuesta final sea comprensible y que no se presente como una recomendación de inversión, sino como una interpretación descriptiva basada en datos históricos.</w:t>
+        <w:t>introduce riesgos si no se valida correctamente su entrada, si se ejecuta sin restricciones o si la salida no se interpreta de forma estructurada. En el contexto financiero, además, resulta especialmente importante que la respuesta final sea comprensible y que no se presente como una recomendación de inversión, sino como una interpretación descriptiva basada en datos históricos.</w:t>
       </w:r>
     </w:p>
     <w:p>
@@ -7273,10 +5447,19 @@
     <w:p>
       <w:pPr>
         <w:pStyle w:val="Ttulo2"/>
-      </w:pPr>
-      <w:r>
+        <w:jc w:val="both"/>
+        <w:rPr>
+          <w:rFonts w:ascii="Times New Roman" w:hAnsi="Times New Roman" w:cs="Times New Roman"/>
+        </w:rPr>
+      </w:pPr>
+      <w:bookmarkStart w:id="4" w:name="_Toc226621088"/>
+      <w:r>
+        <w:rPr>
+          <w:rFonts w:ascii="Times New Roman" w:hAnsi="Times New Roman" w:cs="Times New Roman"/>
+        </w:rPr>
         <w:t>Motivación</w:t>
       </w:r>
+      <w:bookmarkEnd w:id="4"/>
     </w:p>
     <w:p>
       <w:pPr>
@@ -7423,20 +5606,20 @@
           <w:bCs/>
           <w:sz w:val="28"/>
         </w:rPr>
+        <w:t>[Revisar al final del TFM]</w:t>
+      </w:r>
+      <w:r>
+        <w:rPr>
+          <w:sz w:val="28"/>
+        </w:rPr>
+        <w:br/>
+      </w:r>
+      <w:r>
+        <w:rPr>
+          <w:sz w:val="24"/>
+          <w:szCs w:val="20"/>
+        </w:rPr>
         <w:lastRenderedPageBreak/>
-        <w:t>[Revisar al final del TFM]</w:t>
-      </w:r>
-      <w:r>
-        <w:rPr>
-          <w:sz w:val="28"/>
-        </w:rPr>
-        <w:br/>
-      </w:r>
-      <w:r>
-        <w:rPr>
-          <w:sz w:val="24"/>
-          <w:szCs w:val="20"/>
-        </w:rPr>
         <w:t xml:space="preserve">Cuando esté implementada la parte LLM, aquí convendrá añadir una motivación más concreta sobre por qué se eligió integrar el modelo en una etapa determinada: interpretación, planificación o generación de código. Si finalmente no se integra por limitaciones de tiempo, se puede mantener como trabajo futuro y reforzar la motivación del </w:t>
       </w:r>
       <w:proofErr w:type="spellStart"/>
@@ -7466,10 +5649,19 @@
     <w:p>
       <w:pPr>
         <w:pStyle w:val="Ttulo2"/>
-      </w:pPr>
-      <w:r>
+        <w:jc w:val="both"/>
+        <w:rPr>
+          <w:rFonts w:ascii="Times New Roman" w:hAnsi="Times New Roman" w:cs="Times New Roman"/>
+        </w:rPr>
+      </w:pPr>
+      <w:bookmarkStart w:id="5" w:name="_Toc226621089"/>
+      <w:r>
+        <w:rPr>
+          <w:rFonts w:ascii="Times New Roman" w:hAnsi="Times New Roman" w:cs="Times New Roman"/>
+        </w:rPr>
         <w:t>Objetivos</w:t>
       </w:r>
+      <w:bookmarkEnd w:id="5"/>
     </w:p>
     <w:p>
       <w:pPr>
@@ -7764,6 +5956,338 @@
     <w:p>
       <w:pPr>
         <w:rPr>
+          <w:rStyle w:val="Ttulo1Car"/>
+        </w:rPr>
+      </w:pPr>
+      <w:r>
+        <w:rPr>
+          <w:rStyle w:val="Ttulo1Car"/>
+        </w:rPr>
+        <w:br/>
+      </w:r>
+      <w:r>
+        <w:rPr>
+          <w:rStyle w:val="Ttulo1Car"/>
+        </w:rPr>
+        <w:br/>
+      </w:r>
+    </w:p>
+    <w:p>
+      <w:pPr>
+        <w:rPr>
+          <w:rStyle w:val="Ttulo1Car"/>
+        </w:rPr>
+      </w:pPr>
+    </w:p>
+    <w:p>
+      <w:pPr>
+        <w:rPr>
+          <w:rStyle w:val="Ttulo1Car"/>
+        </w:rPr>
+      </w:pPr>
+    </w:p>
+    <w:p>
+      <w:pPr>
+        <w:rPr>
+          <w:rStyle w:val="Ttulo1Car"/>
+        </w:rPr>
+      </w:pPr>
+    </w:p>
+    <w:p>
+      <w:pPr>
+        <w:pStyle w:val="Ttulo1"/>
+        <w:rPr>
+          <w:rStyle w:val="normaltextrun"/>
+          <w:rFonts w:ascii="Times New Roman" w:hAnsi="Times New Roman" w:cs="Times New Roman"/>
+        </w:rPr>
+      </w:pPr>
+      <w:bookmarkStart w:id="6" w:name="_Toc226621090"/>
+      <w:r>
+        <w:rPr>
+          <w:rStyle w:val="normaltextrun"/>
+          <w:rFonts w:ascii="Times New Roman" w:hAnsi="Times New Roman" w:cs="Times New Roman"/>
+        </w:rPr>
+        <w:lastRenderedPageBreak/>
+        <w:t>E</w:t>
+      </w:r>
+      <w:r>
+        <w:rPr>
+          <w:rStyle w:val="normaltextrun"/>
+          <w:rFonts w:ascii="Times New Roman" w:hAnsi="Times New Roman" w:cs="Times New Roman"/>
+        </w:rPr>
+        <w:t>stado De La Cuestión</w:t>
+      </w:r>
+      <w:bookmarkEnd w:id="6"/>
+    </w:p>
+    <w:p>
+      <w:pPr>
+        <w:jc w:val="both"/>
+        <w:rPr>
+          <w:rFonts w:asciiTheme="majorHAnsi" w:eastAsiaTheme="majorEastAsia" w:hAnsiTheme="majorHAnsi" w:cstheme="majorBidi"/>
+          <w:color w:val="0F4761" w:themeColor="accent1" w:themeShade="BF"/>
+          <w:sz w:val="40"/>
+          <w:szCs w:val="40"/>
+        </w:rPr>
+      </w:pPr>
+      <w:r>
+        <w:rPr>
+          <w:sz w:val="24"/>
+          <w:szCs w:val="20"/>
+        </w:rPr>
+        <w:t>El desarrollo de sistemas capaces de asistir en tareas de análisis financiero se sitúa en la intersección de varias áreas: el análisis de series temporales financieras, la automatización de procesos de análisis de datos, la generación automática de código y las arquitecturas basadas en agentes. En los últimos años, el avance de los modelos de lenguaje de gran tamaño ha reforzado el interés por sistemas capaces de interpretar instrucciones, planificar acciones, utilizar herramientas externas y producir respuestas explicativas a partir de resultados computacionales.</w:t>
+      </w:r>
+    </w:p>
+    <w:p>
+      <w:pPr>
+        <w:rPr>
+          <w:sz w:val="24"/>
+          <w:szCs w:val="20"/>
+        </w:rPr>
+      </w:pPr>
+    </w:p>
+    <w:p>
+      <w:pPr>
+        <w:jc w:val="both"/>
+        <w:rPr>
+          <w:sz w:val="24"/>
+          <w:szCs w:val="20"/>
+        </w:rPr>
+      </w:pPr>
+      <w:r>
+        <w:rPr>
+          <w:sz w:val="24"/>
+          <w:szCs w:val="20"/>
+        </w:rPr>
+        <w:t>En el ámbito del análisis financiero histórico, una parte importante del trabajo consiste en obtener datos de mercado, limpiarlos, transformarlos y calcular métricas sobre series temporales. Herramientas como pandas permiten manipular datos tabulares y series temporales, incluyendo operaciones de conversión de fechas, ordenación, cálculo de retornos, ventanas móviles y agregaciones. Por su parte, librerías como </w:t>
+      </w:r>
+      <w:proofErr w:type="spellStart"/>
+      <w:r>
+        <w:rPr>
+          <w:sz w:val="24"/>
+          <w:szCs w:val="20"/>
+        </w:rPr>
+        <w:t>yfinance</w:t>
+      </w:r>
+      <w:proofErr w:type="spellEnd"/>
+      <w:r>
+        <w:rPr>
+          <w:sz w:val="24"/>
+          <w:szCs w:val="20"/>
+        </w:rPr>
+        <w:t xml:space="preserve"> facilitan la descarga de datos financieros procedentes de </w:t>
+      </w:r>
+      <w:proofErr w:type="spellStart"/>
+      <w:r>
+        <w:rPr>
+          <w:sz w:val="24"/>
+          <w:szCs w:val="20"/>
+        </w:rPr>
+        <w:t>Yahoo</w:t>
+      </w:r>
+      <w:proofErr w:type="spellEnd"/>
+      <w:r>
+        <w:rPr>
+          <w:sz w:val="24"/>
+          <w:szCs w:val="20"/>
+        </w:rPr>
+        <w:t xml:space="preserve"> </w:t>
+      </w:r>
+      <w:proofErr w:type="spellStart"/>
+      <w:r>
+        <w:rPr>
+          <w:sz w:val="24"/>
+          <w:szCs w:val="20"/>
+        </w:rPr>
+        <w:t>Finance</w:t>
+      </w:r>
+      <w:proofErr w:type="spellEnd"/>
+      <w:r>
+        <w:rPr>
+          <w:sz w:val="24"/>
+          <w:szCs w:val="20"/>
+        </w:rPr>
+        <w:t xml:space="preserve"> para usos de investigación y experimentación. Estas herramientas permiten construir prototipos reproducibles de análisis financiero, aunque normalmente requieren que el usuario tenga conocimientos de programación y de tratamiento de datos.</w:t>
+      </w:r>
+    </w:p>
+    <w:p>
+      <w:pPr>
+        <w:rPr>
+          <w:sz w:val="24"/>
+          <w:szCs w:val="20"/>
+        </w:rPr>
+      </w:pPr>
+    </w:p>
+    <w:p>
+      <w:pPr>
+        <w:jc w:val="both"/>
+        <w:rPr>
+          <w:sz w:val="24"/>
+          <w:szCs w:val="20"/>
+        </w:rPr>
+      </w:pPr>
+      <w:r>
+        <w:rPr>
+          <w:sz w:val="24"/>
+          <w:szCs w:val="20"/>
+        </w:rPr>
+        <w:t>A esta base se suma el interés reciente por la generación automática de código. Los modelos de lenguaje entrenados o adaptados para tareas de programación han demostrado capacidad para transformar descripciones en lenguaje natural en fragmentos de código ejecutable. Trabajos como el de Chen et al. sobre modelos entrenados para código, así como revisiones posteriores sobre NL2Code, muestran que la generación de código mediante modelos de lenguaje se ha convertido en una línea relevante dentro de la inteligencia artificial aplicada al desarrollo software. Sin embargo, esta capacidad también plantea problemas de fiabilidad, evaluación y seguridad, especialmente cuando el código generado se ejecuta sobre datos reales.</w:t>
+      </w:r>
+    </w:p>
+    <w:p>
+      <w:pPr>
+        <w:rPr>
+          <w:sz w:val="24"/>
+          <w:szCs w:val="20"/>
+        </w:rPr>
+      </w:pPr>
+    </w:p>
+    <w:p>
+      <w:pPr>
+        <w:jc w:val="both"/>
+        <w:rPr>
+          <w:sz w:val="24"/>
+          <w:szCs w:val="20"/>
+        </w:rPr>
+      </w:pPr>
+      <w:r>
+        <w:rPr>
+          <w:sz w:val="24"/>
+          <w:szCs w:val="20"/>
+        </w:rPr>
+        <w:t xml:space="preserve">Otra línea relacionada es la de los agentes basados en modelos de lenguaje. En este enfoque, el modelo no se limita a generar una respuesta final, sino que puede participar en ciclos de razonamiento, planificación y acción. Trabajos como </w:t>
+      </w:r>
+      <w:proofErr w:type="spellStart"/>
+      <w:r>
+        <w:rPr>
+          <w:sz w:val="24"/>
+          <w:szCs w:val="20"/>
+        </w:rPr>
+        <w:t>ReAct</w:t>
+      </w:r>
+      <w:proofErr w:type="spellEnd"/>
+      <w:r>
+        <w:rPr>
+          <w:sz w:val="24"/>
+          <w:szCs w:val="20"/>
+        </w:rPr>
+        <w:t xml:space="preserve"> proponen combinar razonamiento y acciones sobre herramientas externas, mientras que </w:t>
+      </w:r>
+      <w:proofErr w:type="spellStart"/>
+      <w:r>
+        <w:rPr>
+          <w:sz w:val="24"/>
+          <w:szCs w:val="20"/>
+        </w:rPr>
+        <w:t>Toolformer</w:t>
+      </w:r>
+      <w:proofErr w:type="spellEnd"/>
+      <w:r>
+        <w:rPr>
+          <w:sz w:val="24"/>
+          <w:szCs w:val="20"/>
+        </w:rPr>
+        <w:t xml:space="preserve"> explora la posibilidad de que los modelos aprendan a utilizar </w:t>
+      </w:r>
+      <w:proofErr w:type="spellStart"/>
+      <w:r>
+        <w:rPr>
+          <w:sz w:val="24"/>
+          <w:szCs w:val="20"/>
+        </w:rPr>
+        <w:t>APIs</w:t>
+      </w:r>
+      <w:proofErr w:type="spellEnd"/>
+      <w:r>
+        <w:rPr>
+          <w:sz w:val="24"/>
+          <w:szCs w:val="20"/>
+        </w:rPr>
+        <w:t xml:space="preserve">. En paralelo, marcos </w:t>
+      </w:r>
+      <w:proofErr w:type="spellStart"/>
+      <w:r>
+        <w:rPr>
+          <w:sz w:val="24"/>
+          <w:szCs w:val="20"/>
+        </w:rPr>
+        <w:t>multiagente</w:t>
+      </w:r>
+      <w:proofErr w:type="spellEnd"/>
+      <w:r>
+        <w:rPr>
+          <w:sz w:val="24"/>
+          <w:szCs w:val="20"/>
+        </w:rPr>
+        <w:t xml:space="preserve"> como </w:t>
+      </w:r>
+      <w:proofErr w:type="spellStart"/>
+      <w:r>
+        <w:rPr>
+          <w:sz w:val="24"/>
+          <w:szCs w:val="20"/>
+        </w:rPr>
+        <w:t>AutoGen</w:t>
+      </w:r>
+      <w:proofErr w:type="spellEnd"/>
+      <w:r>
+        <w:rPr>
+          <w:sz w:val="24"/>
+          <w:szCs w:val="20"/>
+        </w:rPr>
+        <w:t xml:space="preserve"> plantean la composición de varios agentes especializados capaces de colaborar en tareas complejas. Estas propuestas son relevantes para este TFM porque muestran una tendencia clara: los sistemas basados en LLM pueden ganar utilidad cuando se conectan con herramientas externas, código y flujos de trabajo estructurados.</w:t>
+      </w:r>
+    </w:p>
+    <w:p>
+      <w:pPr>
+        <w:rPr>
+          <w:sz w:val="24"/>
+          <w:szCs w:val="20"/>
+        </w:rPr>
+      </w:pPr>
+    </w:p>
+    <w:p>
+      <w:pPr>
+        <w:jc w:val="both"/>
+        <w:rPr>
+          <w:sz w:val="24"/>
+          <w:szCs w:val="20"/>
+        </w:rPr>
+      </w:pPr>
+      <w:r>
+        <w:rPr>
+          <w:sz w:val="24"/>
+          <w:szCs w:val="20"/>
+        </w:rPr>
+        <w:t xml:space="preserve">No obstante, el proyecto desarrollado en este trabajo adopta una estrategia gradual. En lugar de comenzar directamente con un LLM generando código de forma abierta, se construye primero un MVP determinista que reproduce la estructura de un sistema </w:t>
+      </w:r>
+      <w:proofErr w:type="spellStart"/>
+      <w:r>
+        <w:rPr>
+          <w:sz w:val="24"/>
+          <w:szCs w:val="20"/>
+        </w:rPr>
+        <w:t>multiagente</w:t>
+      </w:r>
+      <w:proofErr w:type="spellEnd"/>
+      <w:r>
+        <w:rPr>
+          <w:sz w:val="24"/>
+          <w:szCs w:val="20"/>
+        </w:rPr>
+        <w:t>: un nodo de ingesta, un nodo de enrutado, un especialista analítico, un generador de código, un ejecutor y un intérprete de resultados. Esta decisión permite estudiar y validar la arquitectura antes de introducir componentes generativos menos predecibles.</w:t>
+      </w:r>
+    </w:p>
+    <w:p>
+      <w:pPr>
+        <w:rPr>
+          <w:sz w:val="24"/>
+          <w:szCs w:val="20"/>
+        </w:rPr>
+      </w:pPr>
+    </w:p>
+    <w:p>
+      <w:pPr>
+        <w:rPr>
           <w:sz w:val="24"/>
           <w:szCs w:val="20"/>
         </w:rPr>
@@ -7775,7 +6299,7 @@
           <w:sz w:val="24"/>
           <w:szCs w:val="20"/>
         </w:rPr>
-        <w:t>2. Estado De La Cuestión</w:t>
+        <w:t>[Revisar al final del TFM]</w:t>
       </w:r>
       <w:r>
         <w:rPr>
@@ -7783,38 +6307,193 @@
           <w:szCs w:val="20"/>
         </w:rPr>
         <w:br/>
-        <w:t>El desarrollo de sistemas capaces de asistir en tareas de análisis financiero se sitúa en la intersección de varias áreas: el análisis de series temporales financieras, la automatización de procesos de análisis de datos, la generación automática de código y las arquitecturas basadas en agentes. En los últimos años, el avance de los modelos de lenguaje de gran tamaño ha reforzado el interés por sistemas capaces de interpretar instrucciones, planificar acciones, utilizar herramientas externas y producir respuestas explicativas a partir de resultados computacionales.</w:t>
-      </w:r>
-    </w:p>
-    <w:p>
-      <w:pPr>
-        <w:rPr>
-          <w:sz w:val="24"/>
-          <w:szCs w:val="20"/>
-        </w:rPr>
-      </w:pPr>
-    </w:p>
-    <w:p>
-      <w:pPr>
-        <w:rPr>
-          <w:sz w:val="24"/>
-          <w:szCs w:val="20"/>
-        </w:rPr>
-      </w:pPr>
-      <w:r>
-        <w:rPr>
-          <w:sz w:val="24"/>
-          <w:szCs w:val="20"/>
-        </w:rPr>
-        <w:t xml:space="preserve">En el ámbito del análisis financiero histórico, una parte importante del trabajo consiste en obtener datos de mercado, limpiarlos, transformarlos y calcular métricas sobre series temporales. Herramientas como pandas permiten manipular datos tabulares y series temporales, incluyendo </w:t>
-      </w:r>
-      <w:r>
-        <w:rPr>
-          <w:sz w:val="24"/>
-          <w:szCs w:val="20"/>
+        <w:t>Este capítulo deberá completarse con citas formales en formato APA. Las referencias que encajan bien son: pandas, </w:t>
+      </w:r>
+      <w:proofErr w:type="spellStart"/>
+      <w:r>
+        <w:rPr>
+          <w:sz w:val="24"/>
+          <w:szCs w:val="20"/>
+        </w:rPr>
+        <w:t>yfinance</w:t>
+      </w:r>
+      <w:proofErr w:type="spellEnd"/>
+      <w:r>
+        <w:rPr>
+          <w:sz w:val="24"/>
+          <w:szCs w:val="20"/>
+        </w:rPr>
+        <w:t>, Codex/</w:t>
+      </w:r>
+      <w:proofErr w:type="spellStart"/>
+      <w:r>
+        <w:rPr>
+          <w:sz w:val="24"/>
+          <w:szCs w:val="20"/>
+        </w:rPr>
+        <w:t>HumanEval</w:t>
+      </w:r>
+      <w:proofErr w:type="spellEnd"/>
+      <w:r>
+        <w:rPr>
+          <w:sz w:val="24"/>
+          <w:szCs w:val="20"/>
+        </w:rPr>
+        <w:t xml:space="preserve">, NL2Code </w:t>
+      </w:r>
+      <w:proofErr w:type="spellStart"/>
+      <w:r>
+        <w:rPr>
+          <w:sz w:val="24"/>
+          <w:szCs w:val="20"/>
+        </w:rPr>
+        <w:t>survey</w:t>
+      </w:r>
+      <w:proofErr w:type="spellEnd"/>
+      <w:r>
+        <w:rPr>
+          <w:sz w:val="24"/>
+          <w:szCs w:val="20"/>
+        </w:rPr>
+        <w:t>, Chain-</w:t>
+      </w:r>
+      <w:proofErr w:type="spellStart"/>
+      <w:r>
+        <w:rPr>
+          <w:sz w:val="24"/>
+          <w:szCs w:val="20"/>
+        </w:rPr>
+        <w:t>of</w:t>
+      </w:r>
+      <w:proofErr w:type="spellEnd"/>
+      <w:r>
+        <w:rPr>
+          <w:sz w:val="24"/>
+          <w:szCs w:val="20"/>
+        </w:rPr>
+        <w:t>-</w:t>
+      </w:r>
+      <w:proofErr w:type="spellStart"/>
+      <w:r>
+        <w:rPr>
+          <w:sz w:val="24"/>
+          <w:szCs w:val="20"/>
+        </w:rPr>
+        <w:t>Thought</w:t>
+      </w:r>
+      <w:proofErr w:type="spellEnd"/>
+      <w:r>
+        <w:rPr>
+          <w:sz w:val="24"/>
+          <w:szCs w:val="20"/>
+        </w:rPr>
+        <w:t xml:space="preserve">, </w:t>
+      </w:r>
+      <w:proofErr w:type="spellStart"/>
+      <w:r>
+        <w:rPr>
+          <w:sz w:val="24"/>
+          <w:szCs w:val="20"/>
+        </w:rPr>
+        <w:t>ReAct</w:t>
+      </w:r>
+      <w:proofErr w:type="spellEnd"/>
+      <w:r>
+        <w:rPr>
+          <w:sz w:val="24"/>
+          <w:szCs w:val="20"/>
+        </w:rPr>
+        <w:t xml:space="preserve">, </w:t>
+      </w:r>
+      <w:proofErr w:type="spellStart"/>
+      <w:r>
+        <w:rPr>
+          <w:sz w:val="24"/>
+          <w:szCs w:val="20"/>
+        </w:rPr>
+        <w:t>Toolformer</w:t>
+      </w:r>
+      <w:proofErr w:type="spellEnd"/>
+      <w:r>
+        <w:rPr>
+          <w:sz w:val="24"/>
+          <w:szCs w:val="20"/>
+        </w:rPr>
+        <w:t xml:space="preserve">, </w:t>
+      </w:r>
+      <w:proofErr w:type="spellStart"/>
+      <w:r>
+        <w:rPr>
+          <w:sz w:val="24"/>
+          <w:szCs w:val="20"/>
+        </w:rPr>
+        <w:t>AutoGen</w:t>
+      </w:r>
+      <w:proofErr w:type="spellEnd"/>
+      <w:r>
+        <w:rPr>
+          <w:sz w:val="24"/>
+          <w:szCs w:val="20"/>
+        </w:rPr>
+        <w:t xml:space="preserve"> y algún </w:t>
+      </w:r>
+      <w:proofErr w:type="spellStart"/>
+      <w:r>
+        <w:rPr>
+          <w:sz w:val="24"/>
+          <w:szCs w:val="20"/>
+        </w:rPr>
+        <w:t>survey</w:t>
+      </w:r>
+      <w:proofErr w:type="spellEnd"/>
+      <w:r>
+        <w:rPr>
+          <w:sz w:val="24"/>
+          <w:szCs w:val="20"/>
+        </w:rPr>
+        <w:t xml:space="preserve"> de agentes basados en LLM.</w:t>
+      </w:r>
+    </w:p>
+    <w:p>
+      <w:pPr>
+        <w:rPr>
+          <w:sz w:val="24"/>
+          <w:szCs w:val="20"/>
+        </w:rPr>
+      </w:pPr>
+    </w:p>
+    <w:p>
+      <w:pPr>
+        <w:pStyle w:val="Ttulo2"/>
+        <w:jc w:val="both"/>
+        <w:rPr>
+          <w:rFonts w:ascii="Times New Roman" w:hAnsi="Times New Roman" w:cs="Times New Roman"/>
+        </w:rPr>
+      </w:pPr>
+      <w:bookmarkStart w:id="7" w:name="_Toc226621091"/>
+      <w:r>
+        <w:rPr>
+          <w:rFonts w:ascii="Times New Roman" w:hAnsi="Times New Roman" w:cs="Times New Roman"/>
         </w:rPr>
         <w:lastRenderedPageBreak/>
-        <w:t>operaciones de conversión de fechas, ordenación, cálculo de retornos, ventanas móviles y agregaciones. Por su parte, librerías como </w:t>
+        <w:t>Trabajos Previos Y Estudios Relevantes</w:t>
+      </w:r>
+      <w:bookmarkEnd w:id="7"/>
+    </w:p>
+    <w:p>
+      <w:pPr>
+        <w:jc w:val="both"/>
+        <w:rPr>
+          <w:sz w:val="24"/>
+          <w:szCs w:val="20"/>
+        </w:rPr>
+      </w:pPr>
+      <w:r>
+        <w:rPr>
+          <w:sz w:val="24"/>
+          <w:szCs w:val="20"/>
+        </w:rPr>
+        <w:t xml:space="preserve">Los trabajos previos relevantes para este proyecto pueden agruparse en cuatro bloques principales: análisis financiero con Python, generación automática de código, modelos de lenguaje con capacidad de razonamiento y sistemas </w:t>
       </w:r>
       <w:proofErr w:type="spellStart"/>
       <w:r>
@@ -7822,7 +6501,7 @@
           <w:sz w:val="24"/>
           <w:szCs w:val="20"/>
         </w:rPr>
-        <w:t>yfinance</w:t>
+        <w:t>agénticos</w:t>
       </w:r>
       <w:proofErr w:type="spellEnd"/>
       <w:r>
@@ -7830,237 +6509,57 @@
           <w:sz w:val="24"/>
           <w:szCs w:val="20"/>
         </w:rPr>
-        <w:t xml:space="preserve"> facilitan la descarga de datos financieros procedentes de </w:t>
-      </w:r>
-      <w:proofErr w:type="spellStart"/>
-      <w:r>
-        <w:rPr>
-          <w:sz w:val="24"/>
-          <w:szCs w:val="20"/>
-        </w:rPr>
-        <w:t>Yahoo</w:t>
-      </w:r>
-      <w:proofErr w:type="spellEnd"/>
-      <w:r>
-        <w:rPr>
-          <w:sz w:val="24"/>
-          <w:szCs w:val="20"/>
-        </w:rPr>
-        <w:t xml:space="preserve"> </w:t>
-      </w:r>
-      <w:proofErr w:type="spellStart"/>
-      <w:r>
-        <w:rPr>
-          <w:sz w:val="24"/>
-          <w:szCs w:val="20"/>
-        </w:rPr>
-        <w:t>Finance</w:t>
-      </w:r>
-      <w:proofErr w:type="spellEnd"/>
-      <w:r>
-        <w:rPr>
-          <w:sz w:val="24"/>
-          <w:szCs w:val="20"/>
-        </w:rPr>
-        <w:t xml:space="preserve"> para usos de investigación y experimentación. Estas herramientas permiten construir prototipos reproducibles de análisis financiero, aunque normalmente requieren que el usuario tenga conocimientos de programación y de tratamiento de datos.</w:t>
-      </w:r>
-    </w:p>
-    <w:p>
-      <w:pPr>
-        <w:rPr>
-          <w:sz w:val="24"/>
-          <w:szCs w:val="20"/>
-        </w:rPr>
-      </w:pPr>
-    </w:p>
-    <w:p>
-      <w:pPr>
-        <w:rPr>
-          <w:sz w:val="24"/>
-          <w:szCs w:val="20"/>
-        </w:rPr>
-      </w:pPr>
-      <w:r>
-        <w:rPr>
-          <w:sz w:val="24"/>
-          <w:szCs w:val="20"/>
-        </w:rPr>
-        <w:t>A esta base se suma el interés reciente por la generación automática de código. Los modelos de lenguaje entrenados o adaptados para tareas de programación han demostrado capacidad para transformar descripciones en lenguaje natural en fragmentos de código ejecutable. Trabajos como el de Chen et al. sobre modelos entrenados para código, así como revisiones posteriores sobre NL2Code, muestran que la generación de código mediante modelos de lenguaje se ha convertido en una línea relevante dentro de la inteligencia artificial aplicada al desarrollo software. Sin embargo, esta capacidad también plantea problemas de fiabilidad, evaluación y seguridad, especialmente cuando el código generado se ejecuta sobre datos reales.</w:t>
-      </w:r>
-    </w:p>
-    <w:p>
-      <w:pPr>
-        <w:rPr>
-          <w:sz w:val="24"/>
-          <w:szCs w:val="20"/>
-        </w:rPr>
-      </w:pPr>
-    </w:p>
-    <w:p>
-      <w:pPr>
-        <w:rPr>
-          <w:sz w:val="24"/>
-          <w:szCs w:val="20"/>
-        </w:rPr>
-      </w:pPr>
-      <w:r>
-        <w:rPr>
-          <w:sz w:val="24"/>
-          <w:szCs w:val="20"/>
-        </w:rPr>
-        <w:t xml:space="preserve">Otra línea relacionada es la de los agentes basados en modelos de lenguaje. En este enfoque, el modelo no se limita a generar una respuesta final, sino que puede participar en ciclos de razonamiento, planificación y acción. Trabajos como </w:t>
-      </w:r>
-      <w:proofErr w:type="spellStart"/>
-      <w:r>
-        <w:rPr>
-          <w:sz w:val="24"/>
-          <w:szCs w:val="20"/>
-        </w:rPr>
-        <w:t>ReAct</w:t>
-      </w:r>
-      <w:proofErr w:type="spellEnd"/>
-      <w:r>
-        <w:rPr>
-          <w:sz w:val="24"/>
-          <w:szCs w:val="20"/>
-        </w:rPr>
-        <w:t xml:space="preserve"> proponen combinar razonamiento y acciones sobre herramientas externas, mientras que </w:t>
-      </w:r>
-      <w:proofErr w:type="spellStart"/>
-      <w:r>
-        <w:rPr>
-          <w:sz w:val="24"/>
-          <w:szCs w:val="20"/>
-        </w:rPr>
-        <w:t>Toolformer</w:t>
-      </w:r>
-      <w:proofErr w:type="spellEnd"/>
-      <w:r>
-        <w:rPr>
-          <w:sz w:val="24"/>
-          <w:szCs w:val="20"/>
-        </w:rPr>
-        <w:t xml:space="preserve"> explora la posibilidad de que los modelos aprendan a utilizar </w:t>
-      </w:r>
-      <w:proofErr w:type="spellStart"/>
-      <w:r>
-        <w:rPr>
-          <w:sz w:val="24"/>
-          <w:szCs w:val="20"/>
-        </w:rPr>
-        <w:t>APIs</w:t>
-      </w:r>
-      <w:proofErr w:type="spellEnd"/>
-      <w:r>
-        <w:rPr>
-          <w:sz w:val="24"/>
-          <w:szCs w:val="20"/>
-        </w:rPr>
-        <w:t xml:space="preserve">. En paralelo, marcos </w:t>
-      </w:r>
-      <w:proofErr w:type="spellStart"/>
-      <w:r>
-        <w:rPr>
-          <w:sz w:val="24"/>
-          <w:szCs w:val="20"/>
-        </w:rPr>
-        <w:t>multiagente</w:t>
-      </w:r>
-      <w:proofErr w:type="spellEnd"/>
-      <w:r>
-        <w:rPr>
-          <w:sz w:val="24"/>
-          <w:szCs w:val="20"/>
-        </w:rPr>
-        <w:t xml:space="preserve"> como </w:t>
-      </w:r>
-      <w:proofErr w:type="spellStart"/>
-      <w:r>
-        <w:rPr>
-          <w:sz w:val="24"/>
-          <w:szCs w:val="20"/>
-        </w:rPr>
-        <w:t>AutoGen</w:t>
-      </w:r>
-      <w:proofErr w:type="spellEnd"/>
-      <w:r>
-        <w:rPr>
-          <w:sz w:val="24"/>
-          <w:szCs w:val="20"/>
-        </w:rPr>
-        <w:t xml:space="preserve"> plantean la composición de varios agentes especializados capaces de colaborar en tareas complejas. Estas propuestas son relevantes para este TFM porque muestran una tendencia clara: los sistemas basados en LLM pueden ganar utilidad cuando se conectan con herramientas externas, código y flujos de trabajo estructurados.</w:t>
-      </w:r>
-    </w:p>
-    <w:p>
-      <w:pPr>
-        <w:rPr>
-          <w:sz w:val="24"/>
-          <w:szCs w:val="20"/>
-        </w:rPr>
-      </w:pPr>
-    </w:p>
-    <w:p>
-      <w:pPr>
-        <w:rPr>
-          <w:sz w:val="24"/>
-          <w:szCs w:val="20"/>
-        </w:rPr>
-      </w:pPr>
-      <w:r>
-        <w:rPr>
-          <w:sz w:val="24"/>
-          <w:szCs w:val="20"/>
-        </w:rPr>
-        <w:t xml:space="preserve">No obstante, el proyecto desarrollado en este trabajo adopta una estrategia gradual. En lugar de comenzar directamente con un LLM generando código de forma abierta, se construye primero un MVP determinista que reproduce la estructura de un sistema </w:t>
-      </w:r>
-      <w:proofErr w:type="spellStart"/>
-      <w:r>
-        <w:rPr>
-          <w:sz w:val="24"/>
-          <w:szCs w:val="20"/>
-        </w:rPr>
-        <w:t>multiagente</w:t>
-      </w:r>
-      <w:proofErr w:type="spellEnd"/>
-      <w:r>
-        <w:rPr>
-          <w:sz w:val="24"/>
-          <w:szCs w:val="20"/>
-        </w:rPr>
-        <w:t>: un nodo de ingesta, un nodo de enrutado, un especialista analítico, un generador de código, un ejecutor y un intérprete de resultados. Esta decisión permite estudiar y validar la arquitectura antes de introducir componentes generativos menos predecibles.</w:t>
-      </w:r>
-    </w:p>
-    <w:p>
-      <w:pPr>
-        <w:rPr>
-          <w:sz w:val="24"/>
-          <w:szCs w:val="20"/>
-        </w:rPr>
-      </w:pPr>
-    </w:p>
-    <w:p>
-      <w:pPr>
-        <w:rPr>
-          <w:sz w:val="24"/>
-          <w:szCs w:val="20"/>
-        </w:rPr>
-      </w:pPr>
-      <w:r>
+        <w:t xml:space="preserve"> con uso de herramientas.</w:t>
+      </w:r>
+    </w:p>
+    <w:p>
+      <w:pPr>
         <w:rPr>
           <w:b/>
           <w:bCs/>
           <w:sz w:val="24"/>
           <w:szCs w:val="20"/>
         </w:rPr>
-        <w:t>[Revisar al final del TFM]</w:t>
-      </w:r>
-      <w:r>
-        <w:rPr>
-          <w:sz w:val="24"/>
-          <w:szCs w:val="20"/>
-        </w:rPr>
-        <w:br/>
-        <w:t>Este capítulo deberá completarse con citas formales en formato APA. Las referencias que encajan bien son: pandas, </w:t>
+      </w:pPr>
+    </w:p>
+    <w:p>
+      <w:pPr>
+        <w:jc w:val="both"/>
+        <w:rPr>
+          <w:sz w:val="24"/>
+          <w:szCs w:val="20"/>
+        </w:rPr>
+      </w:pPr>
+      <w:r>
+        <w:rPr>
+          <w:sz w:val="24"/>
+          <w:szCs w:val="20"/>
+        </w:rPr>
+        <w:t>En primer lugar, el análisis financiero histórico con Python se apoya habitualmente en librerías de manipulación de datos como pandas. Esta librería proporciona funcionalidades específicas para trabajar con series temporales, fechas, ventanas móviles y datos tabulares, lo que la convierte en una herramienta adecuada para calcular métricas como variaciones porcentuales, retornos diarios, volatilidad o medias móviles. En este TFM, pandas se utiliza como base para procesar los datos financieros una vez cargados desde ficheros CSV.</w:t>
+      </w:r>
+    </w:p>
+    <w:p>
+      <w:pPr>
+        <w:rPr>
+          <w:sz w:val="24"/>
+          <w:szCs w:val="20"/>
+        </w:rPr>
+      </w:pPr>
+    </w:p>
+    <w:p>
+      <w:pPr>
+        <w:jc w:val="both"/>
+        <w:rPr>
+          <w:sz w:val="24"/>
+          <w:szCs w:val="20"/>
+        </w:rPr>
+      </w:pPr>
+      <w:r>
+        <w:rPr>
+          <w:sz w:val="24"/>
+          <w:szCs w:val="20"/>
+        </w:rPr>
+        <w:t>En segundo lugar, </w:t>
       </w:r>
       <w:proofErr w:type="spellStart"/>
       <w:r>
@@ -8076,7 +6575,7 @@
           <w:sz w:val="24"/>
           <w:szCs w:val="20"/>
         </w:rPr>
-        <w:t>, Codex/</w:t>
+        <w:t> constituye una herramienta práctica para la obtención de datos financieros históricos. Su repositorio la presenta como una forma “</w:t>
       </w:r>
       <w:proofErr w:type="spellStart"/>
       <w:r>
@@ -8084,6 +6583,94 @@
           <w:sz w:val="24"/>
           <w:szCs w:val="20"/>
         </w:rPr>
+        <w:t>pythonic</w:t>
+      </w:r>
+      <w:proofErr w:type="spellEnd"/>
+      <w:r>
+        <w:rPr>
+          <w:sz w:val="24"/>
+          <w:szCs w:val="20"/>
+        </w:rPr>
+        <w:t xml:space="preserve">” de obtener datos de mercado desde </w:t>
+      </w:r>
+      <w:proofErr w:type="spellStart"/>
+      <w:r>
+        <w:rPr>
+          <w:sz w:val="24"/>
+          <w:szCs w:val="20"/>
+        </w:rPr>
+        <w:t>Yahoo</w:t>
+      </w:r>
+      <w:proofErr w:type="spellEnd"/>
+      <w:r>
+        <w:rPr>
+          <w:sz w:val="24"/>
+          <w:szCs w:val="20"/>
+        </w:rPr>
+        <w:t xml:space="preserve"> </w:t>
+      </w:r>
+      <w:proofErr w:type="spellStart"/>
+      <w:r>
+        <w:rPr>
+          <w:sz w:val="24"/>
+          <w:szCs w:val="20"/>
+        </w:rPr>
+        <w:t>Finance</w:t>
+      </w:r>
+      <w:proofErr w:type="spellEnd"/>
+      <w:r>
+        <w:rPr>
+          <w:sz w:val="24"/>
+          <w:szCs w:val="20"/>
+        </w:rPr>
+        <w:t xml:space="preserve">, incluyendo la descarga de datos para uno o varios </w:t>
+      </w:r>
+      <w:proofErr w:type="spellStart"/>
+      <w:r>
+        <w:rPr>
+          <w:sz w:val="24"/>
+          <w:szCs w:val="20"/>
+        </w:rPr>
+        <w:t>tickers</w:t>
+      </w:r>
+      <w:proofErr w:type="spellEnd"/>
+      <w:r>
+        <w:rPr>
+          <w:sz w:val="24"/>
+          <w:szCs w:val="20"/>
+        </w:rPr>
+        <w:t>. En este trabajo, los datos se descargan previamente y se almacenan en CSV, de forma que el sistema no depende de llamadas online en tiempo de ejecución. Esta decisión mejora la reproducibilidad de los experimentos y evita que cambios en la disponibilidad de datos afecten directamente a las pruebas del MVP.</w:t>
+      </w:r>
+    </w:p>
+    <w:p>
+      <w:pPr>
+        <w:rPr>
+          <w:sz w:val="24"/>
+          <w:szCs w:val="20"/>
+        </w:rPr>
+      </w:pPr>
+    </w:p>
+    <w:p>
+      <w:pPr>
+        <w:jc w:val="both"/>
+        <w:rPr>
+          <w:sz w:val="24"/>
+          <w:szCs w:val="20"/>
+        </w:rPr>
+      </w:pPr>
+      <w:r>
+        <w:rPr>
+          <w:sz w:val="24"/>
+          <w:szCs w:val="20"/>
+        </w:rPr>
+        <w:t xml:space="preserve">En tercer lugar, la generación automática de código mediante modelos de lenguaje representa una línea de investigación especialmente relevante. El trabajo de Chen et al. sobre la evaluación de modelos de lenguaje entrenados para código introdujo </w:t>
+      </w:r>
+      <w:proofErr w:type="spellStart"/>
+      <w:r>
+        <w:rPr>
+          <w:sz w:val="24"/>
+          <w:szCs w:val="20"/>
+        </w:rPr>
         <w:t>HumanEval</w:t>
       </w:r>
       <w:proofErr w:type="spellEnd"/>
@@ -8092,7 +6679,7 @@
           <w:sz w:val="24"/>
           <w:szCs w:val="20"/>
         </w:rPr>
-        <w:t xml:space="preserve">, NL2Code </w:t>
+        <w:t xml:space="preserve"> como </w:t>
       </w:r>
       <w:proofErr w:type="spellStart"/>
       <w:r>
@@ -8100,7 +6687,7 @@
           <w:sz w:val="24"/>
           <w:szCs w:val="20"/>
         </w:rPr>
-        <w:t>survey</w:t>
+        <w:t>benchmark</w:t>
       </w:r>
       <w:proofErr w:type="spellEnd"/>
       <w:r>
@@ -8108,7 +6695,31 @@
           <w:sz w:val="24"/>
           <w:szCs w:val="20"/>
         </w:rPr>
-        <w:t>, Chain-</w:t>
+        <w:t xml:space="preserve"> para evaluar la generación de funciones a partir de especificaciones. Posteriormente, revisiones sobre NL2Code han analizado el progreso de los LLM en tareas de generación de código desde lenguaje natural, así como los retos asociados a la evaluación, la calidad del código y la distancia entre modelos y programadores humanos. Estos trabajos justifican el interés de un sistema que transforme una petición analítica en código ejecutable, aunque también muestran la necesidad de mecanismos de control.</w:t>
+      </w:r>
+    </w:p>
+    <w:p>
+      <w:pPr>
+        <w:rPr>
+          <w:sz w:val="24"/>
+          <w:szCs w:val="20"/>
+        </w:rPr>
+      </w:pPr>
+    </w:p>
+    <w:p>
+      <w:pPr>
+        <w:jc w:val="both"/>
+        <w:rPr>
+          <w:sz w:val="24"/>
+          <w:szCs w:val="20"/>
+        </w:rPr>
+      </w:pPr>
+      <w:r>
+        <w:rPr>
+          <w:sz w:val="24"/>
+          <w:szCs w:val="20"/>
+        </w:rPr>
+        <w:t>En cuarto lugar, los trabajos sobre razonamiento y acción en modelos de lenguaje resultan útiles para entender la futura evolución del proyecto. Chain-</w:t>
       </w:r>
       <w:proofErr w:type="spellStart"/>
       <w:r>
@@ -8140,7 +6751,7 @@
           <w:sz w:val="24"/>
           <w:szCs w:val="20"/>
         </w:rPr>
-        <w:t xml:space="preserve">, </w:t>
+        <w:t xml:space="preserve"> muestra que las respuestas de los LLM pueden mejorar cuando se inducen pasos intermedios de razonamiento en determinadas tareas. </w:t>
       </w:r>
       <w:proofErr w:type="spellStart"/>
       <w:r>
@@ -8156,7 +6767,7 @@
           <w:sz w:val="24"/>
           <w:szCs w:val="20"/>
         </w:rPr>
-        <w:t xml:space="preserve">, </w:t>
+        <w:t xml:space="preserve"> propone combinar razonamiento y acciones, permitiendo que el modelo interactúe con herramientas o entornos externos. </w:t>
       </w:r>
       <w:proofErr w:type="spellStart"/>
       <w:r>
@@ -8172,7 +6783,7 @@
           <w:sz w:val="24"/>
           <w:szCs w:val="20"/>
         </w:rPr>
-        <w:t xml:space="preserve">, </w:t>
+        <w:t xml:space="preserve"> explora el uso de </w:t>
       </w:r>
       <w:proofErr w:type="spellStart"/>
       <w:r>
@@ -8180,6 +6791,22 @@
           <w:sz w:val="24"/>
           <w:szCs w:val="20"/>
         </w:rPr>
+        <w:t>APIs</w:t>
+      </w:r>
+      <w:proofErr w:type="spellEnd"/>
+      <w:r>
+        <w:rPr>
+          <w:sz w:val="24"/>
+          <w:szCs w:val="20"/>
+        </w:rPr>
+        <w:t xml:space="preserve"> por parte de modelos de lenguaje. Finalmente, </w:t>
+      </w:r>
+      <w:proofErr w:type="spellStart"/>
+      <w:r>
+        <w:rPr>
+          <w:sz w:val="24"/>
+          <w:szCs w:val="20"/>
+        </w:rPr>
         <w:t>AutoGen</w:t>
       </w:r>
       <w:proofErr w:type="spellEnd"/>
@@ -8188,7 +6815,7 @@
           <w:sz w:val="24"/>
           <w:szCs w:val="20"/>
         </w:rPr>
-        <w:t xml:space="preserve"> y algún </w:t>
+        <w:t xml:space="preserve"> y los </w:t>
       </w:r>
       <w:proofErr w:type="spellStart"/>
       <w:r>
@@ -8196,7 +6823,7 @@
           <w:sz w:val="24"/>
           <w:szCs w:val="20"/>
         </w:rPr>
-        <w:t>survey</w:t>
+        <w:t>surveys</w:t>
       </w:r>
       <w:proofErr w:type="spellEnd"/>
       <w:r>
@@ -8204,7 +6831,63 @@
           <w:sz w:val="24"/>
           <w:szCs w:val="20"/>
         </w:rPr>
-        <w:t xml:space="preserve"> de agentes basados en LLM.</w:t>
+        <w:t xml:space="preserve"> recientes sobre agentes autónomos basados en LLM muestran cómo la composición de agentes especializados puede emplearse para resolver tareas más complejas que una única llamada aislada a un modelo.</w:t>
+      </w:r>
+    </w:p>
+    <w:p>
+      <w:pPr>
+        <w:rPr>
+          <w:sz w:val="24"/>
+          <w:szCs w:val="20"/>
+        </w:rPr>
+      </w:pPr>
+    </w:p>
+    <w:p>
+      <w:pPr>
+        <w:jc w:val="both"/>
+        <w:rPr>
+          <w:sz w:val="24"/>
+          <w:szCs w:val="20"/>
+        </w:rPr>
+      </w:pPr>
+      <w:r>
+        <w:rPr>
+          <w:sz w:val="24"/>
+          <w:szCs w:val="20"/>
+        </w:rPr>
+        <w:t xml:space="preserve">La propuesta de este TFM se apoya en estas ideas, pero las adapta a un contexto controlado. El sistema actual no delega todavía la planificación ni la generación de código a un LLM real, sino que implementa un </w:t>
+      </w:r>
+      <w:proofErr w:type="spellStart"/>
+      <w:r>
+        <w:rPr>
+          <w:sz w:val="24"/>
+          <w:szCs w:val="20"/>
+        </w:rPr>
+        <w:t>baseline</w:t>
+      </w:r>
+      <w:proofErr w:type="spellEnd"/>
+      <w:r>
+        <w:rPr>
+          <w:sz w:val="24"/>
+          <w:szCs w:val="20"/>
+        </w:rPr>
+        <w:t xml:space="preserve"> determinista. Esta aproximación permite validar primero la estructura del </w:t>
+      </w:r>
+      <w:proofErr w:type="spellStart"/>
+      <w:r>
+        <w:rPr>
+          <w:sz w:val="24"/>
+          <w:szCs w:val="20"/>
+        </w:rPr>
+        <w:t>workflow</w:t>
+      </w:r>
+      <w:proofErr w:type="spellEnd"/>
+      <w:r>
+        <w:rPr>
+          <w:sz w:val="24"/>
+          <w:szCs w:val="20"/>
+        </w:rPr>
+        <w:t>, la separación de responsabilidades, la ejecución de código y el control de errores. La integración de un LLM se plantea como una etapa posterior sobre una base ya estabilizada.</w:t>
       </w:r>
     </w:p>
     <w:p>
@@ -8229,7 +6912,7 @@
           <w:sz w:val="24"/>
           <w:szCs w:val="20"/>
         </w:rPr>
-        <w:t>2.1. Trabajos Previos Y Estudios Relevantes</w:t>
+        <w:t>[Revisar al final del TFM]</w:t>
       </w:r>
       <w:r>
         <w:rPr>
@@ -8237,7 +6920,7 @@
           <w:szCs w:val="20"/>
         </w:rPr>
         <w:br/>
-        <w:t xml:space="preserve">Los trabajos previos relevantes para este proyecto pueden agruparse en cuatro bloques principales: análisis financiero con Python, generación automática de código, modelos de lenguaje con capacidad de razonamiento y sistemas </w:t>
+        <w:t xml:space="preserve">Cuando sepas exactamente qué LLM vas a usar, este apartado debería añadir un párrafo específico sobre ese modelo o API. También habría que citar documentación oficial del proveedor si se usa </w:t>
       </w:r>
       <w:proofErr w:type="spellStart"/>
       <w:r>
@@ -8245,6 +6928,112 @@
           <w:sz w:val="24"/>
           <w:szCs w:val="20"/>
         </w:rPr>
+        <w:t>OpenAI</w:t>
+      </w:r>
+      <w:proofErr w:type="spellEnd"/>
+      <w:r>
+        <w:rPr>
+          <w:sz w:val="24"/>
+          <w:szCs w:val="20"/>
+        </w:rPr>
+        <w:t xml:space="preserve">, </w:t>
+      </w:r>
+      <w:proofErr w:type="spellStart"/>
+      <w:r>
+        <w:rPr>
+          <w:sz w:val="24"/>
+          <w:szCs w:val="20"/>
+        </w:rPr>
+        <w:t>Hugging</w:t>
+      </w:r>
+      <w:proofErr w:type="spellEnd"/>
+      <w:r>
+        <w:rPr>
+          <w:sz w:val="24"/>
+          <w:szCs w:val="20"/>
+        </w:rPr>
+        <w:t xml:space="preserve"> </w:t>
+      </w:r>
+      <w:proofErr w:type="spellStart"/>
+      <w:r>
+        <w:rPr>
+          <w:sz w:val="24"/>
+          <w:szCs w:val="20"/>
+        </w:rPr>
+        <w:t>Face</w:t>
+      </w:r>
+      <w:proofErr w:type="spellEnd"/>
+      <w:r>
+        <w:rPr>
+          <w:sz w:val="24"/>
+          <w:szCs w:val="20"/>
+        </w:rPr>
+        <w:t xml:space="preserve">, Ollama, </w:t>
+      </w:r>
+      <w:proofErr w:type="spellStart"/>
+      <w:r>
+        <w:rPr>
+          <w:sz w:val="24"/>
+          <w:szCs w:val="20"/>
+        </w:rPr>
+        <w:t>vLLM</w:t>
+      </w:r>
+      <w:proofErr w:type="spellEnd"/>
+      <w:r>
+        <w:rPr>
+          <w:sz w:val="24"/>
+          <w:szCs w:val="20"/>
+        </w:rPr>
+        <w:t xml:space="preserve"> u otra herramienta.</w:t>
+      </w:r>
+    </w:p>
+    <w:p>
+      <w:pPr>
+        <w:rPr>
+          <w:sz w:val="24"/>
+          <w:szCs w:val="20"/>
+        </w:rPr>
+      </w:pPr>
+    </w:p>
+    <w:p>
+      <w:pPr>
+        <w:pStyle w:val="Ttulo2"/>
+        <w:jc w:val="both"/>
+        <w:rPr>
+          <w:rFonts w:ascii="Times New Roman" w:hAnsi="Times New Roman" w:cs="Times New Roman"/>
+        </w:rPr>
+      </w:pPr>
+      <w:bookmarkStart w:id="8" w:name="_Toc226621092"/>
+      <w:r>
+        <w:rPr>
+          <w:rFonts w:ascii="Times New Roman" w:hAnsi="Times New Roman" w:cs="Times New Roman"/>
+        </w:rPr>
+        <w:lastRenderedPageBreak/>
+        <w:t>Limitaciones En La Literatura</w:t>
+      </w:r>
+      <w:bookmarkEnd w:id="8"/>
+    </w:p>
+    <w:p>
+      <w:pPr>
+        <w:jc w:val="both"/>
+        <w:rPr>
+          <w:sz w:val="24"/>
+          <w:szCs w:val="20"/>
+        </w:rPr>
+      </w:pPr>
+      <w:r>
+        <w:rPr>
+          <w:sz w:val="24"/>
+          <w:szCs w:val="20"/>
+        </w:rPr>
+        <w:t xml:space="preserve">Aunque los trabajos previos muestran avances importantes en generación de código, razonamiento con LLM y sistemas </w:t>
+      </w:r>
+      <w:proofErr w:type="spellStart"/>
+      <w:r>
+        <w:rPr>
+          <w:sz w:val="24"/>
+          <w:szCs w:val="20"/>
+        </w:rPr>
         <w:t>agénticos</w:t>
       </w:r>
       <w:proofErr w:type="spellEnd"/>
@@ -8253,55 +7042,256 @@
           <w:sz w:val="24"/>
           <w:szCs w:val="20"/>
         </w:rPr>
-        <w:t xml:space="preserve"> con uso de herramientas.</w:t>
-      </w:r>
-    </w:p>
-    <w:p>
-      <w:pPr>
+        <w:t>, existen varias limitaciones que justifican el enfoque adoptado en este TFM.</w:t>
+      </w:r>
+    </w:p>
+    <w:p>
+      <w:pPr>
+        <w:rPr>
+          <w:sz w:val="24"/>
+          <w:szCs w:val="20"/>
+        </w:rPr>
+      </w:pPr>
+    </w:p>
+    <w:p>
+      <w:pPr>
+        <w:jc w:val="both"/>
+        <w:rPr>
+          <w:sz w:val="24"/>
+          <w:szCs w:val="20"/>
+        </w:rPr>
+      </w:pPr>
+      <w:r>
+        <w:rPr>
+          <w:sz w:val="24"/>
+          <w:szCs w:val="20"/>
+        </w:rPr>
+        <w:t>Una primera limitación es la fiabilidad de la generación automática de código. Los modelos de lenguaje pueden generar código aparentemente correcto, pero con errores lógicos, dependencias no disponibles, supuestos no verificados o problemas de formato en la salida. En un contexto de análisis financiero, estos fallos pueden afectar directamente a la interpretación de resultados. Por este motivo, no basta con generar código: es necesario controlar la entrada, definir el formato esperado de salida, capturar errores de ejecución y mantener trazabilidad sobre los artefactos producidos.</w:t>
+      </w:r>
+    </w:p>
+    <w:p>
+      <w:pPr>
+        <w:rPr>
+          <w:sz w:val="24"/>
+          <w:szCs w:val="20"/>
+        </w:rPr>
+      </w:pPr>
+    </w:p>
+    <w:p>
+      <w:pPr>
+        <w:jc w:val="both"/>
+        <w:rPr>
+          <w:sz w:val="24"/>
+          <w:szCs w:val="20"/>
+        </w:rPr>
+      </w:pPr>
+      <w:r>
+        <w:rPr>
+          <w:sz w:val="24"/>
+          <w:szCs w:val="20"/>
+        </w:rPr>
+        <w:t xml:space="preserve">Una segunda limitación es la dificultad de evaluar sistemas </w:t>
+      </w:r>
+      <w:proofErr w:type="spellStart"/>
+      <w:r>
+        <w:rPr>
+          <w:sz w:val="24"/>
+          <w:szCs w:val="20"/>
+        </w:rPr>
+        <w:t>agénticos</w:t>
+      </w:r>
+      <w:proofErr w:type="spellEnd"/>
+      <w:r>
+        <w:rPr>
+          <w:sz w:val="24"/>
+          <w:szCs w:val="20"/>
+        </w:rPr>
+        <w:t>. Cuando un sistema combina planificación, uso de herramientas, ejecución de código e interpretación textual, la evaluación no puede limitarse únicamente a comprobar si la respuesta “suena bien”. También debe analizarse si el flujo se ejecuta correctamente, si las métricas calculadas son coherentes, si los errores se gestionan de forma controlada y si la salida final representa adecuadamente los datos obtenidos. Esta necesidad de evaluación estructurada justifica que el MVP del proyecto incluya pruebas automatizadas para casos funcionales y escenarios negativos.</w:t>
+      </w:r>
+    </w:p>
+    <w:p>
+      <w:pPr>
+        <w:rPr>
+          <w:sz w:val="24"/>
+          <w:szCs w:val="20"/>
+        </w:rPr>
+      </w:pPr>
+    </w:p>
+    <w:p>
+      <w:pPr>
+        <w:jc w:val="both"/>
+        <w:rPr>
+          <w:sz w:val="24"/>
+          <w:szCs w:val="20"/>
+        </w:rPr>
+      </w:pPr>
+      <w:r>
+        <w:rPr>
+          <w:sz w:val="24"/>
+          <w:szCs w:val="20"/>
+        </w:rPr>
+        <w:t xml:space="preserve">Una tercera limitación tiene que ver con la trazabilidad. Muchos sistemas basados en LLM producen respuestas finales sin exponer claramente qué datos han utilizado, qué transformaciones han aplicado o qué cálculos se han realizado. En tareas financieras, esta opacidad puede ser problemática, ya que los resultados deben poder revisarse. El enfoque de este trabajo prioriza una arquitectura en la que cada etapa queda separada: la consulta se normaliza, el </w:t>
+      </w:r>
+      <w:proofErr w:type="spellStart"/>
+      <w:r>
+        <w:rPr>
+          <w:sz w:val="24"/>
+          <w:szCs w:val="20"/>
+        </w:rPr>
+        <w:t>router</w:t>
+      </w:r>
+      <w:proofErr w:type="spellEnd"/>
+      <w:r>
+        <w:rPr>
+          <w:sz w:val="24"/>
+          <w:szCs w:val="20"/>
+        </w:rPr>
+        <w:t xml:space="preserve"> selecciona una familia analítica, el agente construye un plan, el código se genera, la ejecución produce una salida estructurada y la interpretación final se deriva de esa salida.</w:t>
+      </w:r>
+    </w:p>
+    <w:p>
+      <w:pPr>
+        <w:rPr>
+          <w:sz w:val="24"/>
+          <w:szCs w:val="20"/>
+        </w:rPr>
+      </w:pPr>
+    </w:p>
+    <w:p>
+      <w:pPr>
+        <w:jc w:val="both"/>
+        <w:rPr>
+          <w:sz w:val="24"/>
+          <w:szCs w:val="20"/>
+        </w:rPr>
+      </w:pPr>
+      <w:r>
+        <w:rPr>
+          <w:sz w:val="24"/>
+          <w:szCs w:val="20"/>
+        </w:rPr>
+        <w:t>Una cuarta limitación es la dependencia de los datos y del contexto de uso. Herramientas como </w:t>
+      </w:r>
+      <w:proofErr w:type="spellStart"/>
+      <w:r>
+        <w:rPr>
+          <w:sz w:val="24"/>
+          <w:szCs w:val="20"/>
+        </w:rPr>
+        <w:t>yfinance</w:t>
+      </w:r>
+      <w:proofErr w:type="spellEnd"/>
+      <w:r>
+        <w:rPr>
+          <w:sz w:val="24"/>
+          <w:szCs w:val="20"/>
+        </w:rPr>
+        <w:t xml:space="preserve"> son útiles para investigación y prototipado, pero sus propios avisos indican que el uso de los datos debe respetar las condiciones de </w:t>
+      </w:r>
+      <w:proofErr w:type="spellStart"/>
+      <w:r>
+        <w:rPr>
+          <w:sz w:val="24"/>
+          <w:szCs w:val="20"/>
+        </w:rPr>
+        <w:t>Yahoo</w:t>
+      </w:r>
+      <w:proofErr w:type="spellEnd"/>
+      <w:r>
+        <w:rPr>
+          <w:sz w:val="24"/>
+          <w:szCs w:val="20"/>
+        </w:rPr>
+        <w:t xml:space="preserve"> </w:t>
+      </w:r>
+      <w:proofErr w:type="spellStart"/>
+      <w:r>
+        <w:rPr>
+          <w:sz w:val="24"/>
+          <w:szCs w:val="20"/>
+        </w:rPr>
+        <w:t>Finance</w:t>
+      </w:r>
+      <w:proofErr w:type="spellEnd"/>
+      <w:r>
+        <w:rPr>
+          <w:sz w:val="24"/>
+          <w:szCs w:val="20"/>
+        </w:rPr>
+        <w:t xml:space="preserve"> y que la librería no está afiliada oficialmente a </w:t>
+      </w:r>
+      <w:proofErr w:type="spellStart"/>
+      <w:r>
+        <w:rPr>
+          <w:sz w:val="24"/>
+          <w:szCs w:val="20"/>
+        </w:rPr>
+        <w:t>Yahoo</w:t>
+      </w:r>
+      <w:proofErr w:type="spellEnd"/>
+      <w:r>
+        <w:rPr>
+          <w:sz w:val="24"/>
+          <w:szCs w:val="20"/>
+        </w:rPr>
+        <w:t>. Además, el análisis histórico no debe confundirse con asesoramiento financiero ni con predicción garantizada del comportamiento futuro. Por tanto, el sistema debe presentarse como una herramienta descriptiva y experimental, no como un sistema de recomendación de inversión.</w:t>
+      </w:r>
+    </w:p>
+    <w:p>
+      <w:pPr>
+        <w:rPr>
+          <w:sz w:val="24"/>
+          <w:szCs w:val="20"/>
+        </w:rPr>
+      </w:pPr>
+    </w:p>
+    <w:p>
+      <w:pPr>
+        <w:jc w:val="both"/>
+        <w:rPr>
+          <w:sz w:val="24"/>
+          <w:szCs w:val="20"/>
+        </w:rPr>
+      </w:pPr>
+      <w:r>
+        <w:rPr>
+          <w:sz w:val="24"/>
+          <w:szCs w:val="20"/>
+        </w:rPr>
+        <w:t>En conjunto, estas limitaciones sugieren que una integración directa de LLM desde el inicio podría introducir demasiada incertidumbre. Por ello, este trabajo propone primero una base determinista, modular y evaluable. Esta base no pretende sustituir a los LLM, sino preparar un entorno más seguro para incorporarlos posteriormente en tareas concretas, como la interpretación de resultados, la planificación analítica o la generación de código.</w:t>
+      </w:r>
+    </w:p>
+    <w:p>
+      <w:pPr>
+        <w:rPr>
+          <w:sz w:val="24"/>
+          <w:szCs w:val="20"/>
+        </w:rPr>
+      </w:pPr>
+    </w:p>
+    <w:p>
+      <w:pPr>
+        <w:rPr>
+          <w:sz w:val="24"/>
+          <w:szCs w:val="20"/>
+        </w:rPr>
+      </w:pPr>
+      <w:r>
         <w:rPr>
           <w:b/>
           <w:bCs/>
           <w:sz w:val="24"/>
           <w:szCs w:val="20"/>
         </w:rPr>
-      </w:pPr>
-    </w:p>
-    <w:p>
-      <w:pPr>
-        <w:rPr>
-          <w:sz w:val="24"/>
-          <w:szCs w:val="20"/>
-        </w:rPr>
-      </w:pPr>
-      <w:r>
-        <w:rPr>
-          <w:sz w:val="24"/>
-          <w:szCs w:val="20"/>
-        </w:rPr>
-        <w:t>En primer lugar, el análisis financiero histórico con Python se apoya habitualmente en librerías de manipulación de datos como pandas. Esta librería proporciona funcionalidades específicas para trabajar con series temporales, fechas, ventanas móviles y datos tabulares, lo que la convierte en una herramienta adecuada para calcular métricas como variaciones porcentuales, retornos diarios, volatilidad o medias móviles. En este TFM, pandas se utiliza como base para procesar los datos financieros una vez cargados desde ficheros CSV.</w:t>
-      </w:r>
-    </w:p>
-    <w:p>
-      <w:pPr>
-        <w:rPr>
-          <w:sz w:val="24"/>
-          <w:szCs w:val="20"/>
-        </w:rPr>
-      </w:pPr>
-    </w:p>
-    <w:p>
-      <w:pPr>
-        <w:rPr>
-          <w:sz w:val="24"/>
-          <w:szCs w:val="20"/>
-        </w:rPr>
-      </w:pPr>
-      <w:r>
-        <w:rPr>
-          <w:sz w:val="24"/>
-          <w:szCs w:val="20"/>
-        </w:rPr>
-        <w:t>En segundo lugar, </w:t>
+        <w:t>[Revisar al final del TFM]</w:t>
+      </w:r>
+      <w:r>
+        <w:rPr>
+          <w:sz w:val="24"/>
+          <w:szCs w:val="20"/>
+        </w:rPr>
+        <w:br/>
+        <w:t xml:space="preserve">Si finalmente integras el LLM, este apartado debería cerrar con una comparación entre las limitaciones del </w:t>
       </w:r>
       <w:proofErr w:type="spellStart"/>
       <w:r>
@@ -8309,7 +7299,7 @@
           <w:sz w:val="24"/>
           <w:szCs w:val="20"/>
         </w:rPr>
-        <w:t>yfinance</w:t>
+        <w:t>baseline</w:t>
       </w:r>
       <w:proofErr w:type="spellEnd"/>
       <w:r>
@@ -8317,15 +7307,66 @@
           <w:sz w:val="24"/>
           <w:szCs w:val="20"/>
         </w:rPr>
-        <w:t xml:space="preserve"> constituye una herramienta práctica para la obtención de datos </w:t>
-      </w:r>
-      <w:r>
-        <w:rPr>
-          <w:sz w:val="24"/>
-          <w:szCs w:val="20"/>
+        <w:t xml:space="preserve"> determinista y las limitaciones observadas en la versión con LLM.</w:t>
+      </w:r>
+    </w:p>
+    <w:p>
+      <w:pPr>
+        <w:rPr>
+          <w:sz w:val="24"/>
+          <w:szCs w:val="20"/>
+        </w:rPr>
+      </w:pPr>
+    </w:p>
+    <w:p>
+      <w:pPr>
+        <w:rPr>
+          <w:sz w:val="24"/>
+          <w:szCs w:val="20"/>
+        </w:rPr>
+      </w:pPr>
+    </w:p>
+    <w:p>
+      <w:pPr>
+        <w:rPr>
+          <w:sz w:val="24"/>
+          <w:szCs w:val="20"/>
+        </w:rPr>
+      </w:pPr>
+    </w:p>
+    <w:p>
+      <w:pPr>
+        <w:pStyle w:val="Ttulo1"/>
+        <w:rPr>
+          <w:rStyle w:val="normaltextrun"/>
+          <w:rFonts w:ascii="Times New Roman" w:hAnsi="Times New Roman" w:cs="Times New Roman"/>
+        </w:rPr>
+      </w:pPr>
+      <w:bookmarkStart w:id="9" w:name="_Toc226621093"/>
+      <w:r>
+        <w:rPr>
+          <w:rStyle w:val="normaltextrun"/>
+          <w:rFonts w:ascii="Times New Roman" w:hAnsi="Times New Roman" w:cs="Times New Roman"/>
         </w:rPr>
         <w:lastRenderedPageBreak/>
-        <w:t>financieros históricos. Su repositorio la presenta como una forma “</w:t>
+        <w:t>Material Y Métodos</w:t>
+      </w:r>
+      <w:bookmarkEnd w:id="9"/>
+    </w:p>
+    <w:p>
+      <w:pPr>
+        <w:jc w:val="both"/>
+        <w:rPr>
+          <w:sz w:val="24"/>
+          <w:szCs w:val="20"/>
+        </w:rPr>
+      </w:pPr>
+      <w:r>
+        <w:rPr>
+          <w:sz w:val="24"/>
+          <w:szCs w:val="20"/>
+        </w:rPr>
+        <w:t xml:space="preserve">Este capítulo describe los datos utilizados, la arquitectura del prototipo y la metodología seguida para desarrollar y validar el sistema. El objetivo del trabajo no es entrenar un modelo desde cero, sino construir un </w:t>
       </w:r>
       <w:proofErr w:type="spellStart"/>
       <w:r>
@@ -8333,7 +7374,7 @@
           <w:sz w:val="24"/>
           <w:szCs w:val="20"/>
         </w:rPr>
-        <w:t>pythonic</w:t>
+        <w:t>workflow</w:t>
       </w:r>
       <w:proofErr w:type="spellEnd"/>
       <w:r>
@@ -8341,7 +7382,31 @@
           <w:sz w:val="24"/>
           <w:szCs w:val="20"/>
         </w:rPr>
-        <w:t xml:space="preserve">” de obtener datos de mercado desde </w:t>
+        <w:t xml:space="preserve"> de análisis financiero capaz de transformar una consulta estructurada en código ejecutable y en una respuesta textual. Por ello, la metodología se centra en el diseño del pipeline, la definición de las familias analíticas, la generación controlada de código y la validación mediante pruebas.</w:t>
+      </w:r>
+    </w:p>
+    <w:p>
+      <w:pPr>
+        <w:rPr>
+          <w:sz w:val="24"/>
+          <w:szCs w:val="20"/>
+        </w:rPr>
+      </w:pPr>
+    </w:p>
+    <w:p>
+      <w:pPr>
+        <w:jc w:val="both"/>
+        <w:rPr>
+          <w:sz w:val="24"/>
+          <w:szCs w:val="20"/>
+        </w:rPr>
+      </w:pPr>
+      <w:r>
+        <w:rPr>
+          <w:sz w:val="24"/>
+          <w:szCs w:val="20"/>
+        </w:rPr>
+        <w:t xml:space="preserve">El sistema parte de una entrada estructurada que contiene la consulta original, la intención analítica, los </w:t>
       </w:r>
       <w:proofErr w:type="spellStart"/>
       <w:r>
@@ -8349,7 +7414,7 @@
           <w:sz w:val="24"/>
           <w:szCs w:val="20"/>
         </w:rPr>
-        <w:t>Yahoo</w:t>
+        <w:t>tickers</w:t>
       </w:r>
       <w:proofErr w:type="spellEnd"/>
       <w:r>
@@ -8357,7 +7422,7 @@
           <w:sz w:val="24"/>
           <w:szCs w:val="20"/>
         </w:rPr>
-        <w:t xml:space="preserve"> </w:t>
+        <w:t xml:space="preserve"> implicados, las rutas a los ficheros CSV y, cuando procede, información temporal como fecha de inicio, fecha de fin, periodo o intervalo. Esta decisión separa el problema de análisis financiero del problema de comprensión del lenguaje natural. En otras palabras, el MVP actual no intenta resolver todavía el </w:t>
       </w:r>
       <w:proofErr w:type="spellStart"/>
       <w:r>
@@ -8365,7 +7430,7 @@
           <w:sz w:val="24"/>
           <w:szCs w:val="20"/>
         </w:rPr>
-        <w:t>Finance</w:t>
+        <w:t>parsing</w:t>
       </w:r>
       <w:proofErr w:type="spellEnd"/>
       <w:r>
@@ -8373,7 +7438,31 @@
           <w:sz w:val="24"/>
           <w:szCs w:val="20"/>
         </w:rPr>
-        <w:t xml:space="preserve">, incluyendo la descarga de datos para uno o varios </w:t>
+        <w:t xml:space="preserve"> libre de consultas en lenguaje natural, sino que asume que la consulta ya ha sido normalizada previamente.</w:t>
+      </w:r>
+    </w:p>
+    <w:p>
+      <w:pPr>
+        <w:rPr>
+          <w:sz w:val="24"/>
+          <w:szCs w:val="20"/>
+        </w:rPr>
+      </w:pPr>
+    </w:p>
+    <w:p>
+      <w:pPr>
+        <w:jc w:val="both"/>
+        <w:rPr>
+          <w:sz w:val="24"/>
+          <w:szCs w:val="20"/>
+        </w:rPr>
+      </w:pPr>
+      <w:r>
+        <w:rPr>
+          <w:sz w:val="24"/>
+          <w:szCs w:val="20"/>
+        </w:rPr>
+        <w:t xml:space="preserve">A partir de esta entrada, el </w:t>
       </w:r>
       <w:proofErr w:type="spellStart"/>
       <w:r>
@@ -8381,7 +7470,7 @@
           <w:sz w:val="24"/>
           <w:szCs w:val="20"/>
         </w:rPr>
-        <w:t>tickers</w:t>
+        <w:t>workflow</w:t>
       </w:r>
       <w:proofErr w:type="spellEnd"/>
       <w:r>
@@ -8389,30 +7478,7 @@
           <w:sz w:val="24"/>
           <w:szCs w:val="20"/>
         </w:rPr>
-        <w:t>. En este trabajo, los datos se descargan previamente y se almacenan en CSV, de forma que el sistema no depende de llamadas online en tiempo de ejecución. Esta decisión mejora la reproducibilidad de los experimentos y evita que cambios en la disponibilidad de datos afecten directamente a las pruebas del MVP.</w:t>
-      </w:r>
-    </w:p>
-    <w:p>
-      <w:pPr>
-        <w:rPr>
-          <w:sz w:val="24"/>
-          <w:szCs w:val="20"/>
-        </w:rPr>
-      </w:pPr>
-    </w:p>
-    <w:p>
-      <w:pPr>
-        <w:rPr>
-          <w:sz w:val="24"/>
-          <w:szCs w:val="20"/>
-        </w:rPr>
-      </w:pPr>
-      <w:r>
-        <w:rPr>
-          <w:sz w:val="24"/>
-          <w:szCs w:val="20"/>
-        </w:rPr>
-        <w:t xml:space="preserve">En tercer lugar, la generación automática de código mediante modelos de lenguaje representa una línea de investigación especialmente relevante. El trabajo de Chen et al. sobre la evaluación de modelos de lenguaje entrenados para código introdujo </w:t>
+        <w:t xml:space="preserve"> ejecuta varias etapas: ingesta, validación, enrutado, análisis especializado, generación de código, ejecución e interpretación. Cada etapa cumple una función concreta y actualiza el estado del </w:t>
       </w:r>
       <w:proofErr w:type="spellStart"/>
       <w:r>
@@ -8420,7 +7486,7 @@
           <w:sz w:val="24"/>
           <w:szCs w:val="20"/>
         </w:rPr>
-        <w:t>HumanEval</w:t>
+        <w:t>workflow</w:t>
       </w:r>
       <w:proofErr w:type="spellEnd"/>
       <w:r>
@@ -8428,213 +7494,7 @@
           <w:sz w:val="24"/>
           <w:szCs w:val="20"/>
         </w:rPr>
-        <w:t xml:space="preserve"> como </w:t>
-      </w:r>
-      <w:proofErr w:type="spellStart"/>
-      <w:r>
-        <w:rPr>
-          <w:sz w:val="24"/>
-          <w:szCs w:val="20"/>
-        </w:rPr>
-        <w:t>benchmark</w:t>
-      </w:r>
-      <w:proofErr w:type="spellEnd"/>
-      <w:r>
-        <w:rPr>
-          <w:sz w:val="24"/>
-          <w:szCs w:val="20"/>
-        </w:rPr>
-        <w:t xml:space="preserve"> para evaluar la generación de funciones a partir de especificaciones. Posteriormente, revisiones sobre NL2Code han analizado el progreso de los LLM en tareas de generación de código desde lenguaje natural, así como los retos asociados a la evaluación, la calidad del código y la distancia entre modelos y programadores humanos. Estos trabajos justifican el interés de un sistema que transforme una petición analítica en código ejecutable, aunque también muestran la necesidad de mecanismos de control.</w:t>
-      </w:r>
-    </w:p>
-    <w:p>
-      <w:pPr>
-        <w:rPr>
-          <w:sz w:val="24"/>
-          <w:szCs w:val="20"/>
-        </w:rPr>
-      </w:pPr>
-    </w:p>
-    <w:p>
-      <w:pPr>
-        <w:rPr>
-          <w:sz w:val="24"/>
-          <w:szCs w:val="20"/>
-        </w:rPr>
-      </w:pPr>
-      <w:r>
-        <w:rPr>
-          <w:sz w:val="24"/>
-          <w:szCs w:val="20"/>
-        </w:rPr>
-        <w:t>En cuarto lugar, los trabajos sobre razonamiento y acción en modelos de lenguaje resultan útiles para entender la futura evolución del proyecto. Chain-</w:t>
-      </w:r>
-      <w:proofErr w:type="spellStart"/>
-      <w:r>
-        <w:rPr>
-          <w:sz w:val="24"/>
-          <w:szCs w:val="20"/>
-        </w:rPr>
-        <w:t>of</w:t>
-      </w:r>
-      <w:proofErr w:type="spellEnd"/>
-      <w:r>
-        <w:rPr>
-          <w:sz w:val="24"/>
-          <w:szCs w:val="20"/>
-        </w:rPr>
-        <w:t>-</w:t>
-      </w:r>
-      <w:proofErr w:type="spellStart"/>
-      <w:r>
-        <w:rPr>
-          <w:sz w:val="24"/>
-          <w:szCs w:val="20"/>
-        </w:rPr>
-        <w:t>Thought</w:t>
-      </w:r>
-      <w:proofErr w:type="spellEnd"/>
-      <w:r>
-        <w:rPr>
-          <w:sz w:val="24"/>
-          <w:szCs w:val="20"/>
-        </w:rPr>
-        <w:t xml:space="preserve"> muestra que las respuestas de los LLM pueden mejorar cuando se inducen pasos intermedios de razonamiento en determinadas tareas. </w:t>
-      </w:r>
-      <w:proofErr w:type="spellStart"/>
-      <w:r>
-        <w:rPr>
-          <w:sz w:val="24"/>
-          <w:szCs w:val="20"/>
-        </w:rPr>
-        <w:t>ReAct</w:t>
-      </w:r>
-      <w:proofErr w:type="spellEnd"/>
-      <w:r>
-        <w:rPr>
-          <w:sz w:val="24"/>
-          <w:szCs w:val="20"/>
-        </w:rPr>
-        <w:t xml:space="preserve"> propone combinar razonamiento y acciones, permitiendo que el modelo interactúe con herramientas o entornos externos. </w:t>
-      </w:r>
-      <w:proofErr w:type="spellStart"/>
-      <w:r>
-        <w:rPr>
-          <w:sz w:val="24"/>
-          <w:szCs w:val="20"/>
-        </w:rPr>
-        <w:t>Toolformer</w:t>
-      </w:r>
-      <w:proofErr w:type="spellEnd"/>
-      <w:r>
-        <w:rPr>
-          <w:sz w:val="24"/>
-          <w:szCs w:val="20"/>
-        </w:rPr>
-        <w:t xml:space="preserve"> explora el uso de </w:t>
-      </w:r>
-      <w:proofErr w:type="spellStart"/>
-      <w:r>
-        <w:rPr>
-          <w:sz w:val="24"/>
-          <w:szCs w:val="20"/>
-        </w:rPr>
-        <w:t>APIs</w:t>
-      </w:r>
-      <w:proofErr w:type="spellEnd"/>
-      <w:r>
-        <w:rPr>
-          <w:sz w:val="24"/>
-          <w:szCs w:val="20"/>
-        </w:rPr>
-        <w:t xml:space="preserve"> por parte de modelos de lenguaje. Finalmente, </w:t>
-      </w:r>
-      <w:proofErr w:type="spellStart"/>
-      <w:r>
-        <w:rPr>
-          <w:sz w:val="24"/>
-          <w:szCs w:val="20"/>
-        </w:rPr>
-        <w:t>AutoGen</w:t>
-      </w:r>
-      <w:proofErr w:type="spellEnd"/>
-      <w:r>
-        <w:rPr>
-          <w:sz w:val="24"/>
-          <w:szCs w:val="20"/>
-        </w:rPr>
-        <w:t xml:space="preserve"> y los </w:t>
-      </w:r>
-      <w:proofErr w:type="spellStart"/>
-      <w:r>
-        <w:rPr>
-          <w:sz w:val="24"/>
-          <w:szCs w:val="20"/>
-        </w:rPr>
-        <w:t>surveys</w:t>
-      </w:r>
-      <w:proofErr w:type="spellEnd"/>
-      <w:r>
-        <w:rPr>
-          <w:sz w:val="24"/>
-          <w:szCs w:val="20"/>
-        </w:rPr>
-        <w:t xml:space="preserve"> recientes sobre agentes autónomos basados en LLM muestran cómo la composición de agentes especializados puede emplearse para resolver tareas más complejas que una única llamada aislada a un modelo.</w:t>
-      </w:r>
-    </w:p>
-    <w:p>
-      <w:pPr>
-        <w:rPr>
-          <w:sz w:val="24"/>
-          <w:szCs w:val="20"/>
-        </w:rPr>
-      </w:pPr>
-    </w:p>
-    <w:p>
-      <w:pPr>
-        <w:rPr>
-          <w:sz w:val="24"/>
-          <w:szCs w:val="20"/>
-        </w:rPr>
-      </w:pPr>
-      <w:r>
-        <w:rPr>
-          <w:sz w:val="24"/>
-          <w:szCs w:val="20"/>
-        </w:rPr>
-        <w:t xml:space="preserve">La propuesta de este TFM se apoya en estas ideas, pero las adapta a un contexto controlado. El sistema actual no delega todavía la planificación ni la generación de código a un LLM real, sino que implementa un </w:t>
-      </w:r>
-      <w:proofErr w:type="spellStart"/>
-      <w:r>
-        <w:rPr>
-          <w:sz w:val="24"/>
-          <w:szCs w:val="20"/>
-        </w:rPr>
-        <w:t>baseline</w:t>
-      </w:r>
-      <w:proofErr w:type="spellEnd"/>
-      <w:r>
-        <w:rPr>
-          <w:sz w:val="24"/>
-          <w:szCs w:val="20"/>
-        </w:rPr>
-        <w:t xml:space="preserve"> determinista. Esta aproximación permite validar primero la estructura del </w:t>
-      </w:r>
-      <w:proofErr w:type="spellStart"/>
-      <w:r>
-        <w:rPr>
-          <w:sz w:val="24"/>
-          <w:szCs w:val="20"/>
-        </w:rPr>
-        <w:t>workflow</w:t>
-      </w:r>
-      <w:proofErr w:type="spellEnd"/>
-      <w:r>
-        <w:rPr>
-          <w:sz w:val="24"/>
-          <w:szCs w:val="20"/>
-        </w:rPr>
-        <w:t>, la separación de responsabilidades, la ejecución de código y el control de errores. La integración de un LLM se plantea como una etapa posterior sobre una base ya estabilizada.</w:t>
+        <w:t>. Esta separación facilita la trazabilidad del proceso y permite detectar errores en puntos concretos del flujo.</w:t>
       </w:r>
     </w:p>
     <w:p>
@@ -8667,23 +7527,56 @@
           <w:szCs w:val="20"/>
         </w:rPr>
         <w:br/>
-        <w:t xml:space="preserve">Cuando sepas exactamente qué LLM vas a usar, este apartado debería añadir un párrafo específico sobre ese modelo o API. También habría que citar documentación oficial del proveedor si se usa </w:t>
+        <w:t>Si más adelante añades un nodo de lenguaje natural o un LLM real, este capítulo tendrá que actualizarse para incluirlo en el diagrama y en la explicación del pipeline.</w:t>
+      </w:r>
+    </w:p>
+    <w:p>
+      <w:pPr>
+        <w:rPr>
+          <w:sz w:val="24"/>
+          <w:szCs w:val="20"/>
+        </w:rPr>
+      </w:pPr>
+    </w:p>
+    <w:p>
+      <w:pPr>
+        <w:pStyle w:val="Ttulo2"/>
+        <w:jc w:val="both"/>
+        <w:rPr>
+          <w:rFonts w:ascii="Times New Roman" w:hAnsi="Times New Roman" w:cs="Times New Roman"/>
+        </w:rPr>
+      </w:pPr>
+      <w:bookmarkStart w:id="10" w:name="_Toc226621094"/>
+      <w:r>
+        <w:rPr>
+          <w:rFonts w:ascii="Times New Roman" w:hAnsi="Times New Roman" w:cs="Times New Roman"/>
+        </w:rPr>
+        <w:t xml:space="preserve">Descripción Del </w:t>
       </w:r>
       <w:proofErr w:type="spellStart"/>
       <w:r>
         <w:rPr>
-          <w:sz w:val="24"/>
-          <w:szCs w:val="20"/>
-        </w:rPr>
-        <w:t>OpenAI</w:t>
-      </w:r>
+          <w:rFonts w:ascii="Times New Roman" w:hAnsi="Times New Roman" w:cs="Times New Roman"/>
+        </w:rPr>
+        <w:t>Dataset</w:t>
+      </w:r>
+      <w:bookmarkEnd w:id="10"/>
       <w:proofErr w:type="spellEnd"/>
-      <w:r>
-        <w:rPr>
-          <w:sz w:val="24"/>
-          <w:szCs w:val="20"/>
-        </w:rPr>
-        <w:t xml:space="preserve">, </w:t>
+    </w:p>
+    <w:p>
+      <w:pPr>
+        <w:jc w:val="both"/>
+        <w:rPr>
+          <w:sz w:val="24"/>
+          <w:szCs w:val="20"/>
+        </w:rPr>
+      </w:pPr>
+      <w:r>
+        <w:rPr>
+          <w:sz w:val="24"/>
+          <w:szCs w:val="20"/>
+        </w:rPr>
+        <w:t xml:space="preserve">El </w:t>
       </w:r>
       <w:proofErr w:type="spellStart"/>
       <w:r>
@@ -8691,7 +7584,7 @@
           <w:sz w:val="24"/>
           <w:szCs w:val="20"/>
         </w:rPr>
-        <w:t>Hugging</w:t>
+        <w:t>dataset</w:t>
       </w:r>
       <w:proofErr w:type="spellEnd"/>
       <w:r>
@@ -8699,7 +7592,7 @@
           <w:sz w:val="24"/>
           <w:szCs w:val="20"/>
         </w:rPr>
-        <w:t xml:space="preserve"> </w:t>
+        <w:t xml:space="preserve"> utilizado en este trabajo está compuesto por ficheros CSV con datos financieros históricos descargados previamente mediante </w:t>
       </w:r>
       <w:proofErr w:type="spellStart"/>
       <w:r>
@@ -8707,7 +7600,7 @@
           <w:sz w:val="24"/>
           <w:szCs w:val="20"/>
         </w:rPr>
-        <w:t>Face</w:t>
+        <w:t>yfinance</w:t>
       </w:r>
       <w:proofErr w:type="spellEnd"/>
       <w:r>
@@ -8715,7 +7608,31 @@
           <w:sz w:val="24"/>
           <w:szCs w:val="20"/>
         </w:rPr>
-        <w:t xml:space="preserve">, Ollama, </w:t>
+        <w:t>. Los datos se almacenan localmente en la carpeta data/raw/, acompañados en algunos casos por ficheros de metadatos. Esta decisión permite que las pruebas del MVP sean reproducibles y no dependan de la disponibilidad de una conexión externa ni de cambios en la API de datos durante la ejecución.</w:t>
+      </w:r>
+    </w:p>
+    <w:p>
+      <w:pPr>
+        <w:rPr>
+          <w:sz w:val="24"/>
+          <w:szCs w:val="20"/>
+        </w:rPr>
+      </w:pPr>
+    </w:p>
+    <w:p>
+      <w:pPr>
+        <w:jc w:val="both"/>
+        <w:rPr>
+          <w:sz w:val="24"/>
+          <w:szCs w:val="20"/>
+        </w:rPr>
+      </w:pPr>
+      <w:r>
+        <w:rPr>
+          <w:sz w:val="24"/>
+          <w:szCs w:val="20"/>
+        </w:rPr>
+        <w:t xml:space="preserve">Los datos contienen series históricas de distintos activos financieros y </w:t>
       </w:r>
       <w:proofErr w:type="spellStart"/>
       <w:r>
@@ -8723,7 +7640,7 @@
           <w:sz w:val="24"/>
           <w:szCs w:val="20"/>
         </w:rPr>
-        <w:t>vLLM</w:t>
+        <w:t>ETFs</w:t>
       </w:r>
       <w:proofErr w:type="spellEnd"/>
       <w:r>
@@ -8731,40 +7648,31 @@
           <w:sz w:val="24"/>
           <w:szCs w:val="20"/>
         </w:rPr>
-        <w:t xml:space="preserve"> u otra herramienta.</w:t>
-      </w:r>
-    </w:p>
-    <w:p>
-      <w:pPr>
-        <w:rPr>
-          <w:sz w:val="24"/>
-          <w:szCs w:val="20"/>
-        </w:rPr>
-      </w:pPr>
-    </w:p>
-    <w:p>
-      <w:pPr>
-        <w:rPr>
-          <w:sz w:val="24"/>
-          <w:szCs w:val="20"/>
-        </w:rPr>
-      </w:pPr>
-      <w:r>
-        <w:rPr>
-          <w:b/>
-          <w:bCs/>
-          <w:sz w:val="24"/>
-          <w:szCs w:val="20"/>
-        </w:rPr>
-        <w:t>2.2. Limitaciones En La Literatura</w:t>
-      </w:r>
-      <w:r>
-        <w:rPr>
-          <w:sz w:val="24"/>
-          <w:szCs w:val="20"/>
-        </w:rPr>
-        <w:br/>
-        <w:t xml:space="preserve">Aunque los trabajos previos muestran avances importantes en generación de código, razonamiento con LLM y sistemas </w:t>
+        <w:t>, entre ellos NVDA, AMD, AAPL, QQQ y SPY. Estos activos se emplean para cubrir distintos tipos de análisis: crecimiento individual, comparación entre activos, visión general de un activo, análisis de retornos, análisis de riesgo histórico y análisis técnico. La estructura de los CSV se normaliza durante la ejecución para obtener un formato tabular con columnas como Date, Ticker y Close, que son suficientes para las métricas implementadas en el MVP.</w:t>
+      </w:r>
+    </w:p>
+    <w:p>
+      <w:pPr>
+        <w:rPr>
+          <w:sz w:val="24"/>
+          <w:szCs w:val="20"/>
+        </w:rPr>
+      </w:pPr>
+    </w:p>
+    <w:p>
+      <w:pPr>
+        <w:jc w:val="both"/>
+        <w:rPr>
+          <w:sz w:val="24"/>
+          <w:szCs w:val="20"/>
+        </w:rPr>
+      </w:pPr>
+      <w:r>
+        <w:rPr>
+          <w:sz w:val="24"/>
+          <w:szCs w:val="20"/>
+        </w:rPr>
+        <w:t>A partir de la columna Close, el sistema calcula diferentes indicadores según la intención analítica. Para </w:t>
       </w:r>
       <w:proofErr w:type="spellStart"/>
       <w:r>
@@ -8772,7 +7680,7 @@
           <w:sz w:val="24"/>
           <w:szCs w:val="20"/>
         </w:rPr>
-        <w:t>agénticos</w:t>
+        <w:t>price_growth</w:t>
       </w:r>
       <w:proofErr w:type="spellEnd"/>
       <w:r>
@@ -8780,67 +7688,7 @@
           <w:sz w:val="24"/>
           <w:szCs w:val="20"/>
         </w:rPr>
-        <w:t>, existen varias limitaciones que justifican el enfoque adoptado en este TFM.</w:t>
-      </w:r>
-    </w:p>
-    <w:p>
-      <w:pPr>
-        <w:rPr>
-          <w:sz w:val="24"/>
-          <w:szCs w:val="20"/>
-        </w:rPr>
-      </w:pPr>
-    </w:p>
-    <w:p>
-      <w:pPr>
-        <w:rPr>
-          <w:sz w:val="24"/>
-          <w:szCs w:val="20"/>
-        </w:rPr>
-      </w:pPr>
-      <w:r>
-        <w:rPr>
-          <w:sz w:val="24"/>
-          <w:szCs w:val="20"/>
-        </w:rPr>
-        <w:t xml:space="preserve">Una primera limitación es la fiabilidad de la generación automática de código. Los modelos de lenguaje pueden generar código aparentemente </w:t>
-      </w:r>
-      <w:r>
-        <w:rPr>
-          <w:sz w:val="24"/>
-          <w:szCs w:val="20"/>
-        </w:rPr>
-        <w:t>correcto,</w:t>
-      </w:r>
-      <w:r>
-        <w:rPr>
-          <w:sz w:val="24"/>
-          <w:szCs w:val="20"/>
-        </w:rPr>
-        <w:t xml:space="preserve"> pero con errores lógicos, dependencias no disponibles, supuestos no verificados o problemas de formato en la salida. En un contexto de análisis financiero, estos fallos pueden afectar directamente a la interpretación de resultados. Por este motivo, no basta con generar código: es necesario controlar la entrada, definir el formato esperado de salida, capturar errores de ejecución y mantener trazabilidad sobre los artefactos producidos.</w:t>
-      </w:r>
-    </w:p>
-    <w:p>
-      <w:pPr>
-        <w:rPr>
-          <w:sz w:val="24"/>
-          <w:szCs w:val="20"/>
-        </w:rPr>
-      </w:pPr>
-    </w:p>
-    <w:p>
-      <w:pPr>
-        <w:rPr>
-          <w:sz w:val="24"/>
-          <w:szCs w:val="20"/>
-        </w:rPr>
-      </w:pPr>
-      <w:r>
-        <w:rPr>
-          <w:sz w:val="24"/>
-          <w:szCs w:val="20"/>
-        </w:rPr>
-        <w:t xml:space="preserve">Una segunda limitación es la dificultad de evaluar sistemas </w:t>
+        <w:t>, calcula el precio inicial, el precio final, el crecimiento absoluto y el crecimiento porcentual. Para </w:t>
       </w:r>
       <w:proofErr w:type="spellStart"/>
       <w:r>
@@ -8848,7 +7696,7 @@
           <w:sz w:val="24"/>
           <w:szCs w:val="20"/>
         </w:rPr>
-        <w:t>agénticos</w:t>
+        <w:t>compare_assets</w:t>
       </w:r>
       <w:proofErr w:type="spellEnd"/>
       <w:r>
@@ -8856,7 +7704,143 @@
           <w:sz w:val="24"/>
           <w:szCs w:val="20"/>
         </w:rPr>
-        <w:t xml:space="preserve">. Cuando un sistema combina </w:t>
+        <w:t xml:space="preserve">, compara la evolución porcentual de varios </w:t>
+      </w:r>
+      <w:proofErr w:type="spellStart"/>
+      <w:r>
+        <w:rPr>
+          <w:sz w:val="24"/>
+          <w:szCs w:val="20"/>
+        </w:rPr>
+        <w:t>tickers</w:t>
+      </w:r>
+      <w:proofErr w:type="spellEnd"/>
+      <w:r>
+        <w:rPr>
+          <w:sz w:val="24"/>
+          <w:szCs w:val="20"/>
+        </w:rPr>
+        <w:t>. Para </w:t>
+      </w:r>
+      <w:proofErr w:type="spellStart"/>
+      <w:r>
+        <w:rPr>
+          <w:sz w:val="24"/>
+          <w:szCs w:val="20"/>
+        </w:rPr>
+        <w:t>asset_overview</w:t>
+      </w:r>
+      <w:proofErr w:type="spellEnd"/>
+      <w:r>
+        <w:rPr>
+          <w:sz w:val="24"/>
+          <w:szCs w:val="20"/>
+        </w:rPr>
+        <w:t>, obtiene métricas descriptivas como mínimo, máximo, media y variación del precio de cierre. Para </w:t>
+      </w:r>
+      <w:proofErr w:type="spellStart"/>
+      <w:r>
+        <w:rPr>
+          <w:sz w:val="24"/>
+          <w:szCs w:val="20"/>
+        </w:rPr>
+        <w:t>return_analysis</w:t>
+      </w:r>
+      <w:proofErr w:type="spellEnd"/>
+      <w:r>
+        <w:rPr>
+          <w:sz w:val="24"/>
+          <w:szCs w:val="20"/>
+        </w:rPr>
+        <w:t>, calcula retornos diarios, retorno acumulado y volatilidad. Para </w:t>
+      </w:r>
+      <w:proofErr w:type="spellStart"/>
+      <w:r>
+        <w:rPr>
+          <w:sz w:val="24"/>
+          <w:szCs w:val="20"/>
+        </w:rPr>
+        <w:t>historical_risk_analysis</w:t>
+      </w:r>
+      <w:proofErr w:type="spellEnd"/>
+      <w:r>
+        <w:rPr>
+          <w:sz w:val="24"/>
+          <w:szCs w:val="20"/>
+        </w:rPr>
+        <w:t xml:space="preserve">, incorpora medidas como volatilidad, peor día y </w:t>
+      </w:r>
+      <w:proofErr w:type="spellStart"/>
+      <w:r>
+        <w:rPr>
+          <w:sz w:val="24"/>
+          <w:szCs w:val="20"/>
+        </w:rPr>
+        <w:t>drawdown</w:t>
+      </w:r>
+      <w:proofErr w:type="spellEnd"/>
+      <w:r>
+        <w:rPr>
+          <w:sz w:val="24"/>
+          <w:szCs w:val="20"/>
+        </w:rPr>
+        <w:t xml:space="preserve"> máximo. Finalmente, para </w:t>
+      </w:r>
+      <w:proofErr w:type="spellStart"/>
+      <w:r>
+        <w:rPr>
+          <w:sz w:val="24"/>
+          <w:szCs w:val="20"/>
+        </w:rPr>
+        <w:t>technical_analysis</w:t>
+      </w:r>
+      <w:proofErr w:type="spellEnd"/>
+      <w:r>
+        <w:rPr>
+          <w:sz w:val="24"/>
+          <w:szCs w:val="20"/>
+        </w:rPr>
+        <w:t>, calcula medias móviles y RSI de 14 periodos, generando una señal técnica simplificada.</w:t>
+      </w:r>
+    </w:p>
+    <w:p>
+      <w:pPr>
+        <w:rPr>
+          <w:sz w:val="24"/>
+          <w:szCs w:val="20"/>
+        </w:rPr>
+      </w:pPr>
+    </w:p>
+    <w:p>
+      <w:pPr>
+        <w:jc w:val="both"/>
+        <w:rPr>
+          <w:sz w:val="24"/>
+          <w:szCs w:val="20"/>
+        </w:rPr>
+      </w:pPr>
+      <w:r>
+        <w:rPr>
+          <w:sz w:val="24"/>
+          <w:szCs w:val="20"/>
+        </w:rPr>
+        <w:t xml:space="preserve">El </w:t>
+      </w:r>
+      <w:proofErr w:type="spellStart"/>
+      <w:r>
+        <w:rPr>
+          <w:sz w:val="24"/>
+          <w:szCs w:val="20"/>
+        </w:rPr>
+        <w:t>dataset</w:t>
+      </w:r>
+      <w:proofErr w:type="spellEnd"/>
+      <w:r>
+        <w:rPr>
+          <w:sz w:val="24"/>
+          <w:szCs w:val="20"/>
+        </w:rPr>
+        <w:t xml:space="preserve"> no se plantea como un conjunto de entrenamiento, ya que el sistema actual no entrena </w:t>
       </w:r>
       <w:r>
         <w:rPr>
@@ -8864,710 +7848,7 @@
           <w:szCs w:val="20"/>
         </w:rPr>
         <w:lastRenderedPageBreak/>
-        <w:t>planificación, uso de herramientas, ejecución de código e interpretación textual, la evaluación no puede limitarse únicamente a comprobar si la respuesta “suena bien”. También debe analizarse si el flujo se ejecuta correctamente, si las métricas calculadas son coherentes, si los errores se gestionan de forma controlada y si la salida final representa adecuadamente los datos obtenidos. Esta necesidad de evaluación estructurada justifica que el MVP del proyecto incluya pruebas automatizadas para casos funcionales y escenarios negativos.</w:t>
-      </w:r>
-    </w:p>
-    <w:p>
-      <w:pPr>
-        <w:rPr>
-          <w:sz w:val="24"/>
-          <w:szCs w:val="20"/>
-        </w:rPr>
-      </w:pPr>
-    </w:p>
-    <w:p>
-      <w:pPr>
-        <w:rPr>
-          <w:sz w:val="24"/>
-          <w:szCs w:val="20"/>
-        </w:rPr>
-      </w:pPr>
-      <w:r>
-        <w:rPr>
-          <w:sz w:val="24"/>
-          <w:szCs w:val="20"/>
-        </w:rPr>
-        <w:t xml:space="preserve">Una tercera limitación tiene que ver con la trazabilidad. Muchos sistemas basados en LLM producen respuestas finales sin exponer claramente qué datos han utilizado, qué transformaciones han aplicado o qué cálculos se han realizado. En tareas financieras, esta opacidad puede ser problemática, ya que los resultados deben poder revisarse. El enfoque de este trabajo prioriza una arquitectura en la que cada etapa queda separada: la consulta se normaliza, el </w:t>
-      </w:r>
-      <w:proofErr w:type="spellStart"/>
-      <w:r>
-        <w:rPr>
-          <w:sz w:val="24"/>
-          <w:szCs w:val="20"/>
-        </w:rPr>
-        <w:t>router</w:t>
-      </w:r>
-      <w:proofErr w:type="spellEnd"/>
-      <w:r>
-        <w:rPr>
-          <w:sz w:val="24"/>
-          <w:szCs w:val="20"/>
-        </w:rPr>
-        <w:t xml:space="preserve"> selecciona una familia analítica, el agente construye un plan, el código se genera, la ejecución produce una salida estructurada y la interpretación final se deriva de esa salida.</w:t>
-      </w:r>
-    </w:p>
-    <w:p>
-      <w:pPr>
-        <w:rPr>
-          <w:sz w:val="24"/>
-          <w:szCs w:val="20"/>
-        </w:rPr>
-      </w:pPr>
-    </w:p>
-    <w:p>
-      <w:pPr>
-        <w:rPr>
-          <w:sz w:val="24"/>
-          <w:szCs w:val="20"/>
-        </w:rPr>
-      </w:pPr>
-      <w:r>
-        <w:rPr>
-          <w:sz w:val="24"/>
-          <w:szCs w:val="20"/>
-        </w:rPr>
-        <w:t>Una cuarta limitación es la dependencia de los datos y del contexto de uso. Herramientas como </w:t>
-      </w:r>
-      <w:proofErr w:type="spellStart"/>
-      <w:r>
-        <w:rPr>
-          <w:sz w:val="24"/>
-          <w:szCs w:val="20"/>
-        </w:rPr>
-        <w:t>yfinance</w:t>
-      </w:r>
-      <w:proofErr w:type="spellEnd"/>
-      <w:r>
-        <w:rPr>
-          <w:sz w:val="24"/>
-          <w:szCs w:val="20"/>
-        </w:rPr>
-        <w:t xml:space="preserve"> son útiles para investigación y prototipado, pero sus propios avisos indican que el uso de los datos debe respetar las condiciones de </w:t>
-      </w:r>
-      <w:proofErr w:type="spellStart"/>
-      <w:r>
-        <w:rPr>
-          <w:sz w:val="24"/>
-          <w:szCs w:val="20"/>
-        </w:rPr>
-        <w:t>Yahoo</w:t>
-      </w:r>
-      <w:proofErr w:type="spellEnd"/>
-      <w:r>
-        <w:rPr>
-          <w:sz w:val="24"/>
-          <w:szCs w:val="20"/>
-        </w:rPr>
-        <w:t xml:space="preserve"> </w:t>
-      </w:r>
-      <w:proofErr w:type="spellStart"/>
-      <w:r>
-        <w:rPr>
-          <w:sz w:val="24"/>
-          <w:szCs w:val="20"/>
-        </w:rPr>
-        <w:t>Finance</w:t>
-      </w:r>
-      <w:proofErr w:type="spellEnd"/>
-      <w:r>
-        <w:rPr>
-          <w:sz w:val="24"/>
-          <w:szCs w:val="20"/>
-        </w:rPr>
-        <w:t xml:space="preserve"> y que la librería no está afiliada oficialmente a </w:t>
-      </w:r>
-      <w:proofErr w:type="spellStart"/>
-      <w:r>
-        <w:rPr>
-          <w:sz w:val="24"/>
-          <w:szCs w:val="20"/>
-        </w:rPr>
-        <w:t>Yahoo</w:t>
-      </w:r>
-      <w:proofErr w:type="spellEnd"/>
-      <w:r>
-        <w:rPr>
-          <w:sz w:val="24"/>
-          <w:szCs w:val="20"/>
-        </w:rPr>
-        <w:t>. Además, el análisis histórico no debe confundirse con asesoramiento financiero ni con predicción garantizada del comportamiento futuro. Por tanto, el sistema debe presentarse como una herramienta descriptiva y experimental, no como un sistema de recomendación de inversión.</w:t>
-      </w:r>
-    </w:p>
-    <w:p>
-      <w:pPr>
-        <w:rPr>
-          <w:sz w:val="24"/>
-          <w:szCs w:val="20"/>
-        </w:rPr>
-      </w:pPr>
-    </w:p>
-    <w:p>
-      <w:pPr>
-        <w:rPr>
-          <w:sz w:val="24"/>
-          <w:szCs w:val="20"/>
-        </w:rPr>
-      </w:pPr>
-      <w:r>
-        <w:rPr>
-          <w:sz w:val="24"/>
-          <w:szCs w:val="20"/>
-        </w:rPr>
-        <w:t>En conjunto, estas limitaciones sugieren que una integración directa de LLM desde el inicio podría introducir demasiada incertidumbre. Por ello, este trabajo propone primero una base determinista, modular y evaluable. Esta base no pretende sustituir a los LLM, sino preparar un entorno más seguro para incorporarlos posteriormente en tareas concretas, como la interpretación de resultados, la planificación analítica o la generación de código.</w:t>
-      </w:r>
-    </w:p>
-    <w:p>
-      <w:pPr>
-        <w:rPr>
-          <w:sz w:val="24"/>
-          <w:szCs w:val="20"/>
-        </w:rPr>
-      </w:pPr>
-    </w:p>
-    <w:p>
-      <w:pPr>
-        <w:rPr>
-          <w:sz w:val="24"/>
-          <w:szCs w:val="20"/>
-        </w:rPr>
-      </w:pPr>
-      <w:r>
-        <w:rPr>
-          <w:b/>
-          <w:bCs/>
-          <w:sz w:val="24"/>
-          <w:szCs w:val="20"/>
-        </w:rPr>
-        <w:t>[Revisar al final del TFM]</w:t>
-      </w:r>
-      <w:r>
-        <w:rPr>
-          <w:sz w:val="24"/>
-          <w:szCs w:val="20"/>
-        </w:rPr>
-        <w:br/>
-        <w:t xml:space="preserve">Si finalmente integras el LLM, este apartado debería cerrar con una comparación entre las limitaciones del </w:t>
-      </w:r>
-      <w:proofErr w:type="spellStart"/>
-      <w:r>
-        <w:rPr>
-          <w:sz w:val="24"/>
-          <w:szCs w:val="20"/>
-        </w:rPr>
-        <w:t>baseline</w:t>
-      </w:r>
-      <w:proofErr w:type="spellEnd"/>
-      <w:r>
-        <w:rPr>
-          <w:sz w:val="24"/>
-          <w:szCs w:val="20"/>
-        </w:rPr>
-        <w:t xml:space="preserve"> determinista y las limitaciones observadas en la versión con LLM.</w:t>
-      </w:r>
-    </w:p>
-    <w:p>
-      <w:pPr>
-        <w:rPr>
-          <w:sz w:val="24"/>
-          <w:szCs w:val="20"/>
-        </w:rPr>
-      </w:pPr>
-    </w:p>
-    <w:p>
-      <w:pPr>
-        <w:rPr>
-          <w:sz w:val="24"/>
-          <w:szCs w:val="20"/>
-        </w:rPr>
-      </w:pPr>
-      <w:r>
-        <w:rPr>
-          <w:b/>
-          <w:bCs/>
-          <w:sz w:val="24"/>
-          <w:szCs w:val="20"/>
-        </w:rPr>
-        <w:t>3. Material Y Métodos</w:t>
-      </w:r>
-      <w:r>
-        <w:rPr>
-          <w:sz w:val="24"/>
-          <w:szCs w:val="20"/>
-        </w:rPr>
-        <w:br/>
-        <w:t xml:space="preserve">Este capítulo describe los datos utilizados, la arquitectura del prototipo y la metodología seguida para desarrollar y validar el sistema. El objetivo del trabajo no es entrenar un modelo desde cero, sino construir un </w:t>
-      </w:r>
-      <w:proofErr w:type="spellStart"/>
-      <w:r>
-        <w:rPr>
-          <w:sz w:val="24"/>
-          <w:szCs w:val="20"/>
-        </w:rPr>
-        <w:t>workflow</w:t>
-      </w:r>
-      <w:proofErr w:type="spellEnd"/>
-      <w:r>
-        <w:rPr>
-          <w:sz w:val="24"/>
-          <w:szCs w:val="20"/>
-        </w:rPr>
-        <w:t xml:space="preserve"> de análisis financiero capaz de transformar una consulta estructurada en código ejecutable y en una respuesta textual. Por ello, la metodología se centra en el diseño del pipeline, la definición de las familias analíticas, la generación controlada de código y la validación mediante pruebas.</w:t>
-      </w:r>
-    </w:p>
-    <w:p>
-      <w:pPr>
-        <w:rPr>
-          <w:sz w:val="24"/>
-          <w:szCs w:val="20"/>
-        </w:rPr>
-      </w:pPr>
-    </w:p>
-    <w:p>
-      <w:pPr>
-        <w:rPr>
-          <w:sz w:val="24"/>
-          <w:szCs w:val="20"/>
-        </w:rPr>
-      </w:pPr>
-      <w:r>
-        <w:rPr>
-          <w:sz w:val="24"/>
-          <w:szCs w:val="20"/>
-        </w:rPr>
-        <w:t xml:space="preserve">El sistema parte de una entrada estructurada que contiene la consulta original, la intención analítica, los </w:t>
-      </w:r>
-      <w:proofErr w:type="spellStart"/>
-      <w:r>
-        <w:rPr>
-          <w:sz w:val="24"/>
-          <w:szCs w:val="20"/>
-        </w:rPr>
-        <w:t>tickers</w:t>
-      </w:r>
-      <w:proofErr w:type="spellEnd"/>
-      <w:r>
-        <w:rPr>
-          <w:sz w:val="24"/>
-          <w:szCs w:val="20"/>
-        </w:rPr>
-        <w:t xml:space="preserve"> implicados, las rutas a los ficheros CSV y, cuando procede, información temporal como fecha de inicio, fecha de fin, periodo o intervalo. Esta decisión separa el problema de análisis financiero del problema de comprensión del lenguaje natural. En otras palabras, el MVP actual no intenta resolver todavía el </w:t>
-      </w:r>
-      <w:proofErr w:type="spellStart"/>
-      <w:r>
-        <w:rPr>
-          <w:sz w:val="24"/>
-          <w:szCs w:val="20"/>
-        </w:rPr>
-        <w:t>parsing</w:t>
-      </w:r>
-      <w:proofErr w:type="spellEnd"/>
-      <w:r>
-        <w:rPr>
-          <w:sz w:val="24"/>
-          <w:szCs w:val="20"/>
-        </w:rPr>
-        <w:t xml:space="preserve"> libre de consultas en lenguaje natural, sino que asume que la consulta ya ha sido normalizada previamente.</w:t>
-      </w:r>
-    </w:p>
-    <w:p>
-      <w:pPr>
-        <w:rPr>
-          <w:sz w:val="24"/>
-          <w:szCs w:val="20"/>
-        </w:rPr>
-      </w:pPr>
-    </w:p>
-    <w:p>
-      <w:pPr>
-        <w:rPr>
-          <w:sz w:val="24"/>
-          <w:szCs w:val="20"/>
-        </w:rPr>
-      </w:pPr>
-      <w:r>
-        <w:rPr>
-          <w:sz w:val="24"/>
-          <w:szCs w:val="20"/>
-        </w:rPr>
-        <w:t xml:space="preserve">A partir de esta entrada, el </w:t>
-      </w:r>
-      <w:proofErr w:type="spellStart"/>
-      <w:r>
-        <w:rPr>
-          <w:sz w:val="24"/>
-          <w:szCs w:val="20"/>
-        </w:rPr>
-        <w:t>workflow</w:t>
-      </w:r>
-      <w:proofErr w:type="spellEnd"/>
-      <w:r>
-        <w:rPr>
-          <w:sz w:val="24"/>
-          <w:szCs w:val="20"/>
-        </w:rPr>
-        <w:t xml:space="preserve"> ejecuta varias etapas: ingesta, validación, enrutado, análisis especializado, generación de código, ejecución e interpretación. Cada etapa cumple una función </w:t>
-      </w:r>
-      <w:r>
-        <w:rPr>
-          <w:sz w:val="24"/>
-          <w:szCs w:val="20"/>
-        </w:rPr>
-        <w:lastRenderedPageBreak/>
-        <w:t xml:space="preserve">concreta y actualiza el estado del </w:t>
-      </w:r>
-      <w:proofErr w:type="spellStart"/>
-      <w:r>
-        <w:rPr>
-          <w:sz w:val="24"/>
-          <w:szCs w:val="20"/>
-        </w:rPr>
-        <w:t>workflow</w:t>
-      </w:r>
-      <w:proofErr w:type="spellEnd"/>
-      <w:r>
-        <w:rPr>
-          <w:sz w:val="24"/>
-          <w:szCs w:val="20"/>
-        </w:rPr>
-        <w:t>. Esta separación facilita la trazabilidad del proceso y permite detectar errores en puntos concretos del flujo.</w:t>
-      </w:r>
-    </w:p>
-    <w:p>
-      <w:pPr>
-        <w:rPr>
-          <w:sz w:val="24"/>
-          <w:szCs w:val="20"/>
-        </w:rPr>
-      </w:pPr>
-    </w:p>
-    <w:p>
-      <w:pPr>
-        <w:rPr>
-          <w:sz w:val="24"/>
-          <w:szCs w:val="20"/>
-        </w:rPr>
-      </w:pPr>
-      <w:r>
-        <w:rPr>
-          <w:b/>
-          <w:bCs/>
-          <w:sz w:val="24"/>
-          <w:szCs w:val="20"/>
-        </w:rPr>
-        <w:t>[Revisar al final del TFM]</w:t>
-      </w:r>
-      <w:r>
-        <w:rPr>
-          <w:sz w:val="24"/>
-          <w:szCs w:val="20"/>
-        </w:rPr>
-        <w:br/>
-        <w:t>Si más adelante añades un nodo de lenguaje natural o un LLM real, este capítulo tendrá que actualizarse para incluirlo en el diagrama y en la explicación del pipeline.</w:t>
-      </w:r>
-    </w:p>
-    <w:p>
-      <w:pPr>
-        <w:rPr>
-          <w:sz w:val="24"/>
-          <w:szCs w:val="20"/>
-        </w:rPr>
-      </w:pPr>
-    </w:p>
-    <w:p>
-      <w:pPr>
-        <w:rPr>
-          <w:sz w:val="24"/>
-          <w:szCs w:val="20"/>
-        </w:rPr>
-      </w:pPr>
-      <w:r>
-        <w:rPr>
-          <w:b/>
-          <w:bCs/>
-          <w:sz w:val="24"/>
-          <w:szCs w:val="20"/>
-        </w:rPr>
-        <w:t xml:space="preserve">3.1. Descripción Del </w:t>
-      </w:r>
-      <w:proofErr w:type="spellStart"/>
-      <w:r>
-        <w:rPr>
-          <w:b/>
-          <w:bCs/>
-          <w:sz w:val="24"/>
-          <w:szCs w:val="20"/>
-        </w:rPr>
-        <w:t>Dataset</w:t>
-      </w:r>
-      <w:proofErr w:type="spellEnd"/>
-      <w:r>
-        <w:rPr>
-          <w:sz w:val="24"/>
-          <w:szCs w:val="20"/>
-        </w:rPr>
-        <w:br/>
-        <w:t xml:space="preserve">El </w:t>
-      </w:r>
-      <w:proofErr w:type="spellStart"/>
-      <w:r>
-        <w:rPr>
-          <w:sz w:val="24"/>
-          <w:szCs w:val="20"/>
-        </w:rPr>
-        <w:t>dataset</w:t>
-      </w:r>
-      <w:proofErr w:type="spellEnd"/>
-      <w:r>
-        <w:rPr>
-          <w:sz w:val="24"/>
-          <w:szCs w:val="20"/>
-        </w:rPr>
-        <w:t xml:space="preserve"> utilizado en este trabajo está compuesto por ficheros CSV con datos financieros históricos descargados previamente mediante </w:t>
-      </w:r>
-      <w:proofErr w:type="spellStart"/>
-      <w:r>
-        <w:rPr>
-          <w:sz w:val="24"/>
-          <w:szCs w:val="20"/>
-        </w:rPr>
-        <w:t>yfinance</w:t>
-      </w:r>
-      <w:proofErr w:type="spellEnd"/>
-      <w:r>
-        <w:rPr>
-          <w:sz w:val="24"/>
-          <w:szCs w:val="20"/>
-        </w:rPr>
-        <w:t>. Los datos se almacenan localmente en la carpeta data/raw/, acompañados en algunos casos por ficheros de metadatos. Esta decisión permite que las pruebas del MVP sean reproducibles y no dependan de la disponibilidad de una conexión externa ni de cambios en la API de datos durante la ejecución.</w:t>
-      </w:r>
-    </w:p>
-    <w:p>
-      <w:pPr>
-        <w:rPr>
-          <w:sz w:val="24"/>
-          <w:szCs w:val="20"/>
-        </w:rPr>
-      </w:pPr>
-    </w:p>
-    <w:p>
-      <w:pPr>
-        <w:rPr>
-          <w:sz w:val="24"/>
-          <w:szCs w:val="20"/>
-        </w:rPr>
-      </w:pPr>
-      <w:r>
-        <w:rPr>
-          <w:sz w:val="24"/>
-          <w:szCs w:val="20"/>
-        </w:rPr>
-        <w:t xml:space="preserve">Los datos contienen series históricas de distintos activos financieros y </w:t>
-      </w:r>
-      <w:proofErr w:type="spellStart"/>
-      <w:r>
-        <w:rPr>
-          <w:sz w:val="24"/>
-          <w:szCs w:val="20"/>
-        </w:rPr>
-        <w:t>ETFs</w:t>
-      </w:r>
-      <w:proofErr w:type="spellEnd"/>
-      <w:r>
-        <w:rPr>
-          <w:sz w:val="24"/>
-          <w:szCs w:val="20"/>
-        </w:rPr>
-        <w:t>, entre ellos NVDA, AMD, AAPL, QQQ y SPY. Estos activos se emplean para cubrir distintos tipos de análisis: crecimiento individual, comparación entre activos, visión general de un activo, análisis de retornos, análisis de riesgo histórico y análisis técnico. La estructura de los CSV se normaliza durante la ejecución para obtener un formato tabular con columnas como Date, Ticker y Close, que son suficientes para las métricas implementadas en el MVP.</w:t>
-      </w:r>
-    </w:p>
-    <w:p>
-      <w:pPr>
-        <w:rPr>
-          <w:sz w:val="24"/>
-          <w:szCs w:val="20"/>
-        </w:rPr>
-      </w:pPr>
-    </w:p>
-    <w:p>
-      <w:pPr>
-        <w:rPr>
-          <w:sz w:val="24"/>
-          <w:szCs w:val="20"/>
-        </w:rPr>
-      </w:pPr>
-      <w:r>
-        <w:rPr>
-          <w:sz w:val="24"/>
-          <w:szCs w:val="20"/>
-        </w:rPr>
-        <w:t>A partir de la columna Close, el sistema calcula diferentes indicadores según la intención analítica. Para </w:t>
-      </w:r>
-      <w:proofErr w:type="spellStart"/>
-      <w:r>
-        <w:rPr>
-          <w:sz w:val="24"/>
-          <w:szCs w:val="20"/>
-        </w:rPr>
-        <w:t>price_growth</w:t>
-      </w:r>
-      <w:proofErr w:type="spellEnd"/>
-      <w:r>
-        <w:rPr>
-          <w:sz w:val="24"/>
-          <w:szCs w:val="20"/>
-        </w:rPr>
-        <w:t>, calcula el precio inicial, el precio final, el crecimiento absoluto y el crecimiento porcentual. Para </w:t>
-      </w:r>
-      <w:proofErr w:type="spellStart"/>
-      <w:r>
-        <w:rPr>
-          <w:sz w:val="24"/>
-          <w:szCs w:val="20"/>
-        </w:rPr>
-        <w:t>compare_assets</w:t>
-      </w:r>
-      <w:proofErr w:type="spellEnd"/>
-      <w:r>
-        <w:rPr>
-          <w:sz w:val="24"/>
-          <w:szCs w:val="20"/>
-        </w:rPr>
-        <w:t xml:space="preserve">, compara la evolución porcentual de varios </w:t>
-      </w:r>
-      <w:proofErr w:type="spellStart"/>
-      <w:r>
-        <w:rPr>
-          <w:sz w:val="24"/>
-          <w:szCs w:val="20"/>
-        </w:rPr>
-        <w:t>tickers</w:t>
-      </w:r>
-      <w:proofErr w:type="spellEnd"/>
-      <w:r>
-        <w:rPr>
-          <w:sz w:val="24"/>
-          <w:szCs w:val="20"/>
-        </w:rPr>
-        <w:t>. Para </w:t>
-      </w:r>
-      <w:proofErr w:type="spellStart"/>
-      <w:r>
-        <w:rPr>
-          <w:sz w:val="24"/>
-          <w:szCs w:val="20"/>
-        </w:rPr>
-        <w:t>asset_overview</w:t>
-      </w:r>
-      <w:proofErr w:type="spellEnd"/>
-      <w:r>
-        <w:rPr>
-          <w:sz w:val="24"/>
-          <w:szCs w:val="20"/>
-        </w:rPr>
-        <w:t>, obtiene métricas descriptivas como mínimo, máximo, media y variación del precio de cierre. Para </w:t>
-      </w:r>
-      <w:proofErr w:type="spellStart"/>
-      <w:r>
-        <w:rPr>
-          <w:sz w:val="24"/>
-          <w:szCs w:val="20"/>
-        </w:rPr>
-        <w:t>return_analysis</w:t>
-      </w:r>
-      <w:proofErr w:type="spellEnd"/>
-      <w:r>
-        <w:rPr>
-          <w:sz w:val="24"/>
-          <w:szCs w:val="20"/>
-        </w:rPr>
-        <w:t>, calcula retornos diarios, retorno acumulado y volatilidad. Para </w:t>
-      </w:r>
-      <w:proofErr w:type="spellStart"/>
-      <w:r>
-        <w:rPr>
-          <w:sz w:val="24"/>
-          <w:szCs w:val="20"/>
-        </w:rPr>
-        <w:t>historical_risk_analysis</w:t>
-      </w:r>
-      <w:proofErr w:type="spellEnd"/>
-      <w:r>
-        <w:rPr>
-          <w:sz w:val="24"/>
-          <w:szCs w:val="20"/>
-        </w:rPr>
-        <w:t xml:space="preserve">, incorpora medidas como volatilidad, peor día y </w:t>
-      </w:r>
-      <w:proofErr w:type="spellStart"/>
-      <w:r>
-        <w:rPr>
-          <w:sz w:val="24"/>
-          <w:szCs w:val="20"/>
-        </w:rPr>
-        <w:t>drawdown</w:t>
-      </w:r>
-      <w:proofErr w:type="spellEnd"/>
-      <w:r>
-        <w:rPr>
-          <w:sz w:val="24"/>
-          <w:szCs w:val="20"/>
-        </w:rPr>
-        <w:t xml:space="preserve"> máximo. Finalmente, para </w:t>
-      </w:r>
-      <w:proofErr w:type="spellStart"/>
-      <w:r>
-        <w:rPr>
-          <w:sz w:val="24"/>
-          <w:szCs w:val="20"/>
-        </w:rPr>
-        <w:t>technical_analysis</w:t>
-      </w:r>
-      <w:proofErr w:type="spellEnd"/>
-      <w:r>
-        <w:rPr>
-          <w:sz w:val="24"/>
-          <w:szCs w:val="20"/>
-        </w:rPr>
-        <w:t>, calcula medias móviles y RSI de 14 periodos, generando una señal técnica simplificada.</w:t>
-      </w:r>
-    </w:p>
-    <w:p>
-      <w:pPr>
-        <w:rPr>
-          <w:sz w:val="24"/>
-          <w:szCs w:val="20"/>
-        </w:rPr>
-      </w:pPr>
-    </w:p>
-    <w:p>
-      <w:pPr>
-        <w:rPr>
-          <w:sz w:val="24"/>
-          <w:szCs w:val="20"/>
-        </w:rPr>
-      </w:pPr>
-      <w:r>
-        <w:rPr>
-          <w:sz w:val="24"/>
-          <w:szCs w:val="20"/>
-        </w:rPr>
-        <w:t xml:space="preserve">El </w:t>
-      </w:r>
-      <w:proofErr w:type="spellStart"/>
-      <w:r>
-        <w:rPr>
-          <w:sz w:val="24"/>
-          <w:szCs w:val="20"/>
-        </w:rPr>
-        <w:t>dataset</w:t>
-      </w:r>
-      <w:proofErr w:type="spellEnd"/>
-      <w:r>
-        <w:rPr>
-          <w:sz w:val="24"/>
-          <w:szCs w:val="20"/>
-        </w:rPr>
-        <w:t xml:space="preserve"> no se plantea como un conjunto de entrenamiento, ya que el sistema actual no entrena modelos de aprendizaje profundo. Su función es servir como base experimental para validar el comportamiento del </w:t>
+        <w:t xml:space="preserve">modelos de aprendizaje profundo. Su función es servir como base experimental para validar el comportamiento del </w:t>
       </w:r>
       <w:proofErr w:type="spellStart"/>
       <w:r>
@@ -9758,6 +8039,485 @@
     </w:p>
     <w:p>
       <w:pPr>
+        <w:pStyle w:val="Ttulo2"/>
+        <w:jc w:val="both"/>
+        <w:rPr>
+          <w:rFonts w:ascii="Times New Roman" w:hAnsi="Times New Roman" w:cs="Times New Roman"/>
+        </w:rPr>
+      </w:pPr>
+      <w:bookmarkStart w:id="11" w:name="_Toc226621095"/>
+      <w:r>
+        <w:rPr>
+          <w:rFonts w:ascii="Times New Roman" w:hAnsi="Times New Roman" w:cs="Times New Roman"/>
+        </w:rPr>
+        <w:t xml:space="preserve">Resultados En Modelos </w:t>
+      </w:r>
+      <w:proofErr w:type="spellStart"/>
+      <w:r>
+        <w:rPr>
+          <w:rFonts w:ascii="Times New Roman" w:hAnsi="Times New Roman" w:cs="Times New Roman"/>
+        </w:rPr>
+        <w:t>Baseline</w:t>
+      </w:r>
+      <w:bookmarkEnd w:id="11"/>
+      <w:proofErr w:type="spellEnd"/>
+    </w:p>
+    <w:p>
+      <w:pPr>
+        <w:jc w:val="both"/>
+      </w:pPr>
+      <w:r>
+        <w:rPr>
+          <w:sz w:val="24"/>
+          <w:szCs w:val="20"/>
+        </w:rPr>
+        <w:t xml:space="preserve">En el contexto de este TFM, el término </w:t>
+      </w:r>
+      <w:proofErr w:type="spellStart"/>
+      <w:r>
+        <w:rPr>
+          <w:sz w:val="24"/>
+          <w:szCs w:val="20"/>
+        </w:rPr>
+        <w:t>baseline</w:t>
+      </w:r>
+      <w:proofErr w:type="spellEnd"/>
+      <w:r>
+        <w:rPr>
+          <w:sz w:val="24"/>
+          <w:szCs w:val="20"/>
+        </w:rPr>
+        <w:t xml:space="preserve"> no se refiere a un modelo de aprendizaje profundo entrenado para resolver la tarea, sino a una versión determinista del sistema. Este </w:t>
+      </w:r>
+      <w:proofErr w:type="spellStart"/>
+      <w:r>
+        <w:rPr>
+          <w:sz w:val="24"/>
+          <w:szCs w:val="20"/>
+        </w:rPr>
+        <w:t>baseline</w:t>
+      </w:r>
+      <w:proofErr w:type="spellEnd"/>
+      <w:r>
+        <w:rPr>
+          <w:sz w:val="24"/>
+          <w:szCs w:val="20"/>
+        </w:rPr>
+        <w:t xml:space="preserve"> está formado por reglas de validación, enrutado por intención, plantillas de generación de planes, plantillas de generación de código y funciones de interpretación textual. Su objetivo es proporcionar una referencia estable antes de introducir componentes basados en LLM.</w:t>
+      </w:r>
+    </w:p>
+    <w:p>
+      <w:pPr>
+        <w:rPr>
+          <w:sz w:val="24"/>
+          <w:szCs w:val="20"/>
+        </w:rPr>
+      </w:pPr>
+    </w:p>
+    <w:p>
+      <w:pPr>
+        <w:jc w:val="both"/>
+        <w:rPr>
+          <w:sz w:val="24"/>
+          <w:szCs w:val="20"/>
+        </w:rPr>
+      </w:pPr>
+      <w:r>
+        <w:rPr>
+          <w:sz w:val="24"/>
+          <w:szCs w:val="20"/>
+        </w:rPr>
+        <w:t xml:space="preserve">La elección de un </w:t>
+      </w:r>
+      <w:proofErr w:type="spellStart"/>
+      <w:r>
+        <w:rPr>
+          <w:sz w:val="24"/>
+          <w:szCs w:val="20"/>
+        </w:rPr>
+        <w:t>baseline</w:t>
+      </w:r>
+      <w:proofErr w:type="spellEnd"/>
+      <w:r>
+        <w:rPr>
+          <w:sz w:val="24"/>
+          <w:szCs w:val="20"/>
+        </w:rPr>
+        <w:t xml:space="preserve"> determinista responde a una razón metodológica. Antes de permitir que un modelo de lenguaje genere planes o código de forma abierta, es conveniente definir qué entradas acepta el sistema, qué salidas debe producir, qué errores se consideran controlables y cómo se evalúa el resultado. De este modo, la versión determinista actúa como una arquitectura de referencia frente a la que comparar futuras versiones con LLM.</w:t>
+      </w:r>
+    </w:p>
+    <w:p>
+      <w:pPr>
+        <w:rPr>
+          <w:sz w:val="24"/>
+          <w:szCs w:val="20"/>
+        </w:rPr>
+      </w:pPr>
+    </w:p>
+    <w:p>
+      <w:pPr>
+        <w:rPr>
+          <w:sz w:val="24"/>
+          <w:szCs w:val="20"/>
+        </w:rPr>
+      </w:pPr>
+      <w:r>
+        <w:rPr>
+          <w:sz w:val="24"/>
+          <w:szCs w:val="20"/>
+        </w:rPr>
+        <w:t xml:space="preserve">El </w:t>
+      </w:r>
+      <w:proofErr w:type="spellStart"/>
+      <w:r>
+        <w:rPr>
+          <w:sz w:val="24"/>
+          <w:szCs w:val="20"/>
+        </w:rPr>
+        <w:t>baseline</w:t>
+      </w:r>
+      <w:proofErr w:type="spellEnd"/>
+      <w:r>
+        <w:rPr>
+          <w:sz w:val="24"/>
+          <w:szCs w:val="20"/>
+        </w:rPr>
+        <w:t xml:space="preserve"> actual soporta seis intenciones</w:t>
+      </w:r>
+      <w:r>
+        <w:rPr>
+          <w:sz w:val="24"/>
+          <w:szCs w:val="20"/>
+        </w:rPr>
+        <w:t xml:space="preserve"> </w:t>
+      </w:r>
+      <w:r>
+        <w:rPr>
+          <w:sz w:val="24"/>
+          <w:szCs w:val="20"/>
+        </w:rPr>
+        <w:t>a</w:t>
+      </w:r>
+      <w:r>
+        <w:rPr>
+          <w:sz w:val="24"/>
+          <w:szCs w:val="20"/>
+        </w:rPr>
+        <w:t>nalíticas:</w:t>
+      </w:r>
+      <w:r>
+        <w:rPr>
+          <w:sz w:val="24"/>
+          <w:szCs w:val="20"/>
+        </w:rPr>
+        <w:t xml:space="preserve"> </w:t>
+      </w:r>
+    </w:p>
+    <w:p>
+      <w:pPr>
+        <w:pStyle w:val="Prrafodelista"/>
+        <w:numPr>
+          <w:ilvl w:val="0"/>
+          <w:numId w:val="3"/>
+        </w:numPr>
+        <w:jc w:val="both"/>
+        <w:rPr>
+          <w:sz w:val="24"/>
+          <w:szCs w:val="20"/>
+          <w:lang w:val="en-GB"/>
+        </w:rPr>
+      </w:pPr>
+      <w:proofErr w:type="spellStart"/>
+      <w:r>
+        <w:rPr>
+          <w:sz w:val="24"/>
+          <w:szCs w:val="20"/>
+          <w:lang w:val="en-GB"/>
+        </w:rPr>
+        <w:t>price_growth</w:t>
+      </w:r>
+      <w:proofErr w:type="spellEnd"/>
+    </w:p>
+    <w:p>
+      <w:pPr>
+        <w:pStyle w:val="Prrafodelista"/>
+        <w:numPr>
+          <w:ilvl w:val="0"/>
+          <w:numId w:val="3"/>
+        </w:numPr>
+        <w:jc w:val="both"/>
+        <w:rPr>
+          <w:sz w:val="24"/>
+          <w:szCs w:val="20"/>
+          <w:lang w:val="en-GB"/>
+        </w:rPr>
+      </w:pPr>
+      <w:proofErr w:type="spellStart"/>
+      <w:r>
+        <w:rPr>
+          <w:sz w:val="24"/>
+          <w:szCs w:val="20"/>
+          <w:lang w:val="en-GB"/>
+        </w:rPr>
+        <w:t>compare_assets</w:t>
+      </w:r>
+      <w:proofErr w:type="spellEnd"/>
+    </w:p>
+    <w:p>
+      <w:pPr>
+        <w:pStyle w:val="Prrafodelista"/>
+        <w:numPr>
+          <w:ilvl w:val="0"/>
+          <w:numId w:val="3"/>
+        </w:numPr>
+        <w:jc w:val="both"/>
+        <w:rPr>
+          <w:sz w:val="24"/>
+          <w:szCs w:val="20"/>
+          <w:lang w:val="en-GB"/>
+        </w:rPr>
+      </w:pPr>
+      <w:proofErr w:type="spellStart"/>
+      <w:r>
+        <w:rPr>
+          <w:sz w:val="24"/>
+          <w:szCs w:val="20"/>
+          <w:lang w:val="en-GB"/>
+        </w:rPr>
+        <w:t>asset_overview</w:t>
+      </w:r>
+      <w:proofErr w:type="spellEnd"/>
+    </w:p>
+    <w:p>
+      <w:pPr>
+        <w:pStyle w:val="Prrafodelista"/>
+        <w:numPr>
+          <w:ilvl w:val="0"/>
+          <w:numId w:val="3"/>
+        </w:numPr>
+        <w:jc w:val="both"/>
+        <w:rPr>
+          <w:sz w:val="24"/>
+          <w:szCs w:val="20"/>
+          <w:lang w:val="en-GB"/>
+        </w:rPr>
+      </w:pPr>
+      <w:proofErr w:type="spellStart"/>
+      <w:r>
+        <w:rPr>
+          <w:sz w:val="24"/>
+          <w:szCs w:val="20"/>
+          <w:lang w:val="en-GB"/>
+        </w:rPr>
+        <w:t>return_analysis</w:t>
+      </w:r>
+      <w:proofErr w:type="spellEnd"/>
+    </w:p>
+    <w:p>
+      <w:pPr>
+        <w:pStyle w:val="Prrafodelista"/>
+        <w:numPr>
+          <w:ilvl w:val="0"/>
+          <w:numId w:val="3"/>
+        </w:numPr>
+        <w:jc w:val="both"/>
+        <w:rPr>
+          <w:sz w:val="24"/>
+          <w:szCs w:val="20"/>
+          <w:lang w:val="en-GB"/>
+        </w:rPr>
+      </w:pPr>
+      <w:proofErr w:type="spellStart"/>
+      <w:r>
+        <w:rPr>
+          <w:sz w:val="24"/>
+          <w:szCs w:val="20"/>
+          <w:lang w:val="en-GB"/>
+        </w:rPr>
+        <w:t>historical_risk_analysis</w:t>
+      </w:r>
+      <w:proofErr w:type="spellEnd"/>
+      <w:r>
+        <w:rPr>
+          <w:sz w:val="24"/>
+          <w:szCs w:val="20"/>
+          <w:lang w:val="en-GB"/>
+        </w:rPr>
+        <w:t> </w:t>
+      </w:r>
+    </w:p>
+    <w:p>
+      <w:pPr>
+        <w:pStyle w:val="Prrafodelista"/>
+        <w:numPr>
+          <w:ilvl w:val="0"/>
+          <w:numId w:val="3"/>
+        </w:numPr>
+        <w:jc w:val="both"/>
+        <w:rPr>
+          <w:sz w:val="24"/>
+          <w:szCs w:val="20"/>
+          <w:lang w:val="en-GB"/>
+        </w:rPr>
+      </w:pPr>
+      <w:proofErr w:type="spellStart"/>
+      <w:r>
+        <w:rPr>
+          <w:sz w:val="24"/>
+          <w:szCs w:val="20"/>
+          <w:lang w:val="en-GB"/>
+        </w:rPr>
+        <w:t>technical_analysis</w:t>
+      </w:r>
+      <w:proofErr w:type="spellEnd"/>
+    </w:p>
+    <w:p>
+      <w:pPr>
+        <w:jc w:val="both"/>
+        <w:rPr>
+          <w:sz w:val="24"/>
+          <w:szCs w:val="20"/>
+          <w:lang w:val="en-GB"/>
+        </w:rPr>
+      </w:pPr>
+      <w:r>
+        <w:rPr>
+          <w:sz w:val="24"/>
+          <w:szCs w:val="20"/>
+        </w:rPr>
+        <w:t>Cada intención se asocia a una familia analítica y a un agente especializado dentro del paquete </w:t>
+      </w:r>
+      <w:proofErr w:type="spellStart"/>
+      <w:r>
+        <w:rPr>
+          <w:sz w:val="24"/>
+          <w:szCs w:val="20"/>
+        </w:rPr>
+        <w:t>src</w:t>
+      </w:r>
+      <w:proofErr w:type="spellEnd"/>
+      <w:r>
+        <w:rPr>
+          <w:sz w:val="24"/>
+          <w:szCs w:val="20"/>
+        </w:rPr>
+        <w:t>/</w:t>
+      </w:r>
+      <w:proofErr w:type="spellStart"/>
+      <w:r>
+        <w:rPr>
+          <w:sz w:val="24"/>
+          <w:szCs w:val="20"/>
+        </w:rPr>
+        <w:t>agents</w:t>
+      </w:r>
+      <w:proofErr w:type="spellEnd"/>
+      <w:r>
+        <w:rPr>
+          <w:sz w:val="24"/>
+          <w:szCs w:val="20"/>
+        </w:rPr>
+        <w:t xml:space="preserve">/. Esta </w:t>
+      </w:r>
+      <w:proofErr w:type="spellStart"/>
+      <w:r>
+        <w:rPr>
+          <w:sz w:val="24"/>
+          <w:szCs w:val="20"/>
+        </w:rPr>
+        <w:t>modularización</w:t>
+      </w:r>
+      <w:proofErr w:type="spellEnd"/>
+      <w:r>
+        <w:rPr>
+          <w:sz w:val="24"/>
+          <w:szCs w:val="20"/>
+        </w:rPr>
+        <w:t xml:space="preserve"> permite separar la lógica específica de cada tipo de análisis y facilita que en el futuro una parte de esa lógica pueda ser sustituida o asistida por un LLM.</w:t>
+      </w:r>
+    </w:p>
+    <w:p>
+      <w:pPr>
+        <w:rPr>
+          <w:sz w:val="24"/>
+          <w:szCs w:val="20"/>
+        </w:rPr>
+      </w:pPr>
+    </w:p>
+    <w:p>
+      <w:pPr>
+        <w:jc w:val="both"/>
+        <w:rPr>
+          <w:sz w:val="24"/>
+          <w:szCs w:val="20"/>
+        </w:rPr>
+      </w:pPr>
+      <w:r>
+        <w:rPr>
+          <w:sz w:val="24"/>
+          <w:szCs w:val="20"/>
+        </w:rPr>
+        <w:t xml:space="preserve">La validación del </w:t>
+      </w:r>
+      <w:proofErr w:type="spellStart"/>
+      <w:r>
+        <w:rPr>
+          <w:sz w:val="24"/>
+          <w:szCs w:val="20"/>
+        </w:rPr>
+        <w:t>baseline</w:t>
+      </w:r>
+      <w:proofErr w:type="spellEnd"/>
+      <w:r>
+        <w:rPr>
+          <w:sz w:val="24"/>
+          <w:szCs w:val="20"/>
+        </w:rPr>
+        <w:t xml:space="preserve"> se realiza mediante pruebas automatizadas. Actualmente, la batería de pruebas incluye nueve casos: seis ejecuciones correctas, una por cada intención soportada, y tres escenarios de error controlado. Los escenarios negativos contemplan una intención no soportada, una ruta CSV inexistente y una petición de análisis técnico con un número incorrecto de </w:t>
+      </w:r>
+      <w:proofErr w:type="spellStart"/>
+      <w:r>
+        <w:rPr>
+          <w:sz w:val="24"/>
+          <w:szCs w:val="20"/>
+        </w:rPr>
+        <w:t>tickers</w:t>
+      </w:r>
+      <w:proofErr w:type="spellEnd"/>
+      <w:r>
+        <w:rPr>
+          <w:sz w:val="24"/>
+          <w:szCs w:val="20"/>
+        </w:rPr>
+        <w:t xml:space="preserve">. La ejecución actual de la batería de pruebas finaliza con nueve pruebas superadas sobre nueve, lo que indica que el </w:t>
+      </w:r>
+      <w:proofErr w:type="spellStart"/>
+      <w:r>
+        <w:rPr>
+          <w:sz w:val="24"/>
+          <w:szCs w:val="20"/>
+        </w:rPr>
+        <w:t>baseline</w:t>
+      </w:r>
+      <w:proofErr w:type="spellEnd"/>
+      <w:r>
+        <w:rPr>
+          <w:sz w:val="24"/>
+          <w:szCs w:val="20"/>
+        </w:rPr>
+        <w:t xml:space="preserve"> completa correctamente los flujos principales y gestiona de forma controlada los errores previstos.</w:t>
+      </w:r>
+    </w:p>
+    <w:p>
+      <w:pPr>
+        <w:rPr>
+          <w:sz w:val="24"/>
+          <w:szCs w:val="20"/>
+        </w:rPr>
+      </w:pPr>
+    </w:p>
+    <w:p>
+      <w:pPr>
         <w:rPr>
           <w:sz w:val="24"/>
           <w:szCs w:val="20"/>
@@ -9770,17 +8530,30 @@
           <w:sz w:val="24"/>
           <w:szCs w:val="20"/>
         </w:rPr>
-        <w:t xml:space="preserve">3.2. Resultados En Modelos </w:t>
+        <w:t>[Revisar al final del TFM]</w:t>
+      </w:r>
+      <w:r>
+        <w:rPr>
+          <w:sz w:val="24"/>
+          <w:szCs w:val="20"/>
+        </w:rPr>
+        <w:br/>
+      </w:r>
+      <w:r>
+        <w:rPr>
+          <w:sz w:val="24"/>
+          <w:szCs w:val="20"/>
+        </w:rPr>
+        <w:lastRenderedPageBreak/>
+        <w:t xml:space="preserve">Si integras LLM, esta sección puede convertirse en una comparación real: </w:t>
       </w:r>
       <w:proofErr w:type="spellStart"/>
       <w:r>
         <w:rPr>
-          <w:b/>
-          <w:bCs/>
-          <w:sz w:val="24"/>
-          <w:szCs w:val="20"/>
-        </w:rPr>
-        <w:t>Baseline</w:t>
+          <w:sz w:val="24"/>
+          <w:szCs w:val="20"/>
+        </w:rPr>
+        <w:t>baseline</w:t>
       </w:r>
       <w:proofErr w:type="spellEnd"/>
       <w:r>
@@ -9788,8 +8561,48 @@
           <w:sz w:val="24"/>
           <w:szCs w:val="20"/>
         </w:rPr>
-        <w:br/>
-        <w:t xml:space="preserve">En el contexto de este TFM, el término </w:t>
+        <w:t xml:space="preserve"> determinista vs sistema con LLM. Ahí podríamos añadir métricas como tasa de éxito, errores de ejecución, calidad de explicación y consistencia del formato de salida.</w:t>
+      </w:r>
+    </w:p>
+    <w:p>
+      <w:pPr>
+        <w:rPr>
+          <w:sz w:val="24"/>
+          <w:szCs w:val="20"/>
+        </w:rPr>
+      </w:pPr>
+    </w:p>
+    <w:p>
+      <w:pPr>
+        <w:pStyle w:val="Ttulo2"/>
+        <w:jc w:val="both"/>
+        <w:rPr>
+          <w:rFonts w:ascii="Times New Roman" w:hAnsi="Times New Roman" w:cs="Times New Roman"/>
+        </w:rPr>
+      </w:pPr>
+      <w:bookmarkStart w:id="12" w:name="_Toc226621096"/>
+      <w:r>
+        <w:rPr>
+          <w:rFonts w:ascii="Times New Roman" w:hAnsi="Times New Roman" w:cs="Times New Roman"/>
+        </w:rPr>
+        <w:t>Metodología Y Entrenamiento</w:t>
+      </w:r>
+      <w:bookmarkEnd w:id="12"/>
+    </w:p>
+    <w:p>
+      <w:pPr>
+        <w:jc w:val="both"/>
+        <w:rPr>
+          <w:sz w:val="24"/>
+          <w:szCs w:val="20"/>
+        </w:rPr>
+      </w:pPr>
+      <w:r>
+        <w:rPr>
+          <w:sz w:val="24"/>
+          <w:szCs w:val="20"/>
+        </w:rPr>
+        <w:t xml:space="preserve">Aunque la plantilla utiliza el término “entrenamiento”, en este trabajo no se realiza entrenamiento de un modelo de </w:t>
       </w:r>
       <w:proofErr w:type="spellStart"/>
       <w:r>
@@ -9797,7 +8610,7 @@
           <w:sz w:val="24"/>
           <w:szCs w:val="20"/>
         </w:rPr>
-        <w:t>baseline</w:t>
+        <w:t>deep</w:t>
       </w:r>
       <w:proofErr w:type="spellEnd"/>
       <w:r>
@@ -9805,7 +8618,7 @@
           <w:sz w:val="24"/>
           <w:szCs w:val="20"/>
         </w:rPr>
-        <w:t xml:space="preserve"> no se refiere a un modelo de aprendizaje profundo entrenado para resolver la tarea, sino a una versión determinista del sistema. Este </w:t>
+        <w:t xml:space="preserve"> </w:t>
       </w:r>
       <w:proofErr w:type="spellStart"/>
       <w:r>
@@ -9813,7 +8626,7 @@
           <w:sz w:val="24"/>
           <w:szCs w:val="20"/>
         </w:rPr>
-        <w:t>baseline</w:t>
+        <w:t>learning</w:t>
       </w:r>
       <w:proofErr w:type="spellEnd"/>
       <w:r>
@@ -9821,38 +8634,79 @@
           <w:sz w:val="24"/>
           <w:szCs w:val="20"/>
         </w:rPr>
-        <w:t xml:space="preserve"> está formado por reglas de validación, enrutado por intención, plantillas de generación de planes, </w:t>
-      </w:r>
-      <w:r>
-        <w:rPr>
-          <w:sz w:val="24"/>
-          <w:szCs w:val="20"/>
-        </w:rPr>
-        <w:lastRenderedPageBreak/>
-        <w:t>plantillas de generación de código y funciones de interpretación textual. Su objetivo es proporcionar una referencia estable antes de introducir componentes basados en LLM.</w:t>
-      </w:r>
-    </w:p>
-    <w:p>
-      <w:pPr>
-        <w:rPr>
-          <w:sz w:val="24"/>
-          <w:szCs w:val="20"/>
-        </w:rPr>
-      </w:pPr>
-    </w:p>
-    <w:p>
-      <w:pPr>
-        <w:rPr>
-          <w:sz w:val="24"/>
-          <w:szCs w:val="20"/>
-        </w:rPr>
-      </w:pPr>
-      <w:r>
-        <w:rPr>
-          <w:sz w:val="24"/>
-          <w:szCs w:val="20"/>
-        </w:rPr>
-        <w:t xml:space="preserve">La elección de un </w:t>
+        <w:t xml:space="preserve"> en la fase actual. Por ello, esta sección se interpreta como metodología de desarrollo, implementación y validación del sistema. Esta aclaración es importante, ya que el objetivo principal del TFM es construir una arquitectura funcional y extensible, no optimizar los pesos de una red neuronal.</w:t>
+      </w:r>
+    </w:p>
+    <w:p>
+      <w:pPr>
+        <w:rPr>
+          <w:sz w:val="24"/>
+          <w:szCs w:val="20"/>
+        </w:rPr>
+      </w:pPr>
+    </w:p>
+    <w:p>
+      <w:pPr>
+        <w:jc w:val="both"/>
+        <w:rPr>
+          <w:sz w:val="24"/>
+          <w:szCs w:val="20"/>
+        </w:rPr>
+      </w:pPr>
+      <w:r>
+        <w:rPr>
+          <w:sz w:val="24"/>
+          <w:szCs w:val="20"/>
+        </w:rPr>
+        <w:t>La metodología seguida es iterativa e incremental. En una primera fase se construyó un MVP mínimo capaz de ejecutar el flujo completo desde una consulta estructurada hasta una respuesta final. Esta primera versión permitió validar la viabilidad de la arquitectura: ingesta de datos, validación, enrutado, generación de código, ejecución e interpretación.</w:t>
+      </w:r>
+    </w:p>
+    <w:p>
+      <w:pPr>
+        <w:rPr>
+          <w:sz w:val="24"/>
+          <w:szCs w:val="20"/>
+        </w:rPr>
+      </w:pPr>
+    </w:p>
+    <w:p>
+      <w:pPr>
+        <w:jc w:val="both"/>
+        <w:rPr>
+          <w:sz w:val="24"/>
+          <w:szCs w:val="20"/>
+        </w:rPr>
+      </w:pPr>
+      <w:r>
+        <w:rPr>
+          <w:sz w:val="24"/>
+          <w:szCs w:val="20"/>
+        </w:rPr>
+        <w:t>En una segunda fase se amplió la cobertura analítica del sistema. A partir del flujo inicial, se incorporaron nuevas intenciones orientadas al análisis descriptivo, al cálculo de retornos y al análisis de riesgo histórico. Esta fase permitió comprobar que la arquitectura podía crecer sin necesidad de rediseñar el pipeline completo.</w:t>
+      </w:r>
+    </w:p>
+    <w:p>
+      <w:pPr>
+        <w:rPr>
+          <w:sz w:val="24"/>
+          <w:szCs w:val="20"/>
+        </w:rPr>
+      </w:pPr>
+    </w:p>
+    <w:p>
+      <w:pPr>
+        <w:jc w:val="both"/>
+        <w:rPr>
+          <w:sz w:val="24"/>
+          <w:szCs w:val="20"/>
+        </w:rPr>
+      </w:pPr>
+      <w:r>
+        <w:rPr>
+          <w:sz w:val="24"/>
+          <w:szCs w:val="20"/>
+        </w:rPr>
+        <w:t xml:space="preserve">En una tercera fase se añadió una intención de análisis técnico y se reforzó la robustez del sistema. El análisis técnico incorpora medias móviles y RSI, generando una señal interpretativa básica. Además, se añadieron pruebas para escenarios negativos, como intenciones no soportadas, ficheros CSV inexistentes o cardinalidad incorrecta de </w:t>
       </w:r>
       <w:proofErr w:type="spellStart"/>
       <w:r>
@@ -9860,7 +8714,7 @@
           <w:sz w:val="24"/>
           <w:szCs w:val="20"/>
         </w:rPr>
-        <w:t>baseline</w:t>
+        <w:t>tickers</w:t>
       </w:r>
       <w:proofErr w:type="spellEnd"/>
       <w:r>
@@ -9868,30 +8722,31 @@
           <w:sz w:val="24"/>
           <w:szCs w:val="20"/>
         </w:rPr>
-        <w:t xml:space="preserve"> determinista responde a una razón metodológica. Antes de permitir que un modelo de lenguaje genere planes o código de forma abierta, es conveniente definir qué entradas acepta el sistema, qué salidas debe producir, qué errores se consideran controlables y cómo se evalúa el resultado. De este modo, la versión determinista actúa como una arquitectura de referencia frente a la que comparar futuras versiones con LLM.</w:t>
-      </w:r>
-    </w:p>
-    <w:p>
-      <w:pPr>
-        <w:rPr>
-          <w:sz w:val="24"/>
-          <w:szCs w:val="20"/>
-        </w:rPr>
-      </w:pPr>
-    </w:p>
-    <w:p>
-      <w:pPr>
-        <w:rPr>
-          <w:sz w:val="24"/>
-          <w:szCs w:val="20"/>
-        </w:rPr>
-      </w:pPr>
-      <w:r>
-        <w:rPr>
-          <w:sz w:val="24"/>
-          <w:szCs w:val="20"/>
-        </w:rPr>
-        <w:t xml:space="preserve">El </w:t>
+        <w:t>. Esta fase no solo incrementó la cobertura funcional, sino que también mejoró la capacidad del sistema para fallar de forma controlada.</w:t>
+      </w:r>
+    </w:p>
+    <w:p>
+      <w:pPr>
+        <w:rPr>
+          <w:sz w:val="24"/>
+          <w:szCs w:val="20"/>
+        </w:rPr>
+      </w:pPr>
+    </w:p>
+    <w:p>
+      <w:pPr>
+        <w:jc w:val="both"/>
+        <w:rPr>
+          <w:sz w:val="24"/>
+          <w:szCs w:val="20"/>
+        </w:rPr>
+      </w:pPr>
+      <w:r>
+        <w:rPr>
+          <w:sz w:val="24"/>
+          <w:szCs w:val="20"/>
+        </w:rPr>
+        <w:t xml:space="preserve">Como cierre técnico de la tercera iteración, se realizó una </w:t>
       </w:r>
       <w:proofErr w:type="spellStart"/>
       <w:r>
@@ -9899,7 +8754,7 @@
           <w:sz w:val="24"/>
           <w:szCs w:val="20"/>
         </w:rPr>
-        <w:t>baseline</w:t>
+        <w:t>modularización</w:t>
       </w:r>
       <w:proofErr w:type="spellEnd"/>
       <w:r>
@@ -9907,7 +8762,7 @@
           <w:sz w:val="24"/>
           <w:szCs w:val="20"/>
         </w:rPr>
-        <w:t xml:space="preserve"> actual soporta seis intenciones analíticas: price_growth, compare_assets, asset_overview, return_analysis, historical_risk_analysis y technical_analysis. Cada intención se asocia a una familia analítica y a un agente especializado dentro del paquete </w:t>
+        <w:t xml:space="preserve"> por familias de agentes. La lógica que antes estaba más concentrada en módulos generales del grafo se reorganizó en </w:t>
       </w:r>
       <w:proofErr w:type="spellStart"/>
       <w:r>
@@ -9939,371 +8794,6 @@
           <w:sz w:val="24"/>
           <w:szCs w:val="20"/>
         </w:rPr>
-        <w:t xml:space="preserve">/. Esta </w:t>
-      </w:r>
-      <w:proofErr w:type="spellStart"/>
-      <w:r>
-        <w:rPr>
-          <w:sz w:val="24"/>
-          <w:szCs w:val="20"/>
-        </w:rPr>
-        <w:t>modularización</w:t>
-      </w:r>
-      <w:proofErr w:type="spellEnd"/>
-      <w:r>
-        <w:rPr>
-          <w:sz w:val="24"/>
-          <w:szCs w:val="20"/>
-        </w:rPr>
-        <w:t xml:space="preserve"> permite separar la lógica específica de cada tipo de análisis y facilita que en el futuro una parte de esa lógica pueda ser sustituida o asistida por un LLM.</w:t>
-      </w:r>
-    </w:p>
-    <w:p>
-      <w:pPr>
-        <w:rPr>
-          <w:sz w:val="24"/>
-          <w:szCs w:val="20"/>
-        </w:rPr>
-      </w:pPr>
-    </w:p>
-    <w:p>
-      <w:pPr>
-        <w:rPr>
-          <w:sz w:val="24"/>
-          <w:szCs w:val="20"/>
-        </w:rPr>
-      </w:pPr>
-      <w:r>
-        <w:rPr>
-          <w:sz w:val="24"/>
-          <w:szCs w:val="20"/>
-        </w:rPr>
-        <w:t xml:space="preserve">La validación del </w:t>
-      </w:r>
-      <w:proofErr w:type="spellStart"/>
-      <w:r>
-        <w:rPr>
-          <w:sz w:val="24"/>
-          <w:szCs w:val="20"/>
-        </w:rPr>
-        <w:t>baseline</w:t>
-      </w:r>
-      <w:proofErr w:type="spellEnd"/>
-      <w:r>
-        <w:rPr>
-          <w:sz w:val="24"/>
-          <w:szCs w:val="20"/>
-        </w:rPr>
-        <w:t xml:space="preserve"> se realiza mediante pruebas automatizadas. Actualmente, la batería de pruebas incluye nueve casos: seis ejecuciones correctas, una por cada intención soportada, y tres escenarios de error controlado. Los escenarios negativos contemplan una intención no soportada, una ruta CSV inexistente y una petición de análisis técnico con un número incorrecto de </w:t>
-      </w:r>
-      <w:proofErr w:type="spellStart"/>
-      <w:r>
-        <w:rPr>
-          <w:sz w:val="24"/>
-          <w:szCs w:val="20"/>
-        </w:rPr>
-        <w:t>tickers</w:t>
-      </w:r>
-      <w:proofErr w:type="spellEnd"/>
-      <w:r>
-        <w:rPr>
-          <w:sz w:val="24"/>
-          <w:szCs w:val="20"/>
-        </w:rPr>
-        <w:t xml:space="preserve">. La ejecución actual de la batería de pruebas finaliza con nueve pruebas superadas sobre nueve, lo que indica que el </w:t>
-      </w:r>
-      <w:proofErr w:type="spellStart"/>
-      <w:r>
-        <w:rPr>
-          <w:sz w:val="24"/>
-          <w:szCs w:val="20"/>
-        </w:rPr>
-        <w:t>baseline</w:t>
-      </w:r>
-      <w:proofErr w:type="spellEnd"/>
-      <w:r>
-        <w:rPr>
-          <w:sz w:val="24"/>
-          <w:szCs w:val="20"/>
-        </w:rPr>
-        <w:t xml:space="preserve"> completa correctamente los flujos principales y gestiona de forma controlada los errores previstos.</w:t>
-      </w:r>
-    </w:p>
-    <w:p>
-      <w:pPr>
-        <w:rPr>
-          <w:sz w:val="24"/>
-          <w:szCs w:val="20"/>
-        </w:rPr>
-      </w:pPr>
-    </w:p>
-    <w:p>
-      <w:pPr>
-        <w:rPr>
-          <w:sz w:val="24"/>
-          <w:szCs w:val="20"/>
-        </w:rPr>
-      </w:pPr>
-      <w:r>
-        <w:rPr>
-          <w:b/>
-          <w:bCs/>
-          <w:sz w:val="24"/>
-          <w:szCs w:val="20"/>
-        </w:rPr>
-        <w:t>[Revisar al final del TFM]</w:t>
-      </w:r>
-      <w:r>
-        <w:rPr>
-          <w:sz w:val="24"/>
-          <w:szCs w:val="20"/>
-        </w:rPr>
-        <w:br/>
-        <w:t xml:space="preserve">Si integras LLM, esta sección puede convertirse en una comparación real: </w:t>
-      </w:r>
-      <w:proofErr w:type="spellStart"/>
-      <w:r>
-        <w:rPr>
-          <w:sz w:val="24"/>
-          <w:szCs w:val="20"/>
-        </w:rPr>
-        <w:t>baseline</w:t>
-      </w:r>
-      <w:proofErr w:type="spellEnd"/>
-      <w:r>
-        <w:rPr>
-          <w:sz w:val="24"/>
-          <w:szCs w:val="20"/>
-        </w:rPr>
-        <w:t xml:space="preserve"> determinista vs sistema con LLM. Ahí podríamos añadir métricas como tasa de éxito, errores de ejecución, calidad de explicación y consistencia del formato de salida.</w:t>
-      </w:r>
-    </w:p>
-    <w:p>
-      <w:pPr>
-        <w:rPr>
-          <w:sz w:val="24"/>
-          <w:szCs w:val="20"/>
-        </w:rPr>
-      </w:pPr>
-    </w:p>
-    <w:p>
-      <w:pPr>
-        <w:rPr>
-          <w:sz w:val="24"/>
-          <w:szCs w:val="20"/>
-        </w:rPr>
-      </w:pPr>
-      <w:r>
-        <w:rPr>
-          <w:b/>
-          <w:bCs/>
-          <w:sz w:val="24"/>
-          <w:szCs w:val="20"/>
-        </w:rPr>
-        <w:t>3.3. Metodología Y Entrenamiento</w:t>
-      </w:r>
-      <w:r>
-        <w:rPr>
-          <w:sz w:val="24"/>
-          <w:szCs w:val="20"/>
-        </w:rPr>
-        <w:br/>
-        <w:t xml:space="preserve">Aunque la plantilla utiliza el término “entrenamiento”, en este trabajo no se realiza entrenamiento de un modelo de </w:t>
-      </w:r>
-      <w:proofErr w:type="spellStart"/>
-      <w:r>
-        <w:rPr>
-          <w:sz w:val="24"/>
-          <w:szCs w:val="20"/>
-        </w:rPr>
-        <w:t>deep</w:t>
-      </w:r>
-      <w:proofErr w:type="spellEnd"/>
-      <w:r>
-        <w:rPr>
-          <w:sz w:val="24"/>
-          <w:szCs w:val="20"/>
-        </w:rPr>
-        <w:t xml:space="preserve"> </w:t>
-      </w:r>
-      <w:proofErr w:type="spellStart"/>
-      <w:r>
-        <w:rPr>
-          <w:sz w:val="24"/>
-          <w:szCs w:val="20"/>
-        </w:rPr>
-        <w:t>learning</w:t>
-      </w:r>
-      <w:proofErr w:type="spellEnd"/>
-      <w:r>
-        <w:rPr>
-          <w:sz w:val="24"/>
-          <w:szCs w:val="20"/>
-        </w:rPr>
-        <w:t xml:space="preserve"> en la fase actual. Por ello, esta sección se interpreta como metodología de desarrollo, implementación y validación del sistema. Esta aclaración es importante, ya que el objetivo principal del TFM es construir una arquitectura funcional y extensible, no optimizar los pesos de una red neuronal.</w:t>
-      </w:r>
-    </w:p>
-    <w:p>
-      <w:pPr>
-        <w:rPr>
-          <w:sz w:val="24"/>
-          <w:szCs w:val="20"/>
-        </w:rPr>
-      </w:pPr>
-    </w:p>
-    <w:p>
-      <w:pPr>
-        <w:rPr>
-          <w:sz w:val="24"/>
-          <w:szCs w:val="20"/>
-        </w:rPr>
-      </w:pPr>
-      <w:r>
-        <w:rPr>
-          <w:sz w:val="24"/>
-          <w:szCs w:val="20"/>
-        </w:rPr>
-        <w:t>La metodología seguida es iterativa e incremental. En una primera fase se construyó un MVP mínimo capaz de ejecutar el flujo completo desde una consulta estructurada hasta una respuesta final. Esta primera versión permitió validar la viabilidad de la arquitectura: ingesta de datos, validación, enrutado, generación de código, ejecución e interpretación.</w:t>
-      </w:r>
-    </w:p>
-    <w:p>
-      <w:pPr>
-        <w:rPr>
-          <w:sz w:val="24"/>
-          <w:szCs w:val="20"/>
-        </w:rPr>
-      </w:pPr>
-    </w:p>
-    <w:p>
-      <w:pPr>
-        <w:rPr>
-          <w:sz w:val="24"/>
-          <w:szCs w:val="20"/>
-        </w:rPr>
-      </w:pPr>
-      <w:r>
-        <w:rPr>
-          <w:sz w:val="24"/>
-          <w:szCs w:val="20"/>
-        </w:rPr>
-        <w:t>En una segunda fase se amplió la cobertura analítica del sistema. A partir del flujo inicial, se incorporaron nuevas intenciones orientadas al análisis descriptivo, al cálculo de retornos y al análisis de riesgo histórico. Esta fase permitió comprobar que la arquitectura podía crecer sin necesidad de rediseñar el pipeline completo.</w:t>
-      </w:r>
-    </w:p>
-    <w:p>
-      <w:pPr>
-        <w:rPr>
-          <w:sz w:val="24"/>
-          <w:szCs w:val="20"/>
-        </w:rPr>
-      </w:pPr>
-    </w:p>
-    <w:p>
-      <w:pPr>
-        <w:rPr>
-          <w:sz w:val="24"/>
-          <w:szCs w:val="20"/>
-        </w:rPr>
-      </w:pPr>
-      <w:r>
-        <w:rPr>
-          <w:sz w:val="24"/>
-          <w:szCs w:val="20"/>
-        </w:rPr>
-        <w:t xml:space="preserve">En una tercera fase se añadió una intención de análisis técnico y se reforzó la robustez del sistema. El análisis técnico incorpora medias móviles y RSI, generando una señal interpretativa básica. Además, se añadieron pruebas para escenarios negativos, como intenciones no soportadas, ficheros CSV inexistentes o cardinalidad incorrecta de </w:t>
-      </w:r>
-      <w:proofErr w:type="spellStart"/>
-      <w:r>
-        <w:rPr>
-          <w:sz w:val="24"/>
-          <w:szCs w:val="20"/>
-        </w:rPr>
-        <w:t>tickers</w:t>
-      </w:r>
-      <w:proofErr w:type="spellEnd"/>
-      <w:r>
-        <w:rPr>
-          <w:sz w:val="24"/>
-          <w:szCs w:val="20"/>
-        </w:rPr>
-        <w:t xml:space="preserve">. Esta fase no solo incrementó la cobertura funcional, </w:t>
-      </w:r>
-      <w:r>
-        <w:rPr>
-          <w:sz w:val="24"/>
-          <w:szCs w:val="20"/>
-        </w:rPr>
-        <w:lastRenderedPageBreak/>
-        <w:t>sino que también mejoró la capacidad del sistema para fallar de forma controlada.</w:t>
-      </w:r>
-    </w:p>
-    <w:p>
-      <w:pPr>
-        <w:rPr>
-          <w:sz w:val="24"/>
-          <w:szCs w:val="20"/>
-        </w:rPr>
-      </w:pPr>
-    </w:p>
-    <w:p>
-      <w:pPr>
-        <w:rPr>
-          <w:sz w:val="24"/>
-          <w:szCs w:val="20"/>
-        </w:rPr>
-      </w:pPr>
-      <w:r>
-        <w:rPr>
-          <w:sz w:val="24"/>
-          <w:szCs w:val="20"/>
-        </w:rPr>
-        <w:t xml:space="preserve">Como cierre técnico de la tercera iteración, se realizó una </w:t>
-      </w:r>
-      <w:proofErr w:type="spellStart"/>
-      <w:r>
-        <w:rPr>
-          <w:sz w:val="24"/>
-          <w:szCs w:val="20"/>
-        </w:rPr>
-        <w:t>modularización</w:t>
-      </w:r>
-      <w:proofErr w:type="spellEnd"/>
-      <w:r>
-        <w:rPr>
-          <w:sz w:val="24"/>
-          <w:szCs w:val="20"/>
-        </w:rPr>
-        <w:t xml:space="preserve"> por familias de agentes. La lógica que antes estaba más concentrada en módulos generales del grafo se reorganizó en </w:t>
-      </w:r>
-      <w:proofErr w:type="spellStart"/>
-      <w:r>
-        <w:rPr>
-          <w:sz w:val="24"/>
-          <w:szCs w:val="20"/>
-        </w:rPr>
-        <w:t>src</w:t>
-      </w:r>
-      <w:proofErr w:type="spellEnd"/>
-      <w:r>
-        <w:rPr>
-          <w:sz w:val="24"/>
-          <w:szCs w:val="20"/>
-        </w:rPr>
-        <w:t>/</w:t>
-      </w:r>
-      <w:proofErr w:type="spellStart"/>
-      <w:r>
-        <w:rPr>
-          <w:sz w:val="24"/>
-          <w:szCs w:val="20"/>
-        </w:rPr>
-        <w:t>agents</w:t>
-      </w:r>
-      <w:proofErr w:type="spellEnd"/>
-      <w:r>
-        <w:rPr>
-          <w:sz w:val="24"/>
-          <w:szCs w:val="20"/>
-        </w:rPr>
         <w:t>/, separando crecimiento y comparación, análisis descriptivo, retornos, riesgo e indicadores técnicos. Un registro común permite relacionar cada intención con su agente, su plan analítico, su cuerpo de código generado y su función de interpretación. Esta reorganización prepara el sistema para una futura integración de LLM, ya que define interfaces más claras entre las partes deterministas y las partes que podrían pasar a ser generativas.</w:t>
       </w:r>
     </w:p>
@@ -10317,6 +8807,7 @@
     </w:p>
     <w:p>
       <w:pPr>
+        <w:jc w:val="both"/>
         <w:rPr>
           <w:sz w:val="24"/>
           <w:szCs w:val="20"/>
@@ -10467,6 +8958,7 @@
         <w:docPartUnique/>
       </w:docPartObj>
     </w:sdtPr>
+    <w:sdtEndPr/>
     <w:sdtContent>
       <w:p>
         <w:pPr>
@@ -10521,6 +9013,119 @@
 <file path=word/numbering.xml><?xml version="1.0" encoding="utf-8"?>
 <w:numbering xmlns:wpc="http://schemas.microsoft.com/office/word/2010/wordprocessingCanvas" xmlns:cx="http://schemas.microsoft.com/office/drawing/2014/chartex" xmlns:cx1="http://schemas.microsoft.com/office/drawing/2015/9/8/chartex" xmlns:cx2="http://schemas.microsoft.com/office/drawing/2015/10/21/chartex" xmlns:cx3="http://schemas.microsoft.com/office/drawing/2016/5/9/chartex" xmlns:cx4="http://schemas.microsoft.com/office/drawing/2016/5/10/chartex" xmlns:cx5="http://schemas.microsoft.com/office/drawing/2016/5/11/chartex" xmlns:cx6="http://schemas.microsoft.com/office/drawing/2016/5/12/chartex" xmlns:cx7="http://schemas.microsoft.com/office/drawing/2016/5/13/chartex" xmlns:cx8="http://schemas.microsoft.com/office/drawing/2016/5/14/chartex" xmlns:mc="http://schemas.openxmlformats.org/markup-compatibility/2006" xmlns:aink="http://schemas.microsoft.com/office/drawing/2016/ink" xmlns:am3d="http://schemas.microsoft.com/office/drawing/2017/model3d" xmlns:o="urn:schemas-microsoft-com:office:office" xmlns:oel="http://schemas.microsoft.com/office/2019/extlst" xmlns:r="http://schemas.openxmlformats.org/officeDocument/2006/relationships" xmlns:m="http://schemas.openxmlformats.org/officeDocument/2006/math" xmlns:v="urn:schemas-microsoft-com:vml" xmlns:wp14="http://schemas.microsoft.com/office/word/2010/wordprocessingDrawing" xmlns:wp="http://schemas.openxmlformats.org/drawingml/2006/wordprocessingDrawing" xmlns:w10="urn:schemas-microsoft-com:office:word" xmlns:w="http://schemas.openxmlformats.org/wordprocessingml/2006/main" xmlns:w14="http://schemas.microsoft.com/office/word/2010/wordml" xmlns:w15="http://schemas.microsoft.com/office/word/2012/wordml" xmlns:w16cex="http://schemas.microsoft.com/office/word/2018/wordml/cex" xmlns:w16cid="http://schemas.microsoft.com/office/word/2016/wordml/cid" xmlns:w16="http://schemas.microsoft.com/office/word/2018/wordml" xmlns:w16du="http://schemas.microsoft.com/office/word/2023/wordml/word16du" xmlns:w16sdtdh="http://schemas.microsoft.com/office/word/2020/wordml/sdtdatahash" xmlns:w16sdtfl="http://schemas.microsoft.com/office/word/2024/wordml/sdtformatlock" xmlns:w16se="http://schemas.microsoft.com/office/word/2015/wordml/symex" xmlns:wpg="http://schemas.microsoft.com/office/word/2010/wordprocessingGroup" xmlns:wpi="http://schemas.microsoft.com/office/word/2010/wordprocessingInk" xmlns:wne="http://schemas.microsoft.com/office/word/2006/wordml" xmlns:wps="http://schemas.microsoft.com/office/word/2010/wordprocessingShape" mc:Ignorable="w14 w15 w16se w16cid w16 w16cex w16sdtdh w16sdtfl w16du wp14">
   <w:abstractNum w:abstractNumId="0" w15:restartNumberingAfterBreak="0">
+    <w:nsid w:val="20B90958"/>
+    <w:multiLevelType w:val="hybridMultilevel"/>
+    <w:tmpl w:val="42E266E8"/>
+    <w:lvl w:ilvl="0" w:tplc="0C0A0001">
+      <w:start w:val="1"/>
+      <w:numFmt w:val="bullet"/>
+      <w:lvlText w:val=""/>
+      <w:lvlJc w:val="left"/>
+      <w:pPr>
+        <w:ind w:left="720" w:hanging="360"/>
+      </w:pPr>
+      <w:rPr>
+        <w:rFonts w:ascii="Symbol" w:hAnsi="Symbol" w:hint="default"/>
+      </w:rPr>
+    </w:lvl>
+    <w:lvl w:ilvl="1" w:tplc="0C0A0003" w:tentative="1">
+      <w:start w:val="1"/>
+      <w:numFmt w:val="bullet"/>
+      <w:lvlText w:val="o"/>
+      <w:lvlJc w:val="left"/>
+      <w:pPr>
+        <w:ind w:left="1440" w:hanging="360"/>
+      </w:pPr>
+      <w:rPr>
+        <w:rFonts w:ascii="Courier New" w:hAnsi="Courier New" w:cs="Courier New" w:hint="default"/>
+      </w:rPr>
+    </w:lvl>
+    <w:lvl w:ilvl="2" w:tplc="0C0A0005" w:tentative="1">
+      <w:start w:val="1"/>
+      <w:numFmt w:val="bullet"/>
+      <w:lvlText w:val=""/>
+      <w:lvlJc w:val="left"/>
+      <w:pPr>
+        <w:ind w:left="2160" w:hanging="360"/>
+      </w:pPr>
+      <w:rPr>
+        <w:rFonts w:ascii="Wingdings" w:hAnsi="Wingdings" w:hint="default"/>
+      </w:rPr>
+    </w:lvl>
+    <w:lvl w:ilvl="3" w:tplc="0C0A0001" w:tentative="1">
+      <w:start w:val="1"/>
+      <w:numFmt w:val="bullet"/>
+      <w:lvlText w:val=""/>
+      <w:lvlJc w:val="left"/>
+      <w:pPr>
+        <w:ind w:left="2880" w:hanging="360"/>
+      </w:pPr>
+      <w:rPr>
+        <w:rFonts w:ascii="Symbol" w:hAnsi="Symbol" w:hint="default"/>
+      </w:rPr>
+    </w:lvl>
+    <w:lvl w:ilvl="4" w:tplc="0C0A0003" w:tentative="1">
+      <w:start w:val="1"/>
+      <w:numFmt w:val="bullet"/>
+      <w:lvlText w:val="o"/>
+      <w:lvlJc w:val="left"/>
+      <w:pPr>
+        <w:ind w:left="3600" w:hanging="360"/>
+      </w:pPr>
+      <w:rPr>
+        <w:rFonts w:ascii="Courier New" w:hAnsi="Courier New" w:cs="Courier New" w:hint="default"/>
+      </w:rPr>
+    </w:lvl>
+    <w:lvl w:ilvl="5" w:tplc="0C0A0005" w:tentative="1">
+      <w:start w:val="1"/>
+      <w:numFmt w:val="bullet"/>
+      <w:lvlText w:val=""/>
+      <w:lvlJc w:val="left"/>
+      <w:pPr>
+        <w:ind w:left="4320" w:hanging="360"/>
+      </w:pPr>
+      <w:rPr>
+        <w:rFonts w:ascii="Wingdings" w:hAnsi="Wingdings" w:hint="default"/>
+      </w:rPr>
+    </w:lvl>
+    <w:lvl w:ilvl="6" w:tplc="0C0A0001" w:tentative="1">
+      <w:start w:val="1"/>
+      <w:numFmt w:val="bullet"/>
+      <w:lvlText w:val=""/>
+      <w:lvlJc w:val="left"/>
+      <w:pPr>
+        <w:ind w:left="5040" w:hanging="360"/>
+      </w:pPr>
+      <w:rPr>
+        <w:rFonts w:ascii="Symbol" w:hAnsi="Symbol" w:hint="default"/>
+      </w:rPr>
+    </w:lvl>
+    <w:lvl w:ilvl="7" w:tplc="0C0A0003" w:tentative="1">
+      <w:start w:val="1"/>
+      <w:numFmt w:val="bullet"/>
+      <w:lvlText w:val="o"/>
+      <w:lvlJc w:val="left"/>
+      <w:pPr>
+        <w:ind w:left="5760" w:hanging="360"/>
+      </w:pPr>
+      <w:rPr>
+        <w:rFonts w:ascii="Courier New" w:hAnsi="Courier New" w:cs="Courier New" w:hint="default"/>
+      </w:rPr>
+    </w:lvl>
+    <w:lvl w:ilvl="8" w:tplc="0C0A0005" w:tentative="1">
+      <w:start w:val="1"/>
+      <w:numFmt w:val="bullet"/>
+      <w:lvlText w:val=""/>
+      <w:lvlJc w:val="left"/>
+      <w:pPr>
+        <w:ind w:left="6480" w:hanging="360"/>
+      </w:pPr>
+      <w:rPr>
+        <w:rFonts w:ascii="Wingdings" w:hAnsi="Wingdings" w:hint="default"/>
+      </w:rPr>
+    </w:lvl>
+  </w:abstractNum>
+  <w:abstractNum w:abstractNumId="1" w15:restartNumberingAfterBreak="0">
     <w:nsid w:val="46225AEB"/>
     <w:multiLevelType w:val="multilevel"/>
     <w:tmpl w:val="84448D28"/>
@@ -10633,7 +9238,7 @@
       </w:pPr>
     </w:lvl>
   </w:abstractNum>
-  <w:abstractNum w:abstractNumId="1" w15:restartNumberingAfterBreak="0">
+  <w:abstractNum w:abstractNumId="2" w15:restartNumberingAfterBreak="0">
     <w:nsid w:val="48965B23"/>
     <w:multiLevelType w:val="multilevel"/>
     <w:tmpl w:val="46FCA754"/>
@@ -10783,10 +9388,13 @@
     </w:lvl>
   </w:abstractNum>
   <w:num w:numId="1" w16cid:durableId="1374042203">
-    <w:abstractNumId w:val="0"/>
+    <w:abstractNumId w:val="1"/>
   </w:num>
   <w:num w:numId="2" w16cid:durableId="1770277356">
-    <w:abstractNumId w:val="1"/>
+    <w:abstractNumId w:val="2"/>
+  </w:num>
+  <w:num w:numId="3" w16cid:durableId="71202430">
+    <w:abstractNumId w:val="0"/>
   </w:num>
 </w:numbering>
 </file>
@@ -11403,6 +10011,7 @@
   <w:style w:type="character" w:default="1" w:styleId="Fuentedeprrafopredeter">
     <w:name w:val="Default Paragraph Font"/>
     <w:uiPriority w:val="1"/>
+    <w:semiHidden/>
     <w:unhideWhenUsed/>
   </w:style>
   <w:style w:type="table" w:default="1" w:styleId="Tablanormal">
